--- a/database/seeders/templates/partner-documents/Phu_luc_thay_doi_vi_tri_cum_san_SportGo.docx
+++ b/database/seeders/templates/partner-documents/Phu_luc_thay_doi_vi_tri_cum_san_SportGo.docx
@@ -4,128 +4,123 @@
   <w:body>
     <w:p>
       <w:pPr>
-        <w:spacing w:before="0" w:after="60" w:line="276" w:lineRule="auto"/>
+        <w:spacing w:before="0" w:after="120" w:line="300" w:lineRule="exact"/>
         <w:jc w:val="center"/>
       </w:pPr>
       <w:r>
         <w:rPr>
-          <w:rFonts w:ascii="Times New Roman" w:hAnsi="Times New Roman" w:eastAsia="Times New Roman"/>
+          <w:rFonts w:ascii="Times New Roman" w:hAnsi="Times New Roman" w:eastAsia="Times New Roman" w:cs="Times New Roman"/>
           <w:b/>
           <w:i w:val="0"/>
           <w:sz w:val="28"/>
+          <w:color w:val="000000"/>
+          <w:szCs w:val="26"/>
         </w:rPr>
         <w:t>Phụ lục I</w:t>
       </w:r>
     </w:p>
     <w:p>
       <w:pPr>
-        <w:spacing w:before="0" w:after="40" w:line="276" w:lineRule="auto"/>
+        <w:spacing w:before="0" w:after="0" w:line="276" w:lineRule="auto"/>
         <w:jc w:val="center"/>
       </w:pPr>
       <w:r>
         <w:rPr>
-          <w:rFonts w:ascii="Times New Roman" w:hAnsi="Times New Roman" w:eastAsia="Times New Roman"/>
-          <w:b/>
+          <w:rFonts w:ascii="Times New Roman" w:hAnsi="Times New Roman" w:eastAsia="Times New Roman" w:cs="Times New Roman"/>
+          <w:b w:val="1"/>
           <w:i w:val="0"/>
-          <w:sz w:val="27"/>
+          <w:sz w:val="28"/>
+          <w:color w:val="000000"/>
+          <w:szCs w:val="28"/>
         </w:rPr>
         <w:t>THÔNG TIN THAY ĐỔI VỊ TRÍ CỤM SÂN</w:t>
       </w:r>
     </w:p>
     <w:p>
       <w:pPr>
-        <w:spacing w:before="0" w:after="200" w:line="276" w:lineRule="auto"/>
-        <w:jc w:val="center"/>
+        <w:spacing w:before="0" w:after="120" w:line="300" w:lineRule="exact"/>
+        <w:jc w:val="both"/>
+        <w:ind w:firstLine="567"/>
       </w:pPr>
       <w:r>
         <w:rPr>
-          <w:rFonts w:ascii="Times New Roman" w:hAnsi="Times New Roman" w:eastAsia="Times New Roman"/>
+          <w:rFonts w:ascii="Times New Roman" w:hAnsi="Times New Roman" w:eastAsia="Times New Roman" w:cs="Times New Roman"/>
           <w:b w:val="0"/>
           <w:i/>
           <w:sz w:val="26"/>
+          <w:color w:val="000000"/>
+          <w:szCs w:val="26"/>
         </w:rPr>
         <w:t>(Kèm theo Đơn yêu cầu thay đổi vị trí cụm sân số: ……/ĐYCĐVT-SG ngày …… tháng …… năm …… của Chủ sân/Đối tác)</w:t>
       </w:r>
     </w:p>
     <w:p>
       <w:pPr>
-        <w:spacing w:before="0" w:after="160" w:line="276" w:lineRule="auto"/>
+        <w:spacing w:before="0" w:after="0" w:line="276" w:lineRule="auto"/>
         <w:jc w:val="center"/>
       </w:pPr>
       <w:r>
         <w:rPr>
-          <w:rFonts w:ascii="Times New Roman" w:hAnsi="Times New Roman" w:eastAsia="Times New Roman"/>
+          <w:rFonts w:ascii="Times New Roman" w:hAnsi="Times New Roman" w:eastAsia="Times New Roman" w:cs="Times New Roman"/>
           <w:b w:val="0"/>
           <w:i w:val="0"/>
           <w:sz w:val="26"/>
+          <w:color w:val="000000"/>
+          <w:szCs w:val="26"/>
         </w:rPr>
         <w:t>----------------</w:t>
       </w:r>
     </w:p>
     <w:p>
       <w:pPr>
-        <w:spacing w:before="120" w:after="60" w:line="276" w:lineRule="auto"/>
+        <w:spacing w:before="0" w:after="0" w:line="276" w:lineRule="auto"/>
         <w:jc w:val="left"/>
       </w:pPr>
       <w:r>
         <w:rPr>
-          <w:rFonts w:ascii="Times New Roman" w:hAnsi="Times New Roman" w:eastAsia="Times New Roman"/>
-          <w:b/>
+          <w:rFonts w:ascii="Times New Roman" w:hAnsi="Times New Roman" w:eastAsia="Times New Roman" w:cs="Times New Roman"/>
+          <w:b w:val="1"/>
           <w:i w:val="0"/>
           <w:sz w:val="26"/>
+          <w:color w:val="000000"/>
+          <w:szCs w:val="26"/>
         </w:rPr>
         <w:t>I. Thông tin hồ sơ và đối tượng áp dụng</w:t>
       </w:r>
     </w:p>
     <w:tbl>
       <w:tblPr>
-        <w:tblW w:type="auto" w:w="0"/>
+        <w:tblW w:type="dxa" w:w="9000"/>
         <w:jc w:val="center"/>
         <w:tblLayout w:type="fixed"/>
         <w:tblLook w:firstColumn="1" w:firstRow="1" w:lastColumn="0" w:lastRow="0" w:noHBand="0" w:noVBand="1" w:val="04A0"/>
         <w:tblBorders>
-          <w:top w:val="single" w:sz="4" w:space="0" w:color="A6A6A6"/>
-          <w:left w:val="single" w:sz="4" w:space="0" w:color="A6A6A6"/>
-          <w:bottom w:val="single" w:sz="4" w:space="0" w:color="A6A6A6"/>
-          <w:right w:val="single" w:sz="4" w:space="0" w:color="A6A6A6"/>
-          <w:insideH w:val="single" w:sz="4" w:space="0" w:color="A6A6A6"/>
-          <w:insideV w:val="single" w:sz="4" w:space="0" w:color="A6A6A6"/>
+          <w:top w:val="single" w:sz="4" w:space="0" w:color="000000"/>
+          <w:left w:val="single" w:sz="4" w:space="0" w:color="000000"/>
+          <w:bottom w:val="single" w:sz="4" w:space="0" w:color="000000"/>
+          <w:right w:val="single" w:sz="4" w:space="0" w:color="000000"/>
+          <w:insideH w:val="single" w:sz="4" w:space="0" w:color="000000"/>
+          <w:insideV w:val="single" w:sz="4" w:space="0" w:color="000000"/>
         </w:tblBorders>
+        <w:tblInd w:w="0" w:type="dxa"/>
+        <w:tblCellMar>
+          <w:top w:w="60" w:type="dxa"/>
+          <w:left w:w="90" w:type="dxa"/>
+          <w:bottom w:w="60" w:type="dxa"/>
+          <w:right w:w="90" w:type="dxa"/>
+        </w:tblCellMar>
       </w:tblPr>
       <w:tblGrid>
-        <w:gridCol w:w="4535"/>
-        <w:gridCol w:w="4535"/>
+        <w:gridCol w:w="2700"/>
+        <w:gridCol w:w="6300"/>
       </w:tblGrid>
       <w:tr>
+        <w:trPr>
+          <w:cantSplit/>
+        </w:trPr>
         <w:tc>
           <w:tcPr>
-            <w:tcW w:type="dxa" w:w="2948"/>
-            <w:tcMar>
-              <w:top w:w="80" w:type="dxa"/>
-              <w:start w:w="80" w:type="dxa"/>
-              <w:bottom w:w="80" w:type="dxa"/>
-              <w:end w:w="80" w:type="dxa"/>
-            </w:tcMar>
-            <w:vAlign w:val="center"/>
-            <w:shd w:fill="F2F2F2"/>
-          </w:tcPr>
-          <w:p>
-            <w:pPr>
-              <w:spacing w:after="0" w:line="252" w:lineRule="auto"/>
-            </w:pPr>
-            <w:r>
-              <w:rPr>
-                <w:rFonts w:ascii="Times New Roman" w:hAnsi="Times New Roman" w:eastAsia="Times New Roman"/>
-                <w:b/>
-                <w:sz w:val="25"/>
-              </w:rPr>
-              <w:t>Mã yêu cầu trên hệ thống</w:t>
-            </w:r>
-          </w:p>
-        </w:tc>
-        <w:tc>
-          <w:tcPr>
-            <w:tcW w:type="dxa" w:w="6123"/>
+            <w:tcW w:type="dxa" w:w="2700"/>
             <w:tcMar>
               <w:top w:w="80" w:type="dxa"/>
               <w:start w:w="80" w:type="dxa"/>
@@ -136,49 +131,24 @@
           </w:tcPr>
           <w:p>
             <w:pPr>
-              <w:spacing w:after="0" w:line="252" w:lineRule="auto"/>
+              <w:spacing w:after="0" w:line="276" w:lineRule="auto" w:before="0"/>
+              <w:jc w:val="left"/>
             </w:pPr>
             <w:r>
               <w:rPr>
-                <w:rFonts w:ascii="Times New Roman" w:hAnsi="Times New Roman" w:eastAsia="Times New Roman"/>
-                <w:b w:val="0"/>
-                <w:sz w:val="25"/>
+                <w:rFonts w:ascii="Times New Roman" w:hAnsi="Times New Roman" w:eastAsia="Times New Roman" w:cs="Times New Roman"/>
+                <w:b w:val="1"/>
+                <w:sz w:val="26"/>
+                <w:color w:val="000000"/>
+                <w:szCs w:val="26"/>
               </w:rPr>
-              <w:t>........................................................................................................</w:t>
-            </w:r>
-          </w:p>
-        </w:tc>
-      </w:tr>
-      <w:tr>
-        <w:tc>
-          <w:tcPr>
-            <w:tcW w:type="dxa" w:w="2948"/>
-            <w:tcMar>
-              <w:top w:w="80" w:type="dxa"/>
-              <w:start w:w="80" w:type="dxa"/>
-              <w:bottom w:w="80" w:type="dxa"/>
-              <w:end w:w="80" w:type="dxa"/>
-            </w:tcMar>
-            <w:vAlign w:val="center"/>
-            <w:shd w:fill="F2F2F2"/>
-          </w:tcPr>
-          <w:p>
-            <w:pPr>
-              <w:spacing w:after="0" w:line="252" w:lineRule="auto"/>
-            </w:pPr>
-            <w:r>
-              <w:rPr>
-                <w:rFonts w:ascii="Times New Roman" w:hAnsi="Times New Roman" w:eastAsia="Times New Roman"/>
-                <w:b/>
-                <w:sz w:val="25"/>
-              </w:rPr>
-              <w:t>Tên chủ sân/đối tác</w:t>
+              <w:t>Mã yêu cầu trên hệ thống</w:t>
             </w:r>
           </w:p>
         </w:tc>
         <w:tc>
           <w:tcPr>
-            <w:tcW w:type="dxa" w:w="6123"/>
+            <w:tcW w:type="dxa" w:w="6300"/>
             <w:tcMar>
               <w:top w:w="80" w:type="dxa"/>
               <w:start w:w="80" w:type="dxa"/>
@@ -189,13 +159,16 @@
           </w:tcPr>
           <w:p>
             <w:pPr>
-              <w:spacing w:after="0" w:line="252" w:lineRule="auto"/>
+              <w:spacing w:after="0" w:line="276" w:lineRule="auto" w:before="0"/>
+              <w:jc w:val="left"/>
             </w:pPr>
             <w:r>
               <w:rPr>
-                <w:rFonts w:ascii="Times New Roman" w:hAnsi="Times New Roman" w:eastAsia="Times New Roman"/>
+                <w:rFonts w:ascii="Times New Roman" w:hAnsi="Times New Roman" w:eastAsia="Times New Roman" w:cs="Times New Roman"/>
                 <w:b w:val="0"/>
-                <w:sz w:val="25"/>
+                <w:sz w:val="26"/>
+                <w:color w:val="000000"/>
+                <w:szCs w:val="26"/>
               </w:rPr>
               <w:t>........................................................................................................</w:t>
             </w:r>
@@ -203,35 +176,12 @@
         </w:tc>
       </w:tr>
       <w:tr>
+        <w:trPr>
+          <w:cantSplit/>
+        </w:trPr>
         <w:tc>
           <w:tcPr>
-            <w:tcW w:type="dxa" w:w="2948"/>
-            <w:tcMar>
-              <w:top w:w="80" w:type="dxa"/>
-              <w:start w:w="80" w:type="dxa"/>
-              <w:bottom w:w="80" w:type="dxa"/>
-              <w:end w:w="80" w:type="dxa"/>
-            </w:tcMar>
-            <w:vAlign w:val="center"/>
-            <w:shd w:fill="F2F2F2"/>
-          </w:tcPr>
-          <w:p>
-            <w:pPr>
-              <w:spacing w:after="0" w:line="252" w:lineRule="auto"/>
-            </w:pPr>
-            <w:r>
-              <w:rPr>
-                <w:rFonts w:ascii="Times New Roman" w:hAnsi="Times New Roman" w:eastAsia="Times New Roman"/>
-                <w:b/>
-                <w:sz w:val="25"/>
-              </w:rPr>
-              <w:t>Tên chi nhánh/cụm sân</w:t>
-            </w:r>
-          </w:p>
-        </w:tc>
-        <w:tc>
-          <w:tcPr>
-            <w:tcW w:type="dxa" w:w="6123"/>
+            <w:tcW w:type="dxa" w:w="2700"/>
             <w:tcMar>
               <w:top w:w="80" w:type="dxa"/>
               <w:start w:w="80" w:type="dxa"/>
@@ -242,49 +192,24 @@
           </w:tcPr>
           <w:p>
             <w:pPr>
-              <w:spacing w:after="0" w:line="252" w:lineRule="auto"/>
+              <w:spacing w:after="0" w:line="276" w:lineRule="auto" w:before="0"/>
+              <w:jc w:val="left"/>
             </w:pPr>
             <w:r>
               <w:rPr>
-                <w:rFonts w:ascii="Times New Roman" w:hAnsi="Times New Roman" w:eastAsia="Times New Roman"/>
-                <w:b w:val="0"/>
-                <w:sz w:val="25"/>
+                <w:rFonts w:ascii="Times New Roman" w:hAnsi="Times New Roman" w:eastAsia="Times New Roman" w:cs="Times New Roman"/>
+                <w:b w:val="1"/>
+                <w:sz w:val="26"/>
+                <w:color w:val="000000"/>
+                <w:szCs w:val="26"/>
               </w:rPr>
-              <w:t>........................................................................................................</w:t>
-            </w:r>
-          </w:p>
-        </w:tc>
-      </w:tr>
-      <w:tr>
-        <w:tc>
-          <w:tcPr>
-            <w:tcW w:type="dxa" w:w="2948"/>
-            <w:tcMar>
-              <w:top w:w="80" w:type="dxa"/>
-              <w:start w:w="80" w:type="dxa"/>
-              <w:bottom w:w="80" w:type="dxa"/>
-              <w:end w:w="80" w:type="dxa"/>
-            </w:tcMar>
-            <w:vAlign w:val="center"/>
-            <w:shd w:fill="F2F2F2"/>
-          </w:tcPr>
-          <w:p>
-            <w:pPr>
-              <w:spacing w:after="0" w:line="252" w:lineRule="auto"/>
-            </w:pPr>
-            <w:r>
-              <w:rPr>
-                <w:rFonts w:ascii="Times New Roman" w:hAnsi="Times New Roman" w:eastAsia="Times New Roman"/>
-                <w:b/>
-                <w:sz w:val="25"/>
-              </w:rPr>
-              <w:t>Mã chi nhánh/cụm sân</w:t>
+              <w:t>Tên chủ sân/đối tác</w:t>
             </w:r>
           </w:p>
         </w:tc>
         <w:tc>
           <w:tcPr>
-            <w:tcW w:type="dxa" w:w="6123"/>
+            <w:tcW w:type="dxa" w:w="6300"/>
             <w:tcMar>
               <w:top w:w="80" w:type="dxa"/>
               <w:start w:w="80" w:type="dxa"/>
@@ -295,13 +220,16 @@
           </w:tcPr>
           <w:p>
             <w:pPr>
-              <w:spacing w:after="0" w:line="252" w:lineRule="auto"/>
+              <w:spacing w:after="0" w:line="276" w:lineRule="auto" w:before="0"/>
+              <w:jc w:val="left"/>
             </w:pPr>
             <w:r>
               <w:rPr>
-                <w:rFonts w:ascii="Times New Roman" w:hAnsi="Times New Roman" w:eastAsia="Times New Roman"/>
+                <w:rFonts w:ascii="Times New Roman" w:hAnsi="Times New Roman" w:eastAsia="Times New Roman" w:cs="Times New Roman"/>
                 <w:b w:val="0"/>
-                <w:sz w:val="25"/>
+                <w:sz w:val="26"/>
+                <w:color w:val="000000"/>
+                <w:szCs w:val="26"/>
               </w:rPr>
               <w:t>........................................................................................................</w:t>
             </w:r>
@@ -309,35 +237,12 @@
         </w:tc>
       </w:tr>
       <w:tr>
+        <w:trPr>
+          <w:cantSplit/>
+        </w:trPr>
         <w:tc>
           <w:tcPr>
-            <w:tcW w:type="dxa" w:w="2948"/>
-            <w:tcMar>
-              <w:top w:w="80" w:type="dxa"/>
-              <w:start w:w="80" w:type="dxa"/>
-              <w:bottom w:w="80" w:type="dxa"/>
-              <w:end w:w="80" w:type="dxa"/>
-            </w:tcMar>
-            <w:vAlign w:val="center"/>
-            <w:shd w:fill="F2F2F2"/>
-          </w:tcPr>
-          <w:p>
-            <w:pPr>
-              <w:spacing w:after="0" w:line="252" w:lineRule="auto"/>
-            </w:pPr>
-            <w:r>
-              <w:rPr>
-                <w:rFonts w:ascii="Times New Roman" w:hAnsi="Times New Roman" w:eastAsia="Times New Roman"/>
-                <w:b/>
-                <w:sz w:val="25"/>
-              </w:rPr>
-              <w:t>Số hợp đồng/thoả thuận hợp tác</w:t>
-            </w:r>
-          </w:p>
-        </w:tc>
-        <w:tc>
-          <w:tcPr>
-            <w:tcW w:type="dxa" w:w="6123"/>
+            <w:tcW w:type="dxa" w:w="2700"/>
             <w:tcMar>
               <w:top w:w="80" w:type="dxa"/>
               <w:start w:w="80" w:type="dxa"/>
@@ -348,49 +253,24 @@
           </w:tcPr>
           <w:p>
             <w:pPr>
-              <w:spacing w:after="0" w:line="252" w:lineRule="auto"/>
+              <w:spacing w:after="0" w:line="276" w:lineRule="auto" w:before="0"/>
+              <w:jc w:val="left"/>
             </w:pPr>
             <w:r>
               <w:rPr>
-                <w:rFonts w:ascii="Times New Roman" w:hAnsi="Times New Roman" w:eastAsia="Times New Roman"/>
-                <w:b w:val="0"/>
-                <w:sz w:val="25"/>
+                <w:rFonts w:ascii="Times New Roman" w:hAnsi="Times New Roman" w:eastAsia="Times New Roman" w:cs="Times New Roman"/>
+                <w:b w:val="1"/>
+                <w:sz w:val="26"/>
+                <w:color w:val="000000"/>
+                <w:szCs w:val="26"/>
               </w:rPr>
-              <w:t>........................................................................................................</w:t>
-            </w:r>
-          </w:p>
-        </w:tc>
-      </w:tr>
-      <w:tr>
-        <w:tc>
-          <w:tcPr>
-            <w:tcW w:type="dxa" w:w="2948"/>
-            <w:tcMar>
-              <w:top w:w="80" w:type="dxa"/>
-              <w:start w:w="80" w:type="dxa"/>
-              <w:bottom w:w="80" w:type="dxa"/>
-              <w:end w:w="80" w:type="dxa"/>
-            </w:tcMar>
-            <w:vAlign w:val="center"/>
-            <w:shd w:fill="F2F2F2"/>
-          </w:tcPr>
-          <w:p>
-            <w:pPr>
-              <w:spacing w:after="0" w:line="252" w:lineRule="auto"/>
-            </w:pPr>
-            <w:r>
-              <w:rPr>
-                <w:rFonts w:ascii="Times New Roman" w:hAnsi="Times New Roman" w:eastAsia="Times New Roman"/>
-                <w:b/>
-                <w:sz w:val="25"/>
-              </w:rPr>
-              <w:t>Người phụ trách liên hệ</w:t>
+              <w:t>Tên chi nhánh/cụm sân</w:t>
             </w:r>
           </w:p>
         </w:tc>
         <w:tc>
           <w:tcPr>
-            <w:tcW w:type="dxa" w:w="6123"/>
+            <w:tcW w:type="dxa" w:w="6300"/>
             <w:tcMar>
               <w:top w:w="80" w:type="dxa"/>
               <w:start w:w="80" w:type="dxa"/>
@@ -401,15 +281,201 @@
           </w:tcPr>
           <w:p>
             <w:pPr>
-              <w:spacing w:after="0" w:line="252" w:lineRule="auto"/>
+              <w:spacing w:after="0" w:line="276" w:lineRule="auto" w:before="0"/>
+              <w:jc w:val="left"/>
             </w:pPr>
             <w:r>
               <w:rPr>
-                <w:rFonts w:ascii="Times New Roman" w:hAnsi="Times New Roman" w:eastAsia="Times New Roman"/>
+                <w:rFonts w:ascii="Times New Roman" w:hAnsi="Times New Roman" w:eastAsia="Times New Roman" w:cs="Times New Roman"/>
                 <w:b w:val="0"/>
-                <w:sz w:val="25"/>
+                <w:sz w:val="26"/>
+                <w:color w:val="000000"/>
+                <w:szCs w:val="26"/>
               </w:rPr>
-              <w:t>Họ tên: ........................................  SĐT: ........................  Email: ........................</w:t>
+              <w:t>........................................................................................................</w:t>
+            </w:r>
+          </w:p>
+        </w:tc>
+      </w:tr>
+      <w:tr>
+        <w:trPr>
+          <w:cantSplit/>
+        </w:trPr>
+        <w:tc>
+          <w:tcPr>
+            <w:tcW w:type="dxa" w:w="2700"/>
+            <w:tcMar>
+              <w:top w:w="80" w:type="dxa"/>
+              <w:start w:w="80" w:type="dxa"/>
+              <w:bottom w:w="80" w:type="dxa"/>
+              <w:end w:w="80" w:type="dxa"/>
+            </w:tcMar>
+            <w:vAlign w:val="center"/>
+          </w:tcPr>
+          <w:p>
+            <w:pPr>
+              <w:spacing w:after="0" w:line="276" w:lineRule="auto" w:before="0"/>
+              <w:jc w:val="left"/>
+            </w:pPr>
+            <w:r>
+              <w:rPr>
+                <w:rFonts w:ascii="Times New Roman" w:hAnsi="Times New Roman" w:eastAsia="Times New Roman" w:cs="Times New Roman"/>
+                <w:b w:val="1"/>
+                <w:sz w:val="26"/>
+                <w:color w:val="000000"/>
+                <w:szCs w:val="26"/>
+              </w:rPr>
+              <w:t>Mã chi nhánh/cụm sân</w:t>
+            </w:r>
+          </w:p>
+        </w:tc>
+        <w:tc>
+          <w:tcPr>
+            <w:tcW w:type="dxa" w:w="6300"/>
+            <w:tcMar>
+              <w:top w:w="80" w:type="dxa"/>
+              <w:start w:w="80" w:type="dxa"/>
+              <w:bottom w:w="80" w:type="dxa"/>
+              <w:end w:w="80" w:type="dxa"/>
+            </w:tcMar>
+            <w:vAlign w:val="center"/>
+          </w:tcPr>
+          <w:p>
+            <w:pPr>
+              <w:spacing w:after="0" w:line="276" w:lineRule="auto" w:before="0"/>
+              <w:jc w:val="left"/>
+            </w:pPr>
+            <w:r>
+              <w:rPr>
+                <w:rFonts w:ascii="Times New Roman" w:hAnsi="Times New Roman" w:eastAsia="Times New Roman" w:cs="Times New Roman"/>
+                <w:b w:val="0"/>
+                <w:sz w:val="26"/>
+                <w:color w:val="000000"/>
+                <w:szCs w:val="26"/>
+              </w:rPr>
+              <w:t>........................................................................................................</w:t>
+            </w:r>
+          </w:p>
+        </w:tc>
+      </w:tr>
+      <w:tr>
+        <w:trPr>
+          <w:cantSplit/>
+        </w:trPr>
+        <w:tc>
+          <w:tcPr>
+            <w:tcW w:type="dxa" w:w="2700"/>
+            <w:tcMar>
+              <w:top w:w="80" w:type="dxa"/>
+              <w:start w:w="80" w:type="dxa"/>
+              <w:bottom w:w="80" w:type="dxa"/>
+              <w:end w:w="80" w:type="dxa"/>
+            </w:tcMar>
+            <w:vAlign w:val="center"/>
+          </w:tcPr>
+          <w:p>
+            <w:pPr>
+              <w:spacing w:after="0" w:line="276" w:lineRule="auto" w:before="0"/>
+              <w:jc w:val="left"/>
+            </w:pPr>
+            <w:r>
+              <w:rPr>
+                <w:rFonts w:ascii="Times New Roman" w:hAnsi="Times New Roman" w:eastAsia="Times New Roman" w:cs="Times New Roman"/>
+                <w:b w:val="1"/>
+                <w:sz w:val="26"/>
+                <w:color w:val="000000"/>
+                <w:szCs w:val="26"/>
+              </w:rPr>
+              <w:t>Số hợp đồng/thoả thuận hợp tác</w:t>
+            </w:r>
+          </w:p>
+        </w:tc>
+        <w:tc>
+          <w:tcPr>
+            <w:tcW w:type="dxa" w:w="6300"/>
+            <w:tcMar>
+              <w:top w:w="80" w:type="dxa"/>
+              <w:start w:w="80" w:type="dxa"/>
+              <w:bottom w:w="80" w:type="dxa"/>
+              <w:end w:w="80" w:type="dxa"/>
+            </w:tcMar>
+            <w:vAlign w:val="center"/>
+          </w:tcPr>
+          <w:p>
+            <w:pPr>
+              <w:spacing w:after="0" w:line="276" w:lineRule="auto" w:before="0"/>
+              <w:jc w:val="left"/>
+            </w:pPr>
+            <w:r>
+              <w:rPr>
+                <w:rFonts w:ascii="Times New Roman" w:hAnsi="Times New Roman" w:eastAsia="Times New Roman" w:cs="Times New Roman"/>
+                <w:b w:val="0"/>
+                <w:sz w:val="26"/>
+                <w:color w:val="000000"/>
+                <w:szCs w:val="26"/>
+              </w:rPr>
+              <w:t>........................................................................................................</w:t>
+            </w:r>
+          </w:p>
+        </w:tc>
+      </w:tr>
+      <w:tr>
+        <w:trPr>
+          <w:cantSplit/>
+        </w:trPr>
+        <w:tc>
+          <w:tcPr>
+            <w:tcW w:type="dxa" w:w="2700"/>
+            <w:tcMar>
+              <w:top w:w="80" w:type="dxa"/>
+              <w:start w:w="80" w:type="dxa"/>
+              <w:bottom w:w="80" w:type="dxa"/>
+              <w:end w:w="80" w:type="dxa"/>
+            </w:tcMar>
+            <w:vAlign w:val="center"/>
+          </w:tcPr>
+          <w:p>
+            <w:pPr>
+              <w:spacing w:after="0" w:line="276" w:lineRule="auto" w:before="0"/>
+              <w:jc w:val="left"/>
+            </w:pPr>
+            <w:r>
+              <w:rPr>
+                <w:rFonts w:ascii="Times New Roman" w:hAnsi="Times New Roman" w:eastAsia="Times New Roman" w:cs="Times New Roman"/>
+                <w:b w:val="1"/>
+                <w:sz w:val="26"/>
+                <w:color w:val="000000"/>
+                <w:szCs w:val="26"/>
+              </w:rPr>
+              <w:t>Người phụ trách liên hệ</w:t>
+            </w:r>
+          </w:p>
+        </w:tc>
+        <w:tc>
+          <w:tcPr>
+            <w:tcW w:type="dxa" w:w="6300"/>
+            <w:tcMar>
+              <w:top w:w="80" w:type="dxa"/>
+              <w:start w:w="80" w:type="dxa"/>
+              <w:bottom w:w="80" w:type="dxa"/>
+              <w:end w:w="80" w:type="dxa"/>
+            </w:tcMar>
+            <w:vAlign w:val="center"/>
+          </w:tcPr>
+          <w:p>
+            <w:pPr>
+              <w:spacing w:after="0" w:line="276" w:lineRule="auto" w:before="0"/>
+              <w:jc w:val="left"/>
+            </w:pPr>
+            <w:r>
+              <w:rPr>
+                <w:rFonts w:ascii="Times New Roman" w:hAnsi="Times New Roman" w:eastAsia="Times New Roman" w:cs="Times New Roman"/>
+                <w:b w:val="0"/>
+                <w:sz w:val="26"/>
+                <w:color w:val="000000"/>
+                <w:szCs w:val="26"/>
+              </w:rPr>
+              <w:t xml:space="preserve">Họ tên: ........................................ SĐT: ........................ Email: ........................</w:t>
             </w:r>
           </w:p>
         </w:tc>
@@ -417,49 +483,58 @@
     </w:tbl>
     <w:p>
       <w:pPr>
-        <w:spacing w:before="120" w:after="60" w:line="276" w:lineRule="auto"/>
+        <w:spacing w:before="0" w:after="0" w:line="276" w:lineRule="auto"/>
         <w:jc w:val="left"/>
       </w:pPr>
       <w:r>
         <w:rPr>
-          <w:rFonts w:ascii="Times New Roman" w:hAnsi="Times New Roman" w:eastAsia="Times New Roman"/>
-          <w:b/>
+          <w:rFonts w:ascii="Times New Roman" w:hAnsi="Times New Roman" w:eastAsia="Times New Roman" w:cs="Times New Roman"/>
+          <w:b w:val="1"/>
           <w:i w:val="0"/>
           <w:sz w:val="26"/>
+          <w:color w:val="000000"/>
+          <w:szCs w:val="26"/>
         </w:rPr>
         <w:t>II. Bảng đối chiếu vị trí hiện tại và vị trí đề nghị thay đổi</w:t>
       </w:r>
     </w:p>
     <w:tbl>
       <w:tblPr>
-        <w:tblW w:type="auto" w:w="0"/>
+        <w:tblW w:type="dxa" w:w="9000"/>
         <w:jc w:val="center"/>
         <w:tblLayout w:type="fixed"/>
         <w:tblLook w:firstColumn="1" w:firstRow="1" w:lastColumn="0" w:lastRow="0" w:noHBand="0" w:noVBand="1" w:val="04A0"/>
         <w:tblBorders>
-          <w:top w:val="single" w:sz="4" w:space="0" w:color="808080"/>
-          <w:left w:val="single" w:sz="4" w:space="0" w:color="808080"/>
-          <w:bottom w:val="single" w:sz="4" w:space="0" w:color="808080"/>
-          <w:right w:val="single" w:sz="4" w:space="0" w:color="808080"/>
-          <w:insideH w:val="single" w:sz="4" w:space="0" w:color="808080"/>
-          <w:insideV w:val="single" w:sz="4" w:space="0" w:color="808080"/>
+          <w:top w:val="single" w:sz="4" w:space="0" w:color="000000"/>
+          <w:left w:val="single" w:sz="4" w:space="0" w:color="000000"/>
+          <w:bottom w:val="single" w:sz="4" w:space="0" w:color="000000"/>
+          <w:right w:val="single" w:sz="4" w:space="0" w:color="000000"/>
+          <w:insideH w:val="single" w:sz="4" w:space="0" w:color="000000"/>
+          <w:insideV w:val="single" w:sz="4" w:space="0" w:color="000000"/>
         </w:tblBorders>
+        <w:tblInd w:w="0" w:type="dxa"/>
+        <w:tblCellMar>
+          <w:top w:w="60" w:type="dxa"/>
+          <w:left w:w="90" w:type="dxa"/>
+          <w:bottom w:w="60" w:type="dxa"/>
+          <w:right w:w="90" w:type="dxa"/>
+        </w:tblCellMar>
       </w:tblPr>
       <w:tblGrid>
-        <w:gridCol w:w="1814"/>
-        <w:gridCol w:w="1814"/>
-        <w:gridCol w:w="1814"/>
-        <w:gridCol w:w="1814"/>
-        <w:gridCol w:w="1814"/>
+        <w:gridCol w:w="650"/>
+        <w:gridCol w:w="1700"/>
+        <w:gridCol w:w="3300"/>
+        <w:gridCol w:w="1400"/>
+        <w:gridCol w:w="1950"/>
       </w:tblGrid>
       <w:tr>
         <w:trPr>
           <w:tblHeader w:val="true"/>
+          <w:cantSplit/>
         </w:trPr>
         <w:tc>
           <w:tcPr>
-            <w:tcW w:type="dxa" w:w="567"/>
-            <w:shd w:fill="D9EAD3"/>
+            <w:tcW w:type="dxa" w:w="650"/>
             <w:tcMar>
               <w:top w:w="70" w:type="dxa"/>
               <w:start w:w="70" w:type="dxa"/>
@@ -470,13 +545,16 @@
           </w:tcPr>
           <w:p>
             <w:pPr>
-              <w:spacing w:after="0" w:line="252" w:lineRule="auto"/>
+              <w:spacing w:after="0" w:line="276" w:lineRule="auto" w:before="0"/>
+              <w:jc w:val="center"/>
             </w:pPr>
             <w:r>
               <w:rPr>
-                <w:rFonts w:ascii="Times New Roman" w:hAnsi="Times New Roman" w:eastAsia="Times New Roman"/>
-                <w:b w:val="0"/>
-                <w:sz w:val="23"/>
+                <w:rFonts w:ascii="Times New Roman" w:hAnsi="Times New Roman" w:eastAsia="Times New Roman" w:cs="Times New Roman"/>
+                <w:b w:val="1"/>
+                <w:sz w:val="26"/>
+                <w:color w:val="000000"/>
+                <w:szCs w:val="26"/>
               </w:rPr>
               <w:t>STT</w:t>
             </w:r>
@@ -484,8 +562,7 @@
         </w:tc>
         <w:tc>
           <w:tcPr>
-            <w:tcW w:type="dxa" w:w="2098"/>
-            <w:shd w:fill="D9EAD3"/>
+            <w:tcW w:type="dxa" w:w="1700"/>
             <w:tcMar>
               <w:top w:w="70" w:type="dxa"/>
               <w:start w:w="70" w:type="dxa"/>
@@ -496,13 +573,16 @@
           </w:tcPr>
           <w:p>
             <w:pPr>
-              <w:spacing w:after="0" w:line="252" w:lineRule="auto"/>
+              <w:spacing w:after="0" w:line="276" w:lineRule="auto" w:before="0"/>
+              <w:jc w:val="center"/>
             </w:pPr>
             <w:r>
               <w:rPr>
-                <w:rFonts w:ascii="Times New Roman" w:hAnsi="Times New Roman" w:eastAsia="Times New Roman"/>
-                <w:b w:val="0"/>
-                <w:sz w:val="23"/>
+                <w:rFonts w:ascii="Times New Roman" w:hAnsi="Times New Roman" w:eastAsia="Times New Roman" w:cs="Times New Roman"/>
+                <w:b w:val="1"/>
+                <w:sz w:val="26"/>
+                <w:color w:val="000000"/>
+                <w:szCs w:val="26"/>
               </w:rPr>
               <w:t>Nội dung thông tin</w:t>
             </w:r>
@@ -510,8 +590,7 @@
         </w:tc>
         <w:tc>
           <w:tcPr>
-            <w:tcW w:type="dxa" w:w="2268"/>
-            <w:shd w:fill="D9EAD3"/>
+            <w:tcW w:type="dxa" w:w="3300"/>
             <w:tcMar>
               <w:top w:w="70" w:type="dxa"/>
               <w:start w:w="70" w:type="dxa"/>
@@ -522,13 +601,16 @@
           </w:tcPr>
           <w:p>
             <w:pPr>
-              <w:spacing w:after="0" w:line="252" w:lineRule="auto"/>
+              <w:spacing w:after="0" w:line="276" w:lineRule="auto" w:before="0"/>
+              <w:jc w:val="center"/>
             </w:pPr>
             <w:r>
               <w:rPr>
-                <w:rFonts w:ascii="Times New Roman" w:hAnsi="Times New Roman" w:eastAsia="Times New Roman"/>
-                <w:b w:val="0"/>
-                <w:sz w:val="23"/>
+                <w:rFonts w:ascii="Times New Roman" w:hAnsi="Times New Roman" w:eastAsia="Times New Roman" w:cs="Times New Roman"/>
+                <w:b w:val="1"/>
+                <w:sz w:val="26"/>
+                <w:color w:val="000000"/>
+                <w:szCs w:val="26"/>
               </w:rPr>
               <w:t>Thông tin hiện tại</w:t>
             </w:r>
@@ -536,8 +618,7 @@
         </w:tc>
         <w:tc>
           <w:tcPr>
-            <w:tcW w:type="dxa" w:w="2268"/>
-            <w:shd w:fill="D9EAD3"/>
+            <w:tcW w:type="dxa" w:w="1400"/>
             <w:tcMar>
               <w:top w:w="70" w:type="dxa"/>
               <w:start w:w="70" w:type="dxa"/>
@@ -548,13 +629,16 @@
           </w:tcPr>
           <w:p>
             <w:pPr>
-              <w:spacing w:after="0" w:line="252" w:lineRule="auto"/>
+              <w:spacing w:after="0" w:line="276" w:lineRule="auto" w:before="0"/>
+              <w:jc w:val="center"/>
             </w:pPr>
             <w:r>
               <w:rPr>
-                <w:rFonts w:ascii="Times New Roman" w:hAnsi="Times New Roman" w:eastAsia="Times New Roman"/>
-                <w:b w:val="0"/>
-                <w:sz w:val="23"/>
+                <w:rFonts w:ascii="Times New Roman" w:hAnsi="Times New Roman" w:eastAsia="Times New Roman" w:cs="Times New Roman"/>
+                <w:b w:val="1"/>
+                <w:sz w:val="26"/>
+                <w:color w:val="000000"/>
+                <w:szCs w:val="26"/>
               </w:rPr>
               <w:t>Thông tin đề nghị thay đổi</w:t>
             </w:r>
@@ -562,8 +646,7 @@
         </w:tc>
         <w:tc>
           <w:tcPr>
-            <w:tcW w:type="dxa" w:w="1871"/>
-            <w:shd w:fill="D9EAD3"/>
+            <w:tcW w:type="dxa" w:w="1950"/>
             <w:tcMar>
               <w:top w:w="70" w:type="dxa"/>
               <w:start w:w="70" w:type="dxa"/>
@@ -574,13 +657,16 @@
           </w:tcPr>
           <w:p>
             <w:pPr>
-              <w:spacing w:after="0" w:line="252" w:lineRule="auto"/>
+              <w:spacing w:after="0" w:line="276" w:lineRule="auto" w:before="0"/>
+              <w:jc w:val="center"/>
             </w:pPr>
             <w:r>
               <w:rPr>
-                <w:rFonts w:ascii="Times New Roman" w:hAnsi="Times New Roman" w:eastAsia="Times New Roman"/>
-                <w:b w:val="0"/>
-                <w:sz w:val="23"/>
+                <w:rFonts w:ascii="Times New Roman" w:hAnsi="Times New Roman" w:eastAsia="Times New Roman" w:cs="Times New Roman"/>
+                <w:b w:val="1"/>
+                <w:sz w:val="26"/>
+                <w:color w:val="000000"/>
+                <w:szCs w:val="26"/>
               </w:rPr>
               <w:t>Ghi chú kiểm tra</w:t>
             </w:r>
@@ -588,9 +674,12 @@
         </w:tc>
       </w:tr>
       <w:tr>
+        <w:trPr>
+          <w:cantSplit/>
+        </w:trPr>
         <w:tc>
           <w:tcPr>
-            <w:tcW w:type="dxa" w:w="567"/>
+            <w:tcW w:type="dxa" w:w="650"/>
             <w:tcMar>
               <w:top w:w="70" w:type="dxa"/>
               <w:start w:w="70" w:type="dxa"/>
@@ -601,13 +690,16 @@
           </w:tcPr>
           <w:p>
             <w:pPr>
-              <w:spacing w:after="0" w:line="252" w:lineRule="auto"/>
+              <w:spacing w:after="0" w:line="276" w:lineRule="auto" w:before="0"/>
+              <w:jc w:val="center"/>
             </w:pPr>
             <w:r>
               <w:rPr>
-                <w:rFonts w:ascii="Times New Roman" w:hAnsi="Times New Roman" w:eastAsia="Times New Roman"/>
+                <w:rFonts w:ascii="Times New Roman" w:hAnsi="Times New Roman" w:eastAsia="Times New Roman" w:cs="Times New Roman"/>
                 <w:b w:val="0"/>
-                <w:sz w:val="23"/>
+                <w:sz w:val="26"/>
+                <w:color w:val="000000"/>
+                <w:szCs w:val="26"/>
               </w:rPr>
               <w:t>1</w:t>
             </w:r>
@@ -615,7 +707,7 @@
         </w:tc>
         <w:tc>
           <w:tcPr>
-            <w:tcW w:type="dxa" w:w="2098"/>
+            <w:tcW w:type="dxa" w:w="1700"/>
             <w:tcMar>
               <w:top w:w="70" w:type="dxa"/>
               <w:start w:w="70" w:type="dxa"/>
@@ -626,13 +718,16 @@
           </w:tcPr>
           <w:p>
             <w:pPr>
-              <w:spacing w:after="0" w:line="252" w:lineRule="auto"/>
+              <w:spacing w:after="0" w:line="276" w:lineRule="auto" w:before="0"/>
+              <w:jc w:val="left"/>
             </w:pPr>
             <w:r>
               <w:rPr>
-                <w:rFonts w:ascii="Times New Roman" w:hAnsi="Times New Roman" w:eastAsia="Times New Roman"/>
+                <w:rFonts w:ascii="Times New Roman" w:hAnsi="Times New Roman" w:eastAsia="Times New Roman" w:cs="Times New Roman"/>
                 <w:b w:val="0"/>
-                <w:sz w:val="23"/>
+                <w:sz w:val="26"/>
+                <w:color w:val="000000"/>
+                <w:szCs w:val="26"/>
               </w:rPr>
               <w:t>Địa chỉ cụm sân</w:t>
             </w:r>
@@ -640,7 +735,7 @@
         </w:tc>
         <w:tc>
           <w:tcPr>
-            <w:tcW w:type="dxa" w:w="2268"/>
+            <w:tcW w:type="dxa" w:w="3300"/>
             <w:tcMar>
               <w:top w:w="70" w:type="dxa"/>
               <w:start w:w="70" w:type="dxa"/>
@@ -651,13 +746,16 @@
           </w:tcPr>
           <w:p>
             <w:pPr>
-              <w:spacing w:after="0" w:line="252" w:lineRule="auto"/>
+              <w:spacing w:after="0" w:line="276" w:lineRule="auto" w:before="0"/>
+              <w:jc w:val="left"/>
             </w:pPr>
             <w:r>
               <w:rPr>
-                <w:rFonts w:ascii="Times New Roman" w:hAnsi="Times New Roman" w:eastAsia="Times New Roman"/>
+                <w:rFonts w:ascii="Times New Roman" w:hAnsi="Times New Roman" w:eastAsia="Times New Roman" w:cs="Times New Roman"/>
                 <w:b w:val="0"/>
-                <w:sz w:val="23"/>
+                <w:sz w:val="26"/>
+                <w:color w:val="000000"/>
+                <w:szCs w:val="26"/>
               </w:rPr>
               <w:t>................................................</w:t>
             </w:r>
@@ -665,7 +763,7 @@
         </w:tc>
         <w:tc>
           <w:tcPr>
-            <w:tcW w:type="dxa" w:w="2268"/>
+            <w:tcW w:type="dxa" w:w="1400"/>
             <w:tcMar>
               <w:top w:w="70" w:type="dxa"/>
               <w:start w:w="70" w:type="dxa"/>
@@ -676,13 +774,16 @@
           </w:tcPr>
           <w:p>
             <w:pPr>
-              <w:spacing w:after="0" w:line="252" w:lineRule="auto"/>
+              <w:spacing w:after="0" w:line="276" w:lineRule="auto" w:before="0"/>
+              <w:jc w:val="left"/>
             </w:pPr>
             <w:r>
               <w:rPr>
-                <w:rFonts w:ascii="Times New Roman" w:hAnsi="Times New Roman" w:eastAsia="Times New Roman"/>
+                <w:rFonts w:ascii="Times New Roman" w:hAnsi="Times New Roman" w:eastAsia="Times New Roman" w:cs="Times New Roman"/>
                 <w:b w:val="0"/>
-                <w:sz w:val="23"/>
+                <w:sz w:val="26"/>
+                <w:color w:val="000000"/>
+                <w:szCs w:val="26"/>
               </w:rPr>
               <w:t>................................................</w:t>
             </w:r>
@@ -690,7 +791,7 @@
         </w:tc>
         <w:tc>
           <w:tcPr>
-            <w:tcW w:type="dxa" w:w="1871"/>
+            <w:tcW w:type="dxa" w:w="1950"/>
             <w:tcMar>
               <w:top w:w="70" w:type="dxa"/>
               <w:start w:w="70" w:type="dxa"/>
@@ -701,13 +802,16 @@
           </w:tcPr>
           <w:p>
             <w:pPr>
-              <w:spacing w:after="0" w:line="252" w:lineRule="auto"/>
+              <w:spacing w:after="0" w:line="276" w:lineRule="auto" w:before="0"/>
+              <w:jc w:val="left"/>
             </w:pPr>
             <w:r>
               <w:rPr>
-                <w:rFonts w:ascii="Times New Roman" w:hAnsi="Times New Roman" w:eastAsia="Times New Roman"/>
+                <w:rFonts w:ascii="Times New Roman" w:hAnsi="Times New Roman" w:eastAsia="Times New Roman" w:cs="Times New Roman"/>
                 <w:b w:val="0"/>
-                <w:sz w:val="23"/>
+                <w:sz w:val="26"/>
+                <w:color w:val="000000"/>
+                <w:szCs w:val="26"/>
               </w:rPr>
               <w:t>................................</w:t>
             </w:r>
@@ -715,9 +819,12 @@
         </w:tc>
       </w:tr>
       <w:tr>
+        <w:trPr>
+          <w:cantSplit/>
+        </w:trPr>
         <w:tc>
           <w:tcPr>
-            <w:tcW w:type="dxa" w:w="567"/>
+            <w:tcW w:type="dxa" w:w="650"/>
             <w:tcMar>
               <w:top w:w="70" w:type="dxa"/>
               <w:start w:w="70" w:type="dxa"/>
@@ -728,13 +835,16 @@
           </w:tcPr>
           <w:p>
             <w:pPr>
-              <w:spacing w:after="0" w:line="252" w:lineRule="auto"/>
+              <w:spacing w:after="0" w:line="276" w:lineRule="auto" w:before="0"/>
+              <w:jc w:val="center"/>
             </w:pPr>
             <w:r>
               <w:rPr>
-                <w:rFonts w:ascii="Times New Roman" w:hAnsi="Times New Roman" w:eastAsia="Times New Roman"/>
+                <w:rFonts w:ascii="Times New Roman" w:hAnsi="Times New Roman" w:eastAsia="Times New Roman" w:cs="Times New Roman"/>
                 <w:b w:val="0"/>
-                <w:sz w:val="23"/>
+                <w:sz w:val="26"/>
+                <w:color w:val="000000"/>
+                <w:szCs w:val="26"/>
               </w:rPr>
               <w:t>2</w:t>
             </w:r>
@@ -742,7 +852,7 @@
         </w:tc>
         <w:tc>
           <w:tcPr>
-            <w:tcW w:type="dxa" w:w="2098"/>
+            <w:tcW w:type="dxa" w:w="1700"/>
             <w:tcMar>
               <w:top w:w="70" w:type="dxa"/>
               <w:start w:w="70" w:type="dxa"/>
@@ -753,13 +863,16 @@
           </w:tcPr>
           <w:p>
             <w:pPr>
-              <w:spacing w:after="0" w:line="252" w:lineRule="auto"/>
+              <w:spacing w:after="0" w:line="276" w:lineRule="auto" w:before="0"/>
+              <w:jc w:val="left"/>
             </w:pPr>
             <w:r>
               <w:rPr>
-                <w:rFonts w:ascii="Times New Roman" w:hAnsi="Times New Roman" w:eastAsia="Times New Roman"/>
+                <w:rFonts w:ascii="Times New Roman" w:hAnsi="Times New Roman" w:eastAsia="Times New Roman" w:cs="Times New Roman"/>
                 <w:b w:val="0"/>
-                <w:sz w:val="23"/>
+                <w:sz w:val="26"/>
+                <w:color w:val="000000"/>
+                <w:szCs w:val="26"/>
               </w:rPr>
               <w:t>Tọa độ GPS/đường dẫn bản đồ</w:t>
             </w:r>
@@ -767,7 +880,7 @@
         </w:tc>
         <w:tc>
           <w:tcPr>
-            <w:tcW w:type="dxa" w:w="2268"/>
+            <w:tcW w:type="dxa" w:w="3300"/>
             <w:tcMar>
               <w:top w:w="70" w:type="dxa"/>
               <w:start w:w="70" w:type="dxa"/>
@@ -778,13 +891,16 @@
           </w:tcPr>
           <w:p>
             <w:pPr>
-              <w:spacing w:after="0" w:line="252" w:lineRule="auto"/>
+              <w:spacing w:after="0" w:line="276" w:lineRule="auto" w:before="0"/>
+              <w:jc w:val="left"/>
             </w:pPr>
             <w:r>
               <w:rPr>
-                <w:rFonts w:ascii="Times New Roman" w:hAnsi="Times New Roman" w:eastAsia="Times New Roman"/>
+                <w:rFonts w:ascii="Times New Roman" w:hAnsi="Times New Roman" w:eastAsia="Times New Roman" w:cs="Times New Roman"/>
                 <w:b w:val="0"/>
-                <w:sz w:val="23"/>
+                <w:sz w:val="26"/>
+                <w:color w:val="000000"/>
+                <w:szCs w:val="26"/>
               </w:rPr>
               <w:t>................................................</w:t>
             </w:r>
@@ -792,7 +908,7 @@
         </w:tc>
         <w:tc>
           <w:tcPr>
-            <w:tcW w:type="dxa" w:w="2268"/>
+            <w:tcW w:type="dxa" w:w="1400"/>
             <w:tcMar>
               <w:top w:w="70" w:type="dxa"/>
               <w:start w:w="70" w:type="dxa"/>
@@ -803,13 +919,16 @@
           </w:tcPr>
           <w:p>
             <w:pPr>
-              <w:spacing w:after="0" w:line="252" w:lineRule="auto"/>
+              <w:spacing w:after="0" w:line="276" w:lineRule="auto" w:before="0"/>
+              <w:jc w:val="left"/>
             </w:pPr>
             <w:r>
               <w:rPr>
-                <w:rFonts w:ascii="Times New Roman" w:hAnsi="Times New Roman" w:eastAsia="Times New Roman"/>
+                <w:rFonts w:ascii="Times New Roman" w:hAnsi="Times New Roman" w:eastAsia="Times New Roman" w:cs="Times New Roman"/>
                 <w:b w:val="0"/>
-                <w:sz w:val="23"/>
+                <w:sz w:val="26"/>
+                <w:color w:val="000000"/>
+                <w:szCs w:val="26"/>
               </w:rPr>
               <w:t>................................................</w:t>
             </w:r>
@@ -817,7 +936,7 @@
         </w:tc>
         <w:tc>
           <w:tcPr>
-            <w:tcW w:type="dxa" w:w="1871"/>
+            <w:tcW w:type="dxa" w:w="1950"/>
             <w:tcMar>
               <w:top w:w="70" w:type="dxa"/>
               <w:start w:w="70" w:type="dxa"/>
@@ -828,13 +947,16 @@
           </w:tcPr>
           <w:p>
             <w:pPr>
-              <w:spacing w:after="0" w:line="252" w:lineRule="auto"/>
+              <w:spacing w:after="0" w:line="276" w:lineRule="auto" w:before="0"/>
+              <w:jc w:val="left"/>
             </w:pPr>
             <w:r>
               <w:rPr>
-                <w:rFonts w:ascii="Times New Roman" w:hAnsi="Times New Roman" w:eastAsia="Times New Roman"/>
+                <w:rFonts w:ascii="Times New Roman" w:hAnsi="Times New Roman" w:eastAsia="Times New Roman" w:cs="Times New Roman"/>
                 <w:b w:val="0"/>
-                <w:sz w:val="23"/>
+                <w:sz w:val="26"/>
+                <w:color w:val="000000"/>
+                <w:szCs w:val="26"/>
               </w:rPr>
               <w:t>................................</w:t>
             </w:r>
@@ -842,9 +964,12 @@
         </w:tc>
       </w:tr>
       <w:tr>
+        <w:trPr>
+          <w:cantSplit/>
+        </w:trPr>
         <w:tc>
           <w:tcPr>
-            <w:tcW w:type="dxa" w:w="567"/>
+            <w:tcW w:type="dxa" w:w="650"/>
             <w:tcMar>
               <w:top w:w="70" w:type="dxa"/>
               <w:start w:w="70" w:type="dxa"/>
@@ -855,13 +980,16 @@
           </w:tcPr>
           <w:p>
             <w:pPr>
-              <w:spacing w:after="0" w:line="252" w:lineRule="auto"/>
+              <w:spacing w:after="0" w:line="276" w:lineRule="auto" w:before="0"/>
+              <w:jc w:val="center"/>
             </w:pPr>
             <w:r>
               <w:rPr>
-                <w:rFonts w:ascii="Times New Roman" w:hAnsi="Times New Roman" w:eastAsia="Times New Roman"/>
+                <w:rFonts w:ascii="Times New Roman" w:hAnsi="Times New Roman" w:eastAsia="Times New Roman" w:cs="Times New Roman"/>
                 <w:b w:val="0"/>
-                <w:sz w:val="23"/>
+                <w:sz w:val="26"/>
+                <w:color w:val="000000"/>
+                <w:szCs w:val="26"/>
               </w:rPr>
               <w:t>3</w:t>
             </w:r>
@@ -869,7 +997,7 @@
         </w:tc>
         <w:tc>
           <w:tcPr>
-            <w:tcW w:type="dxa" w:w="2098"/>
+            <w:tcW w:type="dxa" w:w="1700"/>
             <w:tcMar>
               <w:top w:w="70" w:type="dxa"/>
               <w:start w:w="70" w:type="dxa"/>
@@ -880,13 +1008,16 @@
           </w:tcPr>
           <w:p>
             <w:pPr>
-              <w:spacing w:after="0" w:line="252" w:lineRule="auto"/>
+              <w:spacing w:after="0" w:line="276" w:lineRule="auto" w:before="0"/>
+              <w:jc w:val="left"/>
             </w:pPr>
             <w:r>
               <w:rPr>
-                <w:rFonts w:ascii="Times New Roman" w:hAnsi="Times New Roman" w:eastAsia="Times New Roman"/>
+                <w:rFonts w:ascii="Times New Roman" w:hAnsi="Times New Roman" w:eastAsia="Times New Roman" w:cs="Times New Roman"/>
                 <w:b w:val="0"/>
-                <w:sz w:val="23"/>
+                <w:sz w:val="26"/>
+                <w:color w:val="000000"/>
+                <w:szCs w:val="26"/>
               </w:rPr>
               <w:t>Khu vực/quận/huyện/tỉnh thành</w:t>
             </w:r>
@@ -894,7 +1025,7 @@
         </w:tc>
         <w:tc>
           <w:tcPr>
-            <w:tcW w:type="dxa" w:w="2268"/>
+            <w:tcW w:type="dxa" w:w="3300"/>
             <w:tcMar>
               <w:top w:w="70" w:type="dxa"/>
               <w:start w:w="70" w:type="dxa"/>
@@ -905,13 +1036,16 @@
           </w:tcPr>
           <w:p>
             <w:pPr>
-              <w:spacing w:after="0" w:line="252" w:lineRule="auto"/>
+              <w:spacing w:after="0" w:line="276" w:lineRule="auto" w:before="0"/>
+              <w:jc w:val="left"/>
             </w:pPr>
             <w:r>
               <w:rPr>
-                <w:rFonts w:ascii="Times New Roman" w:hAnsi="Times New Roman" w:eastAsia="Times New Roman"/>
+                <w:rFonts w:ascii="Times New Roman" w:hAnsi="Times New Roman" w:eastAsia="Times New Roman" w:cs="Times New Roman"/>
                 <w:b w:val="0"/>
-                <w:sz w:val="23"/>
+                <w:sz w:val="26"/>
+                <w:color w:val="000000"/>
+                <w:szCs w:val="26"/>
               </w:rPr>
               <w:t>................................................</w:t>
             </w:r>
@@ -919,7 +1053,7 @@
         </w:tc>
         <w:tc>
           <w:tcPr>
-            <w:tcW w:type="dxa" w:w="2268"/>
+            <w:tcW w:type="dxa" w:w="1400"/>
             <w:tcMar>
               <w:top w:w="70" w:type="dxa"/>
               <w:start w:w="70" w:type="dxa"/>
@@ -930,13 +1064,16 @@
           </w:tcPr>
           <w:p>
             <w:pPr>
-              <w:spacing w:after="0" w:line="252" w:lineRule="auto"/>
+              <w:spacing w:after="0" w:line="276" w:lineRule="auto" w:before="0"/>
+              <w:jc w:val="left"/>
             </w:pPr>
             <w:r>
               <w:rPr>
-                <w:rFonts w:ascii="Times New Roman" w:hAnsi="Times New Roman" w:eastAsia="Times New Roman"/>
+                <w:rFonts w:ascii="Times New Roman" w:hAnsi="Times New Roman" w:eastAsia="Times New Roman" w:cs="Times New Roman"/>
                 <w:b w:val="0"/>
-                <w:sz w:val="23"/>
+                <w:sz w:val="26"/>
+                <w:color w:val="000000"/>
+                <w:szCs w:val="26"/>
               </w:rPr>
               <w:t>................................................</w:t>
             </w:r>
@@ -944,7 +1081,7 @@
         </w:tc>
         <w:tc>
           <w:tcPr>
-            <w:tcW w:type="dxa" w:w="1871"/>
+            <w:tcW w:type="dxa" w:w="1950"/>
             <w:tcMar>
               <w:top w:w="70" w:type="dxa"/>
               <w:start w:w="70" w:type="dxa"/>
@@ -955,13 +1092,16 @@
           </w:tcPr>
           <w:p>
             <w:pPr>
-              <w:spacing w:after="0" w:line="252" w:lineRule="auto"/>
+              <w:spacing w:after="0" w:line="276" w:lineRule="auto" w:before="0"/>
+              <w:jc w:val="left"/>
             </w:pPr>
             <w:r>
               <w:rPr>
-                <w:rFonts w:ascii="Times New Roman" w:hAnsi="Times New Roman" w:eastAsia="Times New Roman"/>
+                <w:rFonts w:ascii="Times New Roman" w:hAnsi="Times New Roman" w:eastAsia="Times New Roman" w:cs="Times New Roman"/>
                 <w:b w:val="0"/>
-                <w:sz w:val="23"/>
+                <w:sz w:val="26"/>
+                <w:color w:val="000000"/>
+                <w:szCs w:val="26"/>
               </w:rPr>
               <w:t>................................</w:t>
             </w:r>
@@ -969,9 +1109,12 @@
         </w:tc>
       </w:tr>
       <w:tr>
+        <w:trPr>
+          <w:cantSplit/>
+        </w:trPr>
         <w:tc>
           <w:tcPr>
-            <w:tcW w:type="dxa" w:w="567"/>
+            <w:tcW w:type="dxa" w:w="650"/>
             <w:tcMar>
               <w:top w:w="70" w:type="dxa"/>
               <w:start w:w="70" w:type="dxa"/>
@@ -982,13 +1125,16 @@
           </w:tcPr>
           <w:p>
             <w:pPr>
-              <w:spacing w:after="0" w:line="252" w:lineRule="auto"/>
+              <w:spacing w:after="0" w:line="276" w:lineRule="auto" w:before="0"/>
+              <w:jc w:val="center"/>
             </w:pPr>
             <w:r>
               <w:rPr>
-                <w:rFonts w:ascii="Times New Roman" w:hAnsi="Times New Roman" w:eastAsia="Times New Roman"/>
+                <w:rFonts w:ascii="Times New Roman" w:hAnsi="Times New Roman" w:eastAsia="Times New Roman" w:cs="Times New Roman"/>
                 <w:b w:val="0"/>
-                <w:sz w:val="23"/>
+                <w:sz w:val="26"/>
+                <w:color w:val="000000"/>
+                <w:szCs w:val="26"/>
               </w:rPr>
               <w:t>4</w:t>
             </w:r>
@@ -996,7 +1142,7 @@
         </w:tc>
         <w:tc>
           <w:tcPr>
-            <w:tcW w:type="dxa" w:w="2098"/>
+            <w:tcW w:type="dxa" w:w="1700"/>
             <w:tcMar>
               <w:top w:w="70" w:type="dxa"/>
               <w:start w:w="70" w:type="dxa"/>
@@ -1007,13 +1153,16 @@
           </w:tcPr>
           <w:p>
             <w:pPr>
-              <w:spacing w:after="0" w:line="252" w:lineRule="auto"/>
+              <w:spacing w:after="0" w:line="276" w:lineRule="auto" w:before="0"/>
+              <w:jc w:val="left"/>
             </w:pPr>
             <w:r>
               <w:rPr>
-                <w:rFonts w:ascii="Times New Roman" w:hAnsi="Times New Roman" w:eastAsia="Times New Roman"/>
+                <w:rFonts w:ascii="Times New Roman" w:hAnsi="Times New Roman" w:eastAsia="Times New Roman" w:cs="Times New Roman"/>
                 <w:b w:val="0"/>
-                <w:sz w:val="23"/>
+                <w:sz w:val="26"/>
+                <w:color w:val="000000"/>
+                <w:szCs w:val="26"/>
               </w:rPr>
               <w:t>Số điện thoại tại cơ sở</w:t>
             </w:r>
@@ -1021,7 +1170,7 @@
         </w:tc>
         <w:tc>
           <w:tcPr>
-            <w:tcW w:type="dxa" w:w="2268"/>
+            <w:tcW w:type="dxa" w:w="3300"/>
             <w:tcMar>
               <w:top w:w="70" w:type="dxa"/>
               <w:start w:w="70" w:type="dxa"/>
@@ -1032,13 +1181,16 @@
           </w:tcPr>
           <w:p>
             <w:pPr>
-              <w:spacing w:after="0" w:line="252" w:lineRule="auto"/>
+              <w:spacing w:after="0" w:line="276" w:lineRule="auto" w:before="0"/>
+              <w:jc w:val="left"/>
             </w:pPr>
             <w:r>
               <w:rPr>
-                <w:rFonts w:ascii="Times New Roman" w:hAnsi="Times New Roman" w:eastAsia="Times New Roman"/>
+                <w:rFonts w:ascii="Times New Roman" w:hAnsi="Times New Roman" w:eastAsia="Times New Roman" w:cs="Times New Roman"/>
                 <w:b w:val="0"/>
-                <w:sz w:val="23"/>
+                <w:sz w:val="26"/>
+                <w:color w:val="000000"/>
+                <w:szCs w:val="26"/>
               </w:rPr>
               <w:t>................................................</w:t>
             </w:r>
@@ -1046,7 +1198,7 @@
         </w:tc>
         <w:tc>
           <w:tcPr>
-            <w:tcW w:type="dxa" w:w="2268"/>
+            <w:tcW w:type="dxa" w:w="1400"/>
             <w:tcMar>
               <w:top w:w="70" w:type="dxa"/>
               <w:start w:w="70" w:type="dxa"/>
@@ -1057,13 +1209,16 @@
           </w:tcPr>
           <w:p>
             <w:pPr>
-              <w:spacing w:after="0" w:line="252" w:lineRule="auto"/>
+              <w:spacing w:after="0" w:line="276" w:lineRule="auto" w:before="0"/>
+              <w:jc w:val="left"/>
             </w:pPr>
             <w:r>
               <w:rPr>
-                <w:rFonts w:ascii="Times New Roman" w:hAnsi="Times New Roman" w:eastAsia="Times New Roman"/>
+                <w:rFonts w:ascii="Times New Roman" w:hAnsi="Times New Roman" w:eastAsia="Times New Roman" w:cs="Times New Roman"/>
                 <w:b w:val="0"/>
-                <w:sz w:val="23"/>
+                <w:sz w:val="26"/>
+                <w:color w:val="000000"/>
+                <w:szCs w:val="26"/>
               </w:rPr>
               <w:t>................................................</w:t>
             </w:r>
@@ -1071,7 +1226,7 @@
         </w:tc>
         <w:tc>
           <w:tcPr>
-            <w:tcW w:type="dxa" w:w="1871"/>
+            <w:tcW w:type="dxa" w:w="1950"/>
             <w:tcMar>
               <w:top w:w="70" w:type="dxa"/>
               <w:start w:w="70" w:type="dxa"/>
@@ -1082,13 +1237,16 @@
           </w:tcPr>
           <w:p>
             <w:pPr>
-              <w:spacing w:after="0" w:line="252" w:lineRule="auto"/>
+              <w:spacing w:after="0" w:line="276" w:lineRule="auto" w:before="0"/>
+              <w:jc w:val="left"/>
             </w:pPr>
             <w:r>
               <w:rPr>
-                <w:rFonts w:ascii="Times New Roman" w:hAnsi="Times New Roman" w:eastAsia="Times New Roman"/>
+                <w:rFonts w:ascii="Times New Roman" w:hAnsi="Times New Roman" w:eastAsia="Times New Roman" w:cs="Times New Roman"/>
                 <w:b w:val="0"/>
-                <w:sz w:val="23"/>
+                <w:sz w:val="26"/>
+                <w:color w:val="000000"/>
+                <w:szCs w:val="26"/>
               </w:rPr>
               <w:t>................................</w:t>
             </w:r>
@@ -1096,9 +1254,12 @@
         </w:tc>
       </w:tr>
       <w:tr>
+        <w:trPr>
+          <w:cantSplit/>
+        </w:trPr>
         <w:tc>
           <w:tcPr>
-            <w:tcW w:type="dxa" w:w="567"/>
+            <w:tcW w:type="dxa" w:w="650"/>
             <w:tcMar>
               <w:top w:w="70" w:type="dxa"/>
               <w:start w:w="70" w:type="dxa"/>
@@ -1109,13 +1270,16 @@
           </w:tcPr>
           <w:p>
             <w:pPr>
-              <w:spacing w:after="0" w:line="252" w:lineRule="auto"/>
+              <w:spacing w:after="0" w:line="276" w:lineRule="auto" w:before="0"/>
+              <w:jc w:val="center"/>
             </w:pPr>
             <w:r>
               <w:rPr>
-                <w:rFonts w:ascii="Times New Roman" w:hAnsi="Times New Roman" w:eastAsia="Times New Roman"/>
+                <w:rFonts w:ascii="Times New Roman" w:hAnsi="Times New Roman" w:eastAsia="Times New Roman" w:cs="Times New Roman"/>
                 <w:b w:val="0"/>
-                <w:sz w:val="23"/>
+                <w:sz w:val="26"/>
+                <w:color w:val="000000"/>
+                <w:szCs w:val="26"/>
               </w:rPr>
               <w:t>5</w:t>
             </w:r>
@@ -1123,7 +1287,7 @@
         </w:tc>
         <w:tc>
           <w:tcPr>
-            <w:tcW w:type="dxa" w:w="2098"/>
+            <w:tcW w:type="dxa" w:w="1700"/>
             <w:tcMar>
               <w:top w:w="70" w:type="dxa"/>
               <w:start w:w="70" w:type="dxa"/>
@@ -1134,13 +1298,16 @@
           </w:tcPr>
           <w:p>
             <w:pPr>
-              <w:spacing w:after="0" w:line="252" w:lineRule="auto"/>
+              <w:spacing w:after="0" w:line="276" w:lineRule="auto" w:before="0"/>
+              <w:jc w:val="left"/>
             </w:pPr>
             <w:r>
               <w:rPr>
-                <w:rFonts w:ascii="Times New Roman" w:hAnsi="Times New Roman" w:eastAsia="Times New Roman"/>
+                <w:rFonts w:ascii="Times New Roman" w:hAnsi="Times New Roman" w:eastAsia="Times New Roman" w:cs="Times New Roman"/>
                 <w:b w:val="0"/>
-                <w:sz w:val="23"/>
+                <w:sz w:val="26"/>
+                <w:color w:val="000000"/>
+                <w:szCs w:val="26"/>
               </w:rPr>
               <w:t>Người quản lý tại cơ sở</w:t>
             </w:r>
@@ -1148,7 +1315,7 @@
         </w:tc>
         <w:tc>
           <w:tcPr>
-            <w:tcW w:type="dxa" w:w="2268"/>
+            <w:tcW w:type="dxa" w:w="3300"/>
             <w:tcMar>
               <w:top w:w="70" w:type="dxa"/>
               <w:start w:w="70" w:type="dxa"/>
@@ -1159,13 +1326,16 @@
           </w:tcPr>
           <w:p>
             <w:pPr>
-              <w:spacing w:after="0" w:line="252" w:lineRule="auto"/>
+              <w:spacing w:after="0" w:line="276" w:lineRule="auto" w:before="0"/>
+              <w:jc w:val="left"/>
             </w:pPr>
             <w:r>
               <w:rPr>
-                <w:rFonts w:ascii="Times New Roman" w:hAnsi="Times New Roman" w:eastAsia="Times New Roman"/>
+                <w:rFonts w:ascii="Times New Roman" w:hAnsi="Times New Roman" w:eastAsia="Times New Roman" w:cs="Times New Roman"/>
                 <w:b w:val="0"/>
-                <w:sz w:val="23"/>
+                <w:sz w:val="26"/>
+                <w:color w:val="000000"/>
+                <w:szCs w:val="26"/>
               </w:rPr>
               <w:t>................................................</w:t>
             </w:r>
@@ -1173,7 +1343,7 @@
         </w:tc>
         <w:tc>
           <w:tcPr>
-            <w:tcW w:type="dxa" w:w="2268"/>
+            <w:tcW w:type="dxa" w:w="1400"/>
             <w:tcMar>
               <w:top w:w="70" w:type="dxa"/>
               <w:start w:w="70" w:type="dxa"/>
@@ -1184,13 +1354,16 @@
           </w:tcPr>
           <w:p>
             <w:pPr>
-              <w:spacing w:after="0" w:line="252" w:lineRule="auto"/>
+              <w:spacing w:after="0" w:line="276" w:lineRule="auto" w:before="0"/>
+              <w:jc w:val="left"/>
             </w:pPr>
             <w:r>
               <w:rPr>
-                <w:rFonts w:ascii="Times New Roman" w:hAnsi="Times New Roman" w:eastAsia="Times New Roman"/>
+                <w:rFonts w:ascii="Times New Roman" w:hAnsi="Times New Roman" w:eastAsia="Times New Roman" w:cs="Times New Roman"/>
                 <w:b w:val="0"/>
-                <w:sz w:val="23"/>
+                <w:sz w:val="26"/>
+                <w:color w:val="000000"/>
+                <w:szCs w:val="26"/>
               </w:rPr>
               <w:t>................................................</w:t>
             </w:r>
@@ -1198,7 +1371,7 @@
         </w:tc>
         <w:tc>
           <w:tcPr>
-            <w:tcW w:type="dxa" w:w="1871"/>
+            <w:tcW w:type="dxa" w:w="1950"/>
             <w:tcMar>
               <w:top w:w="70" w:type="dxa"/>
               <w:start w:w="70" w:type="dxa"/>
@@ -1209,13 +1382,16 @@
           </w:tcPr>
           <w:p>
             <w:pPr>
-              <w:spacing w:after="0" w:line="252" w:lineRule="auto"/>
+              <w:spacing w:after="0" w:line="276" w:lineRule="auto" w:before="0"/>
+              <w:jc w:val="left"/>
             </w:pPr>
             <w:r>
               <w:rPr>
-                <w:rFonts w:ascii="Times New Roman" w:hAnsi="Times New Roman" w:eastAsia="Times New Roman"/>
+                <w:rFonts w:ascii="Times New Roman" w:hAnsi="Times New Roman" w:eastAsia="Times New Roman" w:cs="Times New Roman"/>
                 <w:b w:val="0"/>
-                <w:sz w:val="23"/>
+                <w:sz w:val="26"/>
+                <w:color w:val="000000"/>
+                <w:szCs w:val="26"/>
               </w:rPr>
               <w:t>................................</w:t>
             </w:r>
@@ -1223,9 +1399,12 @@
         </w:tc>
       </w:tr>
       <w:tr>
+        <w:trPr>
+          <w:cantSplit/>
+        </w:trPr>
         <w:tc>
           <w:tcPr>
-            <w:tcW w:type="dxa" w:w="567"/>
+            <w:tcW w:type="dxa" w:w="650"/>
             <w:tcMar>
               <w:top w:w="70" w:type="dxa"/>
               <w:start w:w="70" w:type="dxa"/>
@@ -1236,13 +1415,16 @@
           </w:tcPr>
           <w:p>
             <w:pPr>
-              <w:spacing w:after="0" w:line="252" w:lineRule="auto"/>
+              <w:spacing w:after="0" w:line="276" w:lineRule="auto" w:before="0"/>
+              <w:jc w:val="center"/>
             </w:pPr>
             <w:r>
               <w:rPr>
-                <w:rFonts w:ascii="Times New Roman" w:hAnsi="Times New Roman" w:eastAsia="Times New Roman"/>
+                <w:rFonts w:ascii="Times New Roman" w:hAnsi="Times New Roman" w:eastAsia="Times New Roman" w:cs="Times New Roman"/>
                 <w:b w:val="0"/>
-                <w:sz w:val="23"/>
+                <w:sz w:val="26"/>
+                <w:color w:val="000000"/>
+                <w:szCs w:val="26"/>
               </w:rPr>
               <w:t>6</w:t>
             </w:r>
@@ -1250,7 +1432,7 @@
         </w:tc>
         <w:tc>
           <w:tcPr>
-            <w:tcW w:type="dxa" w:w="2098"/>
+            <w:tcW w:type="dxa" w:w="1700"/>
             <w:tcMar>
               <w:top w:w="70" w:type="dxa"/>
               <w:start w:w="70" w:type="dxa"/>
@@ -1261,13 +1443,16 @@
           </w:tcPr>
           <w:p>
             <w:pPr>
-              <w:spacing w:after="0" w:line="252" w:lineRule="auto"/>
+              <w:spacing w:after="0" w:line="276" w:lineRule="auto" w:before="0"/>
+              <w:jc w:val="left"/>
             </w:pPr>
             <w:r>
               <w:rPr>
-                <w:rFonts w:ascii="Times New Roman" w:hAnsi="Times New Roman" w:eastAsia="Times New Roman"/>
+                <w:rFonts w:ascii="Times New Roman" w:hAnsi="Times New Roman" w:eastAsia="Times New Roman" w:cs="Times New Roman"/>
                 <w:b w:val="0"/>
-                <w:sz w:val="23"/>
+                <w:sz w:val="26"/>
+                <w:color w:val="000000"/>
+                <w:szCs w:val="26"/>
               </w:rPr>
               <w:t>Thời điểm dự kiến áp dụng</w:t>
             </w:r>
@@ -1275,7 +1460,7 @@
         </w:tc>
         <w:tc>
           <w:tcPr>
-            <w:tcW w:type="dxa" w:w="2268"/>
+            <w:tcW w:type="dxa" w:w="3300"/>
             <w:tcMar>
               <w:top w:w="70" w:type="dxa"/>
               <w:start w:w="70" w:type="dxa"/>
@@ -1286,13 +1471,16 @@
           </w:tcPr>
           <w:p>
             <w:pPr>
-              <w:spacing w:after="0" w:line="252" w:lineRule="auto"/>
+              <w:spacing w:after="0" w:line="276" w:lineRule="auto" w:before="0"/>
+              <w:jc w:val="left"/>
             </w:pPr>
             <w:r>
               <w:rPr>
-                <w:rFonts w:ascii="Times New Roman" w:hAnsi="Times New Roman" w:eastAsia="Times New Roman"/>
+                <w:rFonts w:ascii="Times New Roman" w:hAnsi="Times New Roman" w:eastAsia="Times New Roman" w:cs="Times New Roman"/>
                 <w:b w:val="0"/>
-                <w:sz w:val="23"/>
+                <w:sz w:val="26"/>
+                <w:color w:val="000000"/>
+                <w:szCs w:val="26"/>
               </w:rPr>
               <w:t>................................................</w:t>
             </w:r>
@@ -1300,7 +1488,7 @@
         </w:tc>
         <w:tc>
           <w:tcPr>
-            <w:tcW w:type="dxa" w:w="2268"/>
+            <w:tcW w:type="dxa" w:w="1400"/>
             <w:tcMar>
               <w:top w:w="70" w:type="dxa"/>
               <w:start w:w="70" w:type="dxa"/>
@@ -1311,13 +1499,16 @@
           </w:tcPr>
           <w:p>
             <w:pPr>
-              <w:spacing w:after="0" w:line="252" w:lineRule="auto"/>
+              <w:spacing w:after="0" w:line="276" w:lineRule="auto" w:before="0"/>
+              <w:jc w:val="left"/>
             </w:pPr>
             <w:r>
               <w:rPr>
-                <w:rFonts w:ascii="Times New Roman" w:hAnsi="Times New Roman" w:eastAsia="Times New Roman"/>
+                <w:rFonts w:ascii="Times New Roman" w:hAnsi="Times New Roman" w:eastAsia="Times New Roman" w:cs="Times New Roman"/>
                 <w:b w:val="0"/>
-                <w:sz w:val="23"/>
+                <w:sz w:val="26"/>
+                <w:color w:val="000000"/>
+                <w:szCs w:val="26"/>
               </w:rPr>
               <w:t>................................................</w:t>
             </w:r>
@@ -1325,7 +1516,7 @@
         </w:tc>
         <w:tc>
           <w:tcPr>
-            <w:tcW w:type="dxa" w:w="1871"/>
+            <w:tcW w:type="dxa" w:w="1950"/>
             <w:tcMar>
               <w:top w:w="70" w:type="dxa"/>
               <w:start w:w="70" w:type="dxa"/>
@@ -1336,13 +1527,16 @@
           </w:tcPr>
           <w:p>
             <w:pPr>
-              <w:spacing w:after="0" w:line="252" w:lineRule="auto"/>
+              <w:spacing w:after="0" w:line="276" w:lineRule="auto" w:before="0"/>
+              <w:jc w:val="left"/>
             </w:pPr>
             <w:r>
               <w:rPr>
-                <w:rFonts w:ascii="Times New Roman" w:hAnsi="Times New Roman" w:eastAsia="Times New Roman"/>
+                <w:rFonts w:ascii="Times New Roman" w:hAnsi="Times New Roman" w:eastAsia="Times New Roman" w:cs="Times New Roman"/>
                 <w:b w:val="0"/>
-                <w:sz w:val="23"/>
+                <w:sz w:val="26"/>
+                <w:color w:val="000000"/>
+                <w:szCs w:val="26"/>
               </w:rPr>
               <w:t>................................</w:t>
             </w:r>
@@ -1352,68 +1546,54 @@
     </w:tbl>
     <w:p>
       <w:pPr>
-        <w:spacing w:before="120" w:after="60" w:line="276" w:lineRule="auto"/>
+        <w:spacing w:before="0" w:after="0" w:line="276" w:lineRule="auto"/>
         <w:jc w:val="left"/>
       </w:pPr>
       <w:r>
         <w:rPr>
-          <w:rFonts w:ascii="Times New Roman" w:hAnsi="Times New Roman" w:eastAsia="Times New Roman"/>
-          <w:b/>
+          <w:rFonts w:ascii="Times New Roman" w:hAnsi="Times New Roman" w:eastAsia="Times New Roman" w:cs="Times New Roman"/>
+          <w:b w:val="1"/>
           <w:i w:val="0"/>
           <w:sz w:val="26"/>
+          <w:color w:val="000000"/>
+          <w:szCs w:val="26"/>
         </w:rPr>
         <w:t>III. Phạm vi ảnh hưởng và phương án xử lý</w:t>
       </w:r>
     </w:p>
     <w:tbl>
       <w:tblPr>
-        <w:tblW w:type="auto" w:w="0"/>
+        <w:tblW w:type="dxa" w:w="9000"/>
         <w:jc w:val="center"/>
         <w:tblLayout w:type="fixed"/>
         <w:tblLook w:firstColumn="1" w:firstRow="1" w:lastColumn="0" w:lastRow="0" w:noHBand="0" w:noVBand="1" w:val="04A0"/>
         <w:tblBorders>
-          <w:top w:val="single" w:sz="4" w:space="0" w:color="A6A6A6"/>
-          <w:left w:val="single" w:sz="4" w:space="0" w:color="A6A6A6"/>
-          <w:bottom w:val="single" w:sz="4" w:space="0" w:color="A6A6A6"/>
-          <w:right w:val="single" w:sz="4" w:space="0" w:color="A6A6A6"/>
-          <w:insideH w:val="single" w:sz="4" w:space="0" w:color="A6A6A6"/>
-          <w:insideV w:val="single" w:sz="4" w:space="0" w:color="A6A6A6"/>
+          <w:top w:val="single" w:sz="4" w:space="0" w:color="000000"/>
+          <w:left w:val="single" w:sz="4" w:space="0" w:color="000000"/>
+          <w:bottom w:val="single" w:sz="4" w:space="0" w:color="000000"/>
+          <w:right w:val="single" w:sz="4" w:space="0" w:color="000000"/>
+          <w:insideH w:val="single" w:sz="4" w:space="0" w:color="000000"/>
+          <w:insideV w:val="single" w:sz="4" w:space="0" w:color="000000"/>
         </w:tblBorders>
+        <w:tblInd w:w="0" w:type="dxa"/>
+        <w:tblCellMar>
+          <w:top w:w="60" w:type="dxa"/>
+          <w:left w:w="90" w:type="dxa"/>
+          <w:bottom w:w="60" w:type="dxa"/>
+          <w:right w:w="90" w:type="dxa"/>
+        </w:tblCellMar>
       </w:tblPr>
       <w:tblGrid>
-        <w:gridCol w:w="4535"/>
-        <w:gridCol w:w="4535"/>
+        <w:gridCol w:w="2700"/>
+        <w:gridCol w:w="6300"/>
       </w:tblGrid>
       <w:tr>
+        <w:trPr>
+          <w:cantSplit/>
+        </w:trPr>
         <w:tc>
           <w:tcPr>
-            <w:tcW w:type="dxa" w:w="2948"/>
-            <w:tcMar>
-              <w:top w:w="80" w:type="dxa"/>
-              <w:start w:w="80" w:type="dxa"/>
-              <w:bottom w:w="80" w:type="dxa"/>
-              <w:end w:w="80" w:type="dxa"/>
-            </w:tcMar>
-            <w:vAlign w:val="center"/>
-            <w:shd w:fill="F2F2F2"/>
-          </w:tcPr>
-          <w:p>
-            <w:pPr>
-              <w:spacing w:after="0" w:line="252" w:lineRule="auto"/>
-            </w:pPr>
-            <w:r>
-              <w:rPr>
-                <w:rFonts w:ascii="Times New Roman" w:hAnsi="Times New Roman" w:eastAsia="Times New Roman"/>
-                <w:b/>
-                <w:sz w:val="25"/>
-              </w:rPr>
-              <w:t>Booking/lịch đặt sân đang còn hiệu lực</w:t>
-            </w:r>
-          </w:p>
-        </w:tc>
-        <w:tc>
-          <w:tcPr>
-            <w:tcW w:type="dxa" w:w="6123"/>
+            <w:tcW w:type="dxa" w:w="2700"/>
             <w:tcMar>
               <w:top w:w="80" w:type="dxa"/>
               <w:start w:w="80" w:type="dxa"/>
@@ -1424,49 +1604,24 @@
           </w:tcPr>
           <w:p>
             <w:pPr>
-              <w:spacing w:after="0" w:line="252" w:lineRule="auto"/>
+              <w:spacing w:after="0" w:line="276" w:lineRule="auto" w:before="0"/>
+              <w:jc w:val="left"/>
             </w:pPr>
             <w:r>
               <w:rPr>
-                <w:rFonts w:ascii="Times New Roman" w:hAnsi="Times New Roman" w:eastAsia="Times New Roman"/>
-                <w:b w:val="0"/>
-                <w:sz w:val="25"/>
+                <w:rFonts w:ascii="Times New Roman" w:hAnsi="Times New Roman" w:eastAsia="Times New Roman" w:cs="Times New Roman"/>
+                <w:b w:val="1"/>
+                <w:sz w:val="26"/>
+                <w:color w:val="000000"/>
+                <w:szCs w:val="26"/>
               </w:rPr>
-              <w:t>Không ảnh hưởng / Có ảnh hưởng: ................................................................................</w:t>
-            </w:r>
-          </w:p>
-        </w:tc>
-      </w:tr>
-      <w:tr>
-        <w:tc>
-          <w:tcPr>
-            <w:tcW w:type="dxa" w:w="2948"/>
-            <w:tcMar>
-              <w:top w:w="80" w:type="dxa"/>
-              <w:start w:w="80" w:type="dxa"/>
-              <w:bottom w:w="80" w:type="dxa"/>
-              <w:end w:w="80" w:type="dxa"/>
-            </w:tcMar>
-            <w:vAlign w:val="center"/>
-            <w:shd w:fill="F2F2F2"/>
-          </w:tcPr>
-          <w:p>
-            <w:pPr>
-              <w:spacing w:after="0" w:line="252" w:lineRule="auto"/>
-            </w:pPr>
-            <w:r>
-              <w:rPr>
-                <w:rFonts w:ascii="Times New Roman" w:hAnsi="Times New Roman" w:eastAsia="Times New Roman"/>
-                <w:b/>
-                <w:sz w:val="25"/>
-              </w:rPr>
-              <w:t>Phương án xử lý booking bị ảnh hưởng</w:t>
+              <w:t>Booking/lịch đặt sân đang còn hiệu lực</w:t>
             </w:r>
           </w:p>
         </w:tc>
         <w:tc>
           <w:tcPr>
-            <w:tcW w:type="dxa" w:w="6123"/>
+            <w:tcW w:type="dxa" w:w="6300"/>
             <w:tcMar>
               <w:top w:w="80" w:type="dxa"/>
               <w:start w:w="80" w:type="dxa"/>
@@ -1477,49 +1632,29 @@
           </w:tcPr>
           <w:p>
             <w:pPr>
-              <w:spacing w:after="0" w:line="252" w:lineRule="auto"/>
+              <w:spacing w:after="0" w:line="276" w:lineRule="auto" w:before="0"/>
+              <w:jc w:val="left"/>
             </w:pPr>
             <w:r>
               <w:rPr>
-                <w:rFonts w:ascii="Times New Roman" w:hAnsi="Times New Roman" w:eastAsia="Times New Roman"/>
+                <w:rFonts w:ascii="Times New Roman" w:hAnsi="Times New Roman" w:eastAsia="Times New Roman" w:cs="Times New Roman"/>
                 <w:b w:val="0"/>
-                <w:sz w:val="25"/>
+                <w:sz w:val="26"/>
+                <w:color w:val="000000"/>
+                <w:szCs w:val="26"/>
               </w:rPr>
-              <w:t>Giữ lịch / Chuyển lịch / Hoàn tiền / Liên hệ khách hàng: ................................................</w:t>
+              <w:t>Không ảnh hưởng / Có ảnh hưởng: ................................................................................</w:t>
             </w:r>
           </w:p>
         </w:tc>
       </w:tr>
       <w:tr>
+        <w:trPr>
+          <w:cantSplit/>
+        </w:trPr>
         <w:tc>
           <w:tcPr>
-            <w:tcW w:type="dxa" w:w="2948"/>
-            <w:tcMar>
-              <w:top w:w="80" w:type="dxa"/>
-              <w:start w:w="80" w:type="dxa"/>
-              <w:bottom w:w="80" w:type="dxa"/>
-              <w:end w:w="80" w:type="dxa"/>
-            </w:tcMar>
-            <w:vAlign w:val="center"/>
-            <w:shd w:fill="F2F2F2"/>
-          </w:tcPr>
-          <w:p>
-            <w:pPr>
-              <w:spacing w:after="0" w:line="252" w:lineRule="auto"/>
-            </w:pPr>
-            <w:r>
-              <w:rPr>
-                <w:rFonts w:ascii="Times New Roman" w:hAnsi="Times New Roman" w:eastAsia="Times New Roman"/>
-                <w:b/>
-                <w:sz w:val="25"/>
-              </w:rPr>
-              <w:t>Thời gian tạm dừng nhận lịch mới nếu có</w:t>
-            </w:r>
-          </w:p>
-        </w:tc>
-        <w:tc>
-          <w:tcPr>
-            <w:tcW w:type="dxa" w:w="6123"/>
+            <w:tcW w:type="dxa" w:w="2700"/>
             <w:tcMar>
               <w:top w:w="80" w:type="dxa"/>
               <w:start w:w="80" w:type="dxa"/>
@@ -1530,49 +1665,24 @@
           </w:tcPr>
           <w:p>
             <w:pPr>
-              <w:spacing w:after="0" w:line="252" w:lineRule="auto"/>
+              <w:spacing w:after="0" w:line="276" w:lineRule="auto" w:before="0"/>
+              <w:jc w:val="left"/>
             </w:pPr>
             <w:r>
               <w:rPr>
-                <w:rFonts w:ascii="Times New Roman" w:hAnsi="Times New Roman" w:eastAsia="Times New Roman"/>
-                <w:b w:val="0"/>
-                <w:sz w:val="25"/>
+                <w:rFonts w:ascii="Times New Roman" w:hAnsi="Times New Roman" w:eastAsia="Times New Roman" w:cs="Times New Roman"/>
+                <w:b w:val="1"/>
+                <w:sz w:val="26"/>
+                <w:color w:val="000000"/>
+                <w:szCs w:val="26"/>
               </w:rPr>
-              <w:t>Từ ngày ……/……/…… đến ngày ……/……/……</w:t>
-            </w:r>
-          </w:p>
-        </w:tc>
-      </w:tr>
-      <w:tr>
-        <w:tc>
-          <w:tcPr>
-            <w:tcW w:type="dxa" w:w="2948"/>
-            <w:tcMar>
-              <w:top w:w="80" w:type="dxa"/>
-              <w:start w:w="80" w:type="dxa"/>
-              <w:bottom w:w="80" w:type="dxa"/>
-              <w:end w:w="80" w:type="dxa"/>
-            </w:tcMar>
-            <w:vAlign w:val="center"/>
-            <w:shd w:fill="F2F2F2"/>
-          </w:tcPr>
-          <w:p>
-            <w:pPr>
-              <w:spacing w:after="0" w:line="252" w:lineRule="auto"/>
-            </w:pPr>
-            <w:r>
-              <w:rPr>
-                <w:rFonts w:ascii="Times New Roman" w:hAnsi="Times New Roman" w:eastAsia="Times New Roman"/>
-                <w:b/>
-                <w:sz w:val="25"/>
-              </w:rPr>
-              <w:t>Thông tin cần cập nhật trên hệ thống</w:t>
+              <w:t>Phương án xử lý booking bị ảnh hưởng</w:t>
             </w:r>
           </w:p>
         </w:tc>
         <w:tc>
           <w:tcPr>
-            <w:tcW w:type="dxa" w:w="6123"/>
+            <w:tcW w:type="dxa" w:w="6300"/>
             <w:tcMar>
               <w:top w:w="80" w:type="dxa"/>
               <w:start w:w="80" w:type="dxa"/>
@@ -1583,49 +1693,29 @@
           </w:tcPr>
           <w:p>
             <w:pPr>
-              <w:spacing w:after="0" w:line="252" w:lineRule="auto"/>
+              <w:spacing w:after="0" w:line="276" w:lineRule="auto" w:before="0"/>
+              <w:jc w:val="left"/>
             </w:pPr>
             <w:r>
               <w:rPr>
-                <w:rFonts w:ascii="Times New Roman" w:hAnsi="Times New Roman" w:eastAsia="Times New Roman"/>
+                <w:rFonts w:ascii="Times New Roman" w:hAnsi="Times New Roman" w:eastAsia="Times New Roman" w:cs="Times New Roman"/>
                 <w:b w:val="0"/>
-                <w:sz w:val="25"/>
+                <w:sz w:val="26"/>
+                <w:color w:val="000000"/>
+                <w:szCs w:val="26"/>
               </w:rPr>
-              <w:t>Địa chỉ, tọa độ, bản đồ, hình ảnh, liên hệ, trạng thái vận hành, thông báo cho khách hàng.</w:t>
+              <w:t>Giữ lịch / Chuyển lịch / Hoàn tiền / Liên hệ khách hàng: ................................................</w:t>
             </w:r>
           </w:p>
         </w:tc>
       </w:tr>
       <w:tr>
+        <w:trPr>
+          <w:cantSplit/>
+        </w:trPr>
         <w:tc>
           <w:tcPr>
-            <w:tcW w:type="dxa" w:w="2948"/>
-            <w:tcMar>
-              <w:top w:w="80" w:type="dxa"/>
-              <w:start w:w="80" w:type="dxa"/>
-              <w:bottom w:w="80" w:type="dxa"/>
-              <w:end w:w="80" w:type="dxa"/>
-            </w:tcMar>
-            <w:vAlign w:val="center"/>
-            <w:shd w:fill="F2F2F2"/>
-          </w:tcPr>
-          <w:p>
-            <w:pPr>
-              <w:spacing w:after="0" w:line="252" w:lineRule="auto"/>
-            </w:pPr>
-            <w:r>
-              <w:rPr>
-                <w:rFonts w:ascii="Times New Roman" w:hAnsi="Times New Roman" w:eastAsia="Times New Roman"/>
-                <w:b/>
-                <w:sz w:val="25"/>
-              </w:rPr>
-              <w:t>Bộ phận/cá nhân chịu trách nhiệm phối hợp</w:t>
-            </w:r>
-          </w:p>
-        </w:tc>
-        <w:tc>
-          <w:tcPr>
-            <w:tcW w:type="dxa" w:w="6123"/>
+            <w:tcW w:type="dxa" w:w="2700"/>
             <w:tcMar>
               <w:top w:w="80" w:type="dxa"/>
               <w:start w:w="80" w:type="dxa"/>
@@ -1636,13 +1726,166 @@
           </w:tcPr>
           <w:p>
             <w:pPr>
-              <w:spacing w:after="0" w:line="252" w:lineRule="auto"/>
+              <w:spacing w:after="0" w:line="276" w:lineRule="auto" w:before="0"/>
+              <w:jc w:val="left"/>
             </w:pPr>
             <w:r>
               <w:rPr>
-                <w:rFonts w:ascii="Times New Roman" w:hAnsi="Times New Roman" w:eastAsia="Times New Roman"/>
+                <w:rFonts w:ascii="Times New Roman" w:hAnsi="Times New Roman" w:eastAsia="Times New Roman" w:cs="Times New Roman"/>
+                <w:b w:val="1"/>
+                <w:sz w:val="26"/>
+                <w:color w:val="000000"/>
+                <w:szCs w:val="26"/>
+              </w:rPr>
+              <w:t>Thời gian tạm dừng nhận lịch mới nếu có</w:t>
+            </w:r>
+          </w:p>
+        </w:tc>
+        <w:tc>
+          <w:tcPr>
+            <w:tcW w:type="dxa" w:w="6300"/>
+            <w:tcMar>
+              <w:top w:w="80" w:type="dxa"/>
+              <w:start w:w="80" w:type="dxa"/>
+              <w:bottom w:w="80" w:type="dxa"/>
+              <w:end w:w="80" w:type="dxa"/>
+            </w:tcMar>
+            <w:vAlign w:val="center"/>
+          </w:tcPr>
+          <w:p>
+            <w:pPr>
+              <w:spacing w:after="0" w:line="276" w:lineRule="auto" w:before="0"/>
+              <w:jc w:val="left"/>
+            </w:pPr>
+            <w:r>
+              <w:rPr>
+                <w:rFonts w:ascii="Times New Roman" w:hAnsi="Times New Roman" w:eastAsia="Times New Roman" w:cs="Times New Roman"/>
                 <w:b w:val="0"/>
-                <w:sz w:val="25"/>
+                <w:sz w:val="26"/>
+                <w:color w:val="000000"/>
+                <w:szCs w:val="26"/>
+              </w:rPr>
+              <w:t>Từ ngày ……/……/…… đến ngày ……/……/……</w:t>
+            </w:r>
+          </w:p>
+        </w:tc>
+      </w:tr>
+      <w:tr>
+        <w:trPr>
+          <w:cantSplit/>
+        </w:trPr>
+        <w:tc>
+          <w:tcPr>
+            <w:tcW w:type="dxa" w:w="2700"/>
+            <w:tcMar>
+              <w:top w:w="80" w:type="dxa"/>
+              <w:start w:w="80" w:type="dxa"/>
+              <w:bottom w:w="80" w:type="dxa"/>
+              <w:end w:w="80" w:type="dxa"/>
+            </w:tcMar>
+            <w:vAlign w:val="center"/>
+          </w:tcPr>
+          <w:p>
+            <w:pPr>
+              <w:spacing w:after="0" w:line="276" w:lineRule="auto" w:before="0"/>
+              <w:jc w:val="left"/>
+            </w:pPr>
+            <w:r>
+              <w:rPr>
+                <w:rFonts w:ascii="Times New Roman" w:hAnsi="Times New Roman" w:eastAsia="Times New Roman" w:cs="Times New Roman"/>
+                <w:b w:val="1"/>
+                <w:sz w:val="26"/>
+                <w:color w:val="000000"/>
+                <w:szCs w:val="26"/>
+              </w:rPr>
+              <w:t>Thông tin cần cập nhật trên hệ thống</w:t>
+            </w:r>
+          </w:p>
+        </w:tc>
+        <w:tc>
+          <w:tcPr>
+            <w:tcW w:type="dxa" w:w="6300"/>
+            <w:tcMar>
+              <w:top w:w="80" w:type="dxa"/>
+              <w:start w:w="80" w:type="dxa"/>
+              <w:bottom w:w="80" w:type="dxa"/>
+              <w:end w:w="80" w:type="dxa"/>
+            </w:tcMar>
+            <w:vAlign w:val="center"/>
+          </w:tcPr>
+          <w:p>
+            <w:pPr>
+              <w:spacing w:after="0" w:line="276" w:lineRule="auto" w:before="0"/>
+              <w:jc w:val="left"/>
+            </w:pPr>
+            <w:r>
+              <w:rPr>
+                <w:rFonts w:ascii="Times New Roman" w:hAnsi="Times New Roman" w:eastAsia="Times New Roman" w:cs="Times New Roman"/>
+                <w:b w:val="0"/>
+                <w:sz w:val="26"/>
+                <w:color w:val="000000"/>
+                <w:szCs w:val="26"/>
+              </w:rPr>
+              <w:t>Địa chỉ, tọa độ, bản đồ, hình ảnh, liên hệ, trạng thái vận hành, thông báo cho khách hàng.</w:t>
+            </w:r>
+          </w:p>
+        </w:tc>
+      </w:tr>
+      <w:tr>
+        <w:trPr>
+          <w:cantSplit/>
+        </w:trPr>
+        <w:tc>
+          <w:tcPr>
+            <w:tcW w:type="dxa" w:w="2700"/>
+            <w:tcMar>
+              <w:top w:w="80" w:type="dxa"/>
+              <w:start w:w="80" w:type="dxa"/>
+              <w:bottom w:w="80" w:type="dxa"/>
+              <w:end w:w="80" w:type="dxa"/>
+            </w:tcMar>
+            <w:vAlign w:val="center"/>
+          </w:tcPr>
+          <w:p>
+            <w:pPr>
+              <w:spacing w:after="0" w:line="276" w:lineRule="auto" w:before="0"/>
+              <w:jc w:val="left"/>
+            </w:pPr>
+            <w:r>
+              <w:rPr>
+                <w:rFonts w:ascii="Times New Roman" w:hAnsi="Times New Roman" w:eastAsia="Times New Roman" w:cs="Times New Roman"/>
+                <w:b w:val="1"/>
+                <w:sz w:val="26"/>
+                <w:color w:val="000000"/>
+                <w:szCs w:val="26"/>
+              </w:rPr>
+              <w:t>Bộ phận/cá nhân chịu trách nhiệm phối hợp</w:t>
+            </w:r>
+          </w:p>
+        </w:tc>
+        <w:tc>
+          <w:tcPr>
+            <w:tcW w:type="dxa" w:w="6300"/>
+            <w:tcMar>
+              <w:top w:w="80" w:type="dxa"/>
+              <w:start w:w="80" w:type="dxa"/>
+              <w:bottom w:w="80" w:type="dxa"/>
+              <w:end w:w="80" w:type="dxa"/>
+            </w:tcMar>
+            <w:vAlign w:val="center"/>
+          </w:tcPr>
+          <w:p>
+            <w:pPr>
+              <w:spacing w:after="0" w:line="276" w:lineRule="auto" w:before="0"/>
+              <w:jc w:val="left"/>
+            </w:pPr>
+            <w:r>
+              <w:rPr>
+                <w:rFonts w:ascii="Times New Roman" w:hAnsi="Times New Roman" w:eastAsia="Times New Roman" w:cs="Times New Roman"/>
+                <w:b w:val="0"/>
+                <w:sz w:val="26"/>
+                <w:color w:val="000000"/>
+                <w:szCs w:val="26"/>
               </w:rPr>
               <w:t>Chủ sân/đối tác: ........................................; SportGo: ........................................</w:t>
             </w:r>
@@ -1652,239 +1895,201 @@
     </w:tbl>
     <w:p>
       <w:pPr>
-        <w:spacing w:before="120" w:after="60" w:line="276" w:lineRule="auto"/>
+        <w:spacing w:before="0" w:after="0" w:line="276" w:lineRule="auto"/>
         <w:jc w:val="left"/>
       </w:pPr>
       <w:r>
         <w:rPr>
-          <w:rFonts w:ascii="Times New Roman" w:hAnsi="Times New Roman" w:eastAsia="Times New Roman"/>
-          <w:b/>
+          <w:rFonts w:ascii="Times New Roman" w:hAnsi="Times New Roman" w:eastAsia="Times New Roman" w:cs="Times New Roman"/>
+          <w:b w:val="1"/>
           <w:i w:val="0"/>
           <w:sz w:val="26"/>
+          <w:color w:val="000000"/>
+          <w:szCs w:val="26"/>
         </w:rPr>
         <w:t>IV. Danh mục tài liệu minh chứng kèm theo</w:t>
       </w:r>
     </w:p>
     <w:p>
       <w:pPr>
-        <w:spacing w:after="40"/>
+        <w:spacing w:after="120" w:before="0" w:line="300" w:lineRule="exact"/>
         <w:ind w:left="283" w:hanging="283"/>
       </w:pPr>
       <w:r>
         <w:rPr>
-          <w:rFonts w:ascii="Times New Roman" w:hAnsi="Times New Roman" w:eastAsia="Times New Roman"/>
-          <w:sz w:val="25"/>
+          <w:rFonts w:ascii="Times New Roman" w:hAnsi="Times New Roman" w:eastAsia="Times New Roman" w:cs="Times New Roman"/>
+          <w:sz w:val="26"/>
+          <w:color w:val="000000"/>
+          <w:szCs w:val="26"/>
         </w:rPr>
         <w:t>☐ Giấy tờ chứng minh quyền sử dụng/quyền khai thác mặt bằng tại vị trí mới.</w:t>
       </w:r>
     </w:p>
     <w:p>
       <w:pPr>
-        <w:spacing w:after="40"/>
+        <w:spacing w:after="120" w:before="0" w:line="300" w:lineRule="exact"/>
         <w:ind w:left="283" w:hanging="283"/>
       </w:pPr>
       <w:r>
         <w:rPr>
-          <w:rFonts w:ascii="Times New Roman" w:hAnsi="Times New Roman" w:eastAsia="Times New Roman"/>
-          <w:sz w:val="25"/>
+          <w:rFonts w:ascii="Times New Roman" w:hAnsi="Times New Roman" w:eastAsia="Times New Roman" w:cs="Times New Roman"/>
+          <w:sz w:val="26"/>
+          <w:color w:val="000000"/>
+          <w:szCs w:val="26"/>
         </w:rPr>
         <w:t>☐ Ảnh mặt tiền, lối vào, khu vực sân, khu gửi xe, tiện ích và hình ảnh vị trí bản đồ mới.</w:t>
       </w:r>
     </w:p>
     <w:p>
       <w:pPr>
-        <w:spacing w:after="40"/>
+        <w:spacing w:after="120" w:before="0" w:line="300" w:lineRule="exact"/>
         <w:ind w:left="283" w:hanging="283"/>
       </w:pPr>
       <w:r>
         <w:rPr>
-          <w:rFonts w:ascii="Times New Roman" w:hAnsi="Times New Roman" w:eastAsia="Times New Roman"/>
-          <w:sz w:val="25"/>
+          <w:rFonts w:ascii="Times New Roman" w:hAnsi="Times New Roman" w:eastAsia="Times New Roman" w:cs="Times New Roman"/>
+          <w:sz w:val="26"/>
+          <w:color w:val="000000"/>
+          <w:szCs w:val="26"/>
         </w:rPr>
         <w:t>☐ Thông tin tọa độ GPS hoặc đường dẫn bản đồ mới.</w:t>
       </w:r>
     </w:p>
     <w:p>
       <w:pPr>
-        <w:spacing w:after="40"/>
+        <w:spacing w:after="120" w:before="0" w:line="300" w:lineRule="exact"/>
         <w:ind w:left="283" w:hanging="283"/>
       </w:pPr>
       <w:r>
         <w:rPr>
-          <w:rFonts w:ascii="Times New Roman" w:hAnsi="Times New Roman" w:eastAsia="Times New Roman"/>
-          <w:sz w:val="25"/>
+          <w:rFonts w:ascii="Times New Roman" w:hAnsi="Times New Roman" w:eastAsia="Times New Roman" w:cs="Times New Roman"/>
+          <w:sz w:val="26"/>
+          <w:color w:val="000000"/>
+          <w:szCs w:val="26"/>
         </w:rPr>
         <w:t>☐ Tài liệu thể hiện việc chấm dứt/chuyển đổi vị trí cũ nếu có.</w:t>
       </w:r>
     </w:p>
     <w:p>
       <w:pPr>
-        <w:spacing w:after="40"/>
+        <w:spacing w:after="120" w:before="0" w:line="300" w:lineRule="exact"/>
         <w:ind w:left="283" w:hanging="283"/>
       </w:pPr>
       <w:r>
         <w:rPr>
-          <w:rFonts w:ascii="Times New Roman" w:hAnsi="Times New Roman" w:eastAsia="Times New Roman"/>
-          <w:sz w:val="25"/>
+          <w:rFonts w:ascii="Times New Roman" w:hAnsi="Times New Roman" w:eastAsia="Times New Roman" w:cs="Times New Roman"/>
+          <w:sz w:val="26"/>
+          <w:color w:val="000000"/>
+          <w:szCs w:val="26"/>
         </w:rPr>
         <w:t>☐ Phương án xử lý booking/lịch đặt sân bị ảnh hưởng nếu có.</w:t>
       </w:r>
     </w:p>
     <w:p>
       <w:pPr>
-        <w:spacing w:after="40"/>
+        <w:spacing w:after="120" w:before="0" w:line="300" w:lineRule="exact"/>
         <w:ind w:left="283" w:hanging="283"/>
       </w:pPr>
       <w:r>
         <w:rPr>
-          <w:rFonts w:ascii="Times New Roman" w:hAnsi="Times New Roman" w:eastAsia="Times New Roman"/>
-          <w:sz w:val="25"/>
+          <w:rFonts w:ascii="Times New Roman" w:hAnsi="Times New Roman" w:eastAsia="Times New Roman" w:cs="Times New Roman"/>
+          <w:sz w:val="26"/>
+          <w:color w:val="000000"/>
+          <w:szCs w:val="26"/>
         </w:rPr>
         <w:t>☐ Tài liệu khác theo yêu cầu kiểm tra hồ sơ của SportGo.</w:t>
       </w:r>
     </w:p>
     <w:p>
       <w:pPr>
-        <w:spacing w:before="120" w:after="60" w:line="276" w:lineRule="auto"/>
+        <w:spacing w:before="0" w:after="0" w:line="276" w:lineRule="auto"/>
         <w:jc w:val="left"/>
       </w:pPr>
       <w:r>
         <w:rPr>
-          <w:rFonts w:ascii="Times New Roman" w:hAnsi="Times New Roman" w:eastAsia="Times New Roman"/>
-          <w:b/>
+          <w:rFonts w:ascii="Times New Roman" w:hAnsi="Times New Roman" w:eastAsia="Times New Roman" w:cs="Times New Roman"/>
+          <w:b w:val="1"/>
           <w:i w:val="0"/>
           <w:sz w:val="26"/>
+          <w:color w:val="000000"/>
+          <w:szCs w:val="26"/>
         </w:rPr>
         <w:t>V. Xác nhận nội dung đề nghị cập nhật</w:t>
       </w:r>
     </w:p>
     <w:p>
       <w:pPr>
-        <w:spacing w:before="0" w:after="120" w:line="276" w:lineRule="auto"/>
+        <w:spacing w:before="0" w:after="120" w:line="300" w:lineRule="exact"/>
         <w:ind w:firstLine="567"/>
+        <w:jc w:val="both"/>
       </w:pPr>
       <w:r>
         <w:rPr>
-          <w:rFonts w:ascii="Times New Roman" w:hAnsi="Times New Roman" w:eastAsia="Times New Roman"/>
+          <w:rFonts w:ascii="Times New Roman" w:hAnsi="Times New Roman" w:eastAsia="Times New Roman" w:cs="Times New Roman"/>
           <w:b w:val="0"/>
           <w:i w:val="0"/>
           <w:sz w:val="26"/>
+          <w:color w:val="000000"/>
+          <w:szCs w:val="26"/>
         </w:rPr>
         <w:t>Chủ sân/Đối tác xác nhận các thông tin nêu tại Phụ lục này là đúng với hồ sơ gửi kèm và chịu trách nhiệm về tính chính xác của địa chỉ, tọa độ, hình ảnh, giấy tờ chứng minh quyền khai thác vị trí mới. SportGo chỉ cập nhật vị trí cụm sân trên hệ thống sau khi hồ sơ được kiểm tra và phê duyệt hợp lệ.</w:t>
       </w:r>
     </w:p>
-    <w:tbl>
-      <w:tblPr>
-        <w:tblW w:type="auto" w:w="0"/>
-        <w:jc w:val="center"/>
-        <w:tblLayout w:type="fixed"/>
-        <w:tblLook w:firstColumn="1" w:firstRow="1" w:lastColumn="0" w:lastRow="0" w:noHBand="0" w:noVBand="1" w:val="04A0"/>
-        <w:tblBorders>
-          <w:top w:val="nil"/>
-          <w:left w:val="nil"/>
-          <w:bottom w:val="nil"/>
-          <w:right w:val="nil"/>
-          <w:insideH w:val="nil"/>
-          <w:insideV w:val="nil"/>
-        </w:tblBorders>
-      </w:tblPr>
-      <w:tblGrid>
-        <w:gridCol w:w="4535"/>
-        <w:gridCol w:w="4535"/>
-      </w:tblGrid>
-      <w:tr>
-        <w:tc>
-          <w:tcPr>
-            <w:tcW w:type="dxa" w:w="4535"/>
-          </w:tcPr>
-          <w:p>
-            <w:pPr>
-              <w:spacing w:after="0"/>
-              <w:jc w:val="center"/>
-            </w:pPr>
-            <w:r>
-              <w:rPr>
-                <w:rFonts w:ascii="Times New Roman" w:hAnsi="Times New Roman" w:eastAsia="Times New Roman"/>
-                <w:b/>
-                <w:sz w:val="25"/>
-              </w:rPr>
-              <w:t>CHỦ SÂN/ĐỐI TÁC</w:t>
-              <w:br/>
-              <w:t>(Ký, ghi rõ họ tên)</w:t>
-              <w:br/>
-              <w:br/>
-              <w:br/>
-              <w:br/>
-              <w:br/>
-            </w:r>
-          </w:p>
-        </w:tc>
-        <w:tc>
-          <w:tcPr>
-            <w:tcW w:type="dxa" w:w="4535"/>
-          </w:tcPr>
-          <w:p>
-            <w:pPr>
-              <w:spacing w:after="0"/>
-              <w:jc w:val="center"/>
-            </w:pPr>
-            <w:r>
-              <w:rPr>
-                <w:rFonts w:ascii="Times New Roman" w:hAnsi="Times New Roman" w:eastAsia="Times New Roman"/>
-                <w:b/>
-                <w:sz w:val="25"/>
-              </w:rPr>
-              <w:t>BỘ PHẬN TIẾP NHẬN SPORTGO</w:t>
-              <w:br/>
-              <w:t>(Ký, ghi rõ họ tên)</w:t>
-              <w:br/>
-              <w:br/>
-              <w:br/>
-              <w:br/>
-              <w:br/>
-            </w:r>
-          </w:p>
-        </w:tc>
-      </w:tr>
-    </w:tbl>
     <w:sectPr>
-      <w:footerReference w:type="default" r:id="rId9"/>
+      <w:headerReference w:type="default" r:id="rId10"/>
       <w:pgSz w:w="11906" w:h="16838"/>
-      <w:pgMar w:top="1247" w:right="1134" w:bottom="1134" w:left="1701" w:header="680" w:footer="680" w:gutter="0"/>
+      <w:pgMar w:top="1134" w:right="1134" w:bottom="1134" w:left="1701" w:header="709" w:footer="709" w:gutter="0"/>
       <w:cols w:space="720"/>
       <w:docGrid w:linePitch="360"/>
+      <w:pgNumType w:start="1"/>
+      <w:titlePg/>
     </w:sectPr>
   </w:body>
 </w:document>
 </file>
 
 <file path=word/footer1.xml><?xml version="1.0" encoding="utf-8"?>
-<w:ftr xmlns:m="http://schemas.openxmlformats.org/officeDocument/2006/math" xmlns:mc="http://schemas.openxmlformats.org/markup-compatibility/2006" xmlns:mo="http://schemas.microsoft.com/office/mac/office/2008/main" xmlns:mv="urn:schemas-microsoft-com:mac:vml" xmlns:o="urn:schemas-microsoft-com:office:office" xmlns:r="http://schemas.openxmlformats.org/officeDocument/2006/relationships" xmlns:v="urn:schemas-microsoft-com:vml" xmlns:w10="urn:schemas-microsoft-com:office:word" xmlns:w14="http://schemas.microsoft.com/office/word/2010/wordml" xmlns:w="http://schemas.openxmlformats.org/wordprocessingml/2006/main" xmlns:wne="http://schemas.microsoft.com/office/word/2006/wordml" xmlns:wp14="http://schemas.microsoft.com/office/word/2010/wordprocessingDrawing" xmlns:wp="http://schemas.openxmlformats.org/drawingml/2006/wordprocessingDrawing" xmlns:wpc="http://schemas.microsoft.com/office/word/2010/wordprocessingCanvas" xmlns:wpg="http://schemas.microsoft.com/office/word/2010/wordprocessingGroup" xmlns:wpi="http://schemas.microsoft.com/office/word/2010/wordprocessingInk" xmlns:wps="http://schemas.microsoft.com/office/word/2010/wordprocessingShape" mc:Ignorable="w14 wp14">
+<w:ftr xmlns:w="http://schemas.openxmlformats.org/wordprocessingml/2006/main">
+  <w:p/>
+</w:ftr>
+</file>
+
+<file path=word/headerPartnerPageNumber.xml><?xml version="1.0" encoding="utf-8"?>
+<w:hdr xmlns:w="http://schemas.openxmlformats.org/wordprocessingml/2006/main">
   <w:p>
     <w:pPr>
-      <w:pStyle w:val="Footer"/>
       <w:jc w:val="center"/>
+      <w:spacing w:before="0" w:after="0"/>
     </w:pPr>
     <w:r>
       <w:rPr>
-        <w:rFonts w:ascii="Times New Roman" w:hAnsi="Times New Roman" w:eastAsia="Times New Roman"/>
-        <w:i/>
-        <w:sz w:val="22"/>
-      </w:rPr>
-      <w:t xml:space="preserve">Trang </w:t>
+        <w:rFonts w:ascii="Times New Roman" w:hAnsi="Times New Roman" w:eastAsia="Times New Roman" w:cs="Times New Roman"/>
+        <w:sz w:val="26"/>
+        <w:szCs w:val="26"/>
+        <w:color w:val="000000"/>
+      </w:rPr>
       <w:fldChar w:fldCharType="begin"/>
-      <w:instrText xml:space="preserve">PAGE</w:instrText>
+    </w:r>
+    <w:r>
+      <w:rPr>
+        <w:rFonts w:ascii="Times New Roman" w:hAnsi="Times New Roman" w:eastAsia="Times New Roman" w:cs="Times New Roman"/>
+        <w:sz w:val="26"/>
+        <w:szCs w:val="26"/>
+        <w:color w:val="000000"/>
+      </w:rPr>
+      <w:instrText xml:space="preserve"> PAGE </w:instrText>
+    </w:r>
+    <w:r>
+      <w:rPr>
+        <w:rFonts w:ascii="Times New Roman" w:hAnsi="Times New Roman" w:eastAsia="Times New Roman" w:cs="Times New Roman"/>
+        <w:sz w:val="26"/>
+        <w:szCs w:val="26"/>
+        <w:color w:val="000000"/>
+      </w:rPr>
       <w:fldChar w:fldCharType="end"/>
     </w:r>
-    <w:r>
-      <w:rPr>
-        <w:rFonts w:ascii="Times New Roman" w:hAnsi="Times New Roman" w:eastAsia="Times New Roman"/>
-        <w:i/>
-        <w:sz w:val="22"/>
-      </w:rPr>
-    </w:r>
   </w:p>
-</w:ftr>
+</w:hdr>
 </file>
 
 <file path=word/numbering.xml><?xml version="1.0" encoding="utf-8"?>
@@ -2095,10 +2300,11 @@
   <w:docDefaults>
     <w:rPrDefault>
       <w:rPr>
-        <w:rFonts w:asciiTheme="minorHAnsi" w:eastAsiaTheme="minorEastAsia" w:hAnsiTheme="minorHAnsi" w:cstheme="minorBidi"/>
-        <w:sz w:val="22"/>
-        <w:szCs w:val="22"/>
+        <w:rFonts w:asciiTheme="minorHAnsi" w:eastAsiaTheme="minorEastAsia" w:hAnsiTheme="minorHAnsi" w:cstheme="minorBidi" w:ascii="Times New Roman" w:hAnsi="Times New Roman" w:eastAsia="Times New Roman" w:cs="Times New Roman"/>
+        <w:sz w:val="26"/>
+        <w:szCs w:val="26"/>
         <w:lang w:val="en-US" w:eastAsia="en-US" w:bidi="ar-SA"/>
+        <w:color w:val="000000"/>
       </w:rPr>
     </w:rPrDefault>
     <w:pPrDefault>
@@ -2251,7 +2457,7 @@
     <w:qFormat/>
     <w:rsid w:val="00FC693F"/>
     <w:pPr>
-      <w:spacing w:line="276" w:lineRule="auto" w:after="80"/>
+      <w:spacing w:line="300" w:lineRule="exact" w:after="120"/>
     </w:pPr>
     <w:rPr>
       <w:rFonts w:ascii="Times New Roman" w:hAnsi="Times New Roman" w:eastAsia="Times New Roman"/>
@@ -2320,7 +2526,7 @@
       <w:rFonts w:asciiTheme="majorHAnsi" w:eastAsiaTheme="majorEastAsia" w:hAnsiTheme="majorHAnsi" w:cstheme="majorBidi"/>
       <w:b/>
       <w:bCs/>
-      <w:color w:val="365F91" w:themeColor="accent1" w:themeShade="BF"/>
+      <w:color w:val="000000" w:themeShade="BF"/>
       <w:sz w:val="28"/>
       <w:szCs w:val="28"/>
     </w:rPr>
@@ -2344,7 +2550,7 @@
       <w:rFonts w:asciiTheme="majorHAnsi" w:eastAsiaTheme="majorEastAsia" w:hAnsiTheme="majorHAnsi" w:cstheme="majorBidi"/>
       <w:b/>
       <w:bCs/>
-      <w:color w:val="4F81BD" w:themeColor="accent1"/>
+      <w:color w:val="000000"/>
       <w:sz w:val="26"/>
       <w:szCs w:val="26"/>
     </w:rPr>
@@ -2368,7 +2574,7 @@
       <w:rFonts w:asciiTheme="majorHAnsi" w:eastAsiaTheme="majorEastAsia" w:hAnsiTheme="majorHAnsi" w:cstheme="majorBidi"/>
       <w:b/>
       <w:bCs/>
-      <w:color w:val="4F81BD" w:themeColor="accent1"/>
+      <w:color w:val="000000"/>
     </w:rPr>
   </w:style>
   <w:style w:type="paragraph" w:styleId="Heading4">
@@ -2393,7 +2599,7 @@
       <w:bCs/>
       <w:i/>
       <w:iCs/>
-      <w:color w:val="4F81BD" w:themeColor="accent1"/>
+      <w:color w:val="000000"/>
     </w:rPr>
   </w:style>
   <w:style w:type="paragraph" w:styleId="Heading5">
@@ -2414,7 +2620,7 @@
     </w:pPr>
     <w:rPr>
       <w:rFonts w:asciiTheme="majorHAnsi" w:eastAsiaTheme="majorEastAsia" w:hAnsiTheme="majorHAnsi" w:cstheme="majorBidi"/>
-      <w:color w:val="243F60" w:themeColor="accent1" w:themeShade="7F"/>
+      <w:color w:val="000000" w:themeShade="7F"/>
     </w:rPr>
   </w:style>
   <w:style w:type="paragraph" w:styleId="Heading6">
@@ -2437,7 +2643,7 @@
       <w:rFonts w:asciiTheme="majorHAnsi" w:eastAsiaTheme="majorEastAsia" w:hAnsiTheme="majorHAnsi" w:cstheme="majorBidi"/>
       <w:i/>
       <w:iCs/>
-      <w:color w:val="243F60" w:themeColor="accent1" w:themeShade="7F"/>
+      <w:color w:val="000000" w:themeShade="7F"/>
     </w:rPr>
   </w:style>
   <w:style w:type="paragraph" w:styleId="Heading7">
@@ -2460,7 +2666,7 @@
       <w:rFonts w:asciiTheme="majorHAnsi" w:eastAsiaTheme="majorEastAsia" w:hAnsiTheme="majorHAnsi" w:cstheme="majorBidi"/>
       <w:i/>
       <w:iCs/>
-      <w:color w:val="404040" w:themeColor="text1" w:themeTint="BF"/>
+      <w:color w:val="000000" w:themeTint="BF"/>
     </w:rPr>
   </w:style>
   <w:style w:type="paragraph" w:styleId="Heading8">
@@ -2481,7 +2687,7 @@
     </w:pPr>
     <w:rPr>
       <w:rFonts w:asciiTheme="majorHAnsi" w:eastAsiaTheme="majorEastAsia" w:hAnsiTheme="majorHAnsi" w:cstheme="majorBidi"/>
-      <w:color w:val="4F81BD" w:themeColor="accent1"/>
+      <w:color w:val="000000"/>
       <w:sz w:val="20"/>
       <w:szCs w:val="20"/>
     </w:rPr>
@@ -2506,7 +2712,7 @@
       <w:rFonts w:asciiTheme="majorHAnsi" w:eastAsiaTheme="majorEastAsia" w:hAnsiTheme="majorHAnsi" w:cstheme="majorBidi"/>
       <w:i/>
       <w:iCs/>
-      <w:color w:val="404040" w:themeColor="text1" w:themeTint="BF"/>
+      <w:color w:val="000000" w:themeTint="BF"/>
       <w:sz w:val="20"/>
       <w:szCs w:val="20"/>
     </w:rPr>
@@ -2557,7 +2763,7 @@
       <w:rFonts w:asciiTheme="majorHAnsi" w:eastAsiaTheme="majorEastAsia" w:hAnsiTheme="majorHAnsi" w:cstheme="majorBidi"/>
       <w:b/>
       <w:bCs/>
-      <w:color w:val="365F91" w:themeColor="accent1" w:themeShade="BF"/>
+      <w:color w:val="000000" w:themeShade="BF"/>
       <w:sz w:val="28"/>
       <w:szCs w:val="28"/>
     </w:rPr>
@@ -2572,7 +2778,7 @@
       <w:rFonts w:asciiTheme="majorHAnsi" w:eastAsiaTheme="majorEastAsia" w:hAnsiTheme="majorHAnsi" w:cstheme="majorBidi"/>
       <w:b/>
       <w:bCs/>
-      <w:color w:val="4F81BD" w:themeColor="accent1"/>
+      <w:color w:val="000000"/>
       <w:sz w:val="26"/>
       <w:szCs w:val="26"/>
     </w:rPr>
@@ -2587,7 +2793,7 @@
       <w:rFonts w:asciiTheme="majorHAnsi" w:eastAsiaTheme="majorEastAsia" w:hAnsiTheme="majorHAnsi" w:cstheme="majorBidi"/>
       <w:b/>
       <w:bCs/>
-      <w:color w:val="4F81BD" w:themeColor="accent1"/>
+      <w:color w:val="000000"/>
     </w:rPr>
   </w:style>
   <w:style w:type="paragraph" w:styleId="Title">
@@ -2607,7 +2813,7 @@
     </w:pPr>
     <w:rPr>
       <w:rFonts w:asciiTheme="majorHAnsi" w:eastAsiaTheme="majorEastAsia" w:hAnsiTheme="majorHAnsi" w:cstheme="majorBidi"/>
-      <w:color w:val="17365D" w:themeColor="text2" w:themeShade="BF"/>
+      <w:color w:val="000000" w:themeShade="BF"/>
       <w:spacing w:val="5"/>
       <w:kern w:val="28"/>
       <w:sz w:val="52"/>
@@ -2622,7 +2828,7 @@
     <w:rsid w:val="00FC693F"/>
     <w:rPr>
       <w:rFonts w:asciiTheme="majorHAnsi" w:eastAsiaTheme="majorEastAsia" w:hAnsiTheme="majorHAnsi" w:cstheme="majorBidi"/>
-      <w:color w:val="17365D" w:themeColor="text2" w:themeShade="BF"/>
+      <w:color w:val="000000" w:themeShade="BF"/>
       <w:spacing w:val="5"/>
       <w:kern w:val="28"/>
       <w:sz w:val="52"/>
@@ -2646,7 +2852,7 @@
       <w:rFonts w:asciiTheme="majorHAnsi" w:eastAsiaTheme="majorEastAsia" w:hAnsiTheme="majorHAnsi" w:cstheme="majorBidi"/>
       <w:i/>
       <w:iCs/>
-      <w:color w:val="4F81BD" w:themeColor="accent1"/>
+      <w:color w:val="000000"/>
       <w:spacing w:val="15"/>
       <w:sz w:val="24"/>
       <w:szCs w:val="24"/>
@@ -2662,7 +2868,7 @@
       <w:rFonts w:asciiTheme="majorHAnsi" w:eastAsiaTheme="majorEastAsia" w:hAnsiTheme="majorHAnsi" w:cstheme="majorBidi"/>
       <w:i/>
       <w:iCs/>
-      <w:color w:val="4F81BD" w:themeColor="accent1"/>
+      <w:color w:val="000000"/>
       <w:spacing w:val="15"/>
       <w:sz w:val="24"/>
       <w:szCs w:val="24"/>
@@ -2938,7 +3144,7 @@
     <w:rPr>
       <w:i/>
       <w:iCs/>
-      <w:color w:val="000000" w:themeColor="text1"/>
+      <w:color w:val="000000"/>
     </w:rPr>
   </w:style>
   <w:style w:type="character" w:customStyle="1" w:styleId="QuoteChar">
@@ -2950,7 +3156,7 @@
     <w:rPr>
       <w:i/>
       <w:iCs/>
-      <w:color w:val="000000" w:themeColor="text1"/>
+      <w:color w:val="000000"/>
     </w:rPr>
   </w:style>
   <w:style w:type="character" w:customStyle="1" w:styleId="Heading4Char">
@@ -2966,7 +3172,7 @@
       <w:bCs/>
       <w:i/>
       <w:iCs/>
-      <w:color w:val="4F81BD" w:themeColor="accent1"/>
+      <w:color w:val="000000"/>
     </w:rPr>
   </w:style>
   <w:style w:type="character" w:customStyle="1" w:styleId="Heading5Char">
@@ -2978,7 +3184,7 @@
     <w:rsid w:val="00FC693F"/>
     <w:rPr>
       <w:rFonts w:asciiTheme="majorHAnsi" w:eastAsiaTheme="majorEastAsia" w:hAnsiTheme="majorHAnsi" w:cstheme="majorBidi"/>
-      <w:color w:val="243F60" w:themeColor="accent1" w:themeShade="7F"/>
+      <w:color w:val="000000" w:themeShade="7F"/>
     </w:rPr>
   </w:style>
   <w:style w:type="character" w:customStyle="1" w:styleId="Heading6Char">
@@ -2992,7 +3198,7 @@
       <w:rFonts w:asciiTheme="majorHAnsi" w:eastAsiaTheme="majorEastAsia" w:hAnsiTheme="majorHAnsi" w:cstheme="majorBidi"/>
       <w:i/>
       <w:iCs/>
-      <w:color w:val="243F60" w:themeColor="accent1" w:themeShade="7F"/>
+      <w:color w:val="000000" w:themeShade="7F"/>
     </w:rPr>
   </w:style>
   <w:style w:type="character" w:customStyle="1" w:styleId="Heading7Char">
@@ -3006,7 +3212,7 @@
       <w:rFonts w:asciiTheme="majorHAnsi" w:eastAsiaTheme="majorEastAsia" w:hAnsiTheme="majorHAnsi" w:cstheme="majorBidi"/>
       <w:i/>
       <w:iCs/>
-      <w:color w:val="404040" w:themeColor="text1" w:themeTint="BF"/>
+      <w:color w:val="000000" w:themeTint="BF"/>
     </w:rPr>
   </w:style>
   <w:style w:type="character" w:customStyle="1" w:styleId="Heading8Char">
@@ -3018,7 +3224,7 @@
     <w:rsid w:val="00FC693F"/>
     <w:rPr>
       <w:rFonts w:asciiTheme="majorHAnsi" w:eastAsiaTheme="majorEastAsia" w:hAnsiTheme="majorHAnsi" w:cstheme="majorBidi"/>
-      <w:color w:val="4F81BD" w:themeColor="accent1"/>
+      <w:color w:val="000000"/>
       <w:sz w:val="20"/>
       <w:szCs w:val="20"/>
     </w:rPr>
@@ -3034,7 +3240,7 @@
       <w:rFonts w:asciiTheme="majorHAnsi" w:eastAsiaTheme="majorEastAsia" w:hAnsiTheme="majorHAnsi" w:cstheme="majorBidi"/>
       <w:i/>
       <w:iCs/>
-      <w:color w:val="404040" w:themeColor="text1" w:themeTint="BF"/>
+      <w:color w:val="000000" w:themeTint="BF"/>
       <w:sz w:val="20"/>
       <w:szCs w:val="20"/>
     </w:rPr>
@@ -3054,7 +3260,7 @@
     <w:rPr>
       <w:b/>
       <w:bCs/>
-      <w:color w:val="4F81BD" w:themeColor="accent1"/>
+      <w:color w:val="000000"/>
       <w:sz w:val="18"/>
       <w:szCs w:val="18"/>
     </w:rPr>
@@ -3101,7 +3307,7 @@
       <w:bCs/>
       <w:i/>
       <w:iCs/>
-      <w:color w:val="4F81BD" w:themeColor="accent1"/>
+      <w:color w:val="000000"/>
     </w:rPr>
   </w:style>
   <w:style w:type="character" w:customStyle="1" w:styleId="IntenseQuoteChar">
@@ -3115,7 +3321,7 @@
       <w:bCs/>
       <w:i/>
       <w:iCs/>
-      <w:color w:val="4F81BD" w:themeColor="accent1"/>
+      <w:color w:val="000000"/>
     </w:rPr>
   </w:style>
   <w:style w:type="character" w:styleId="SubtleEmphasis">
@@ -3127,7 +3333,7 @@
     <w:rPr>
       <w:i/>
       <w:iCs/>
-      <w:color w:val="808080" w:themeColor="text1" w:themeTint="7F"/>
+      <w:color w:val="000000" w:themeTint="7F"/>
     </w:rPr>
   </w:style>
   <w:style w:type="character" w:styleId="IntenseEmphasis">
@@ -3141,7 +3347,7 @@
       <w:bCs/>
       <w:i/>
       <w:iCs/>
-      <w:color w:val="4F81BD" w:themeColor="accent1"/>
+      <w:color w:val="000000"/>
     </w:rPr>
   </w:style>
   <w:style w:type="character" w:styleId="SubtleReference">
@@ -3152,7 +3358,7 @@
     <w:rsid w:val="00FC693F"/>
     <w:rPr>
       <w:smallCaps/>
-      <w:color w:val="C0504D" w:themeColor="accent2"/>
+      <w:color w:val="000000"/>
       <w:u w:val="single"/>
     </w:rPr>
   </w:style>
@@ -3166,7 +3372,7 @@
       <w:b/>
       <w:bCs/>
       <w:smallCaps/>
-      <w:color w:val="C0504D" w:themeColor="accent2"/>
+      <w:color w:val="000000"/>
       <w:spacing w:val="5"/>
       <w:u w:val="single"/>
     </w:rPr>
@@ -3232,7 +3438,7 @@
       <w:spacing w:after="0" w:line="240" w:lineRule="auto"/>
     </w:pPr>
     <w:rPr>
-      <w:color w:val="000000" w:themeColor="text1" w:themeShade="BF"/>
+      <w:color w:val="000000" w:themeShade="BF"/>
     </w:rPr>
     <w:tblPr>
       <w:tblStyleRowBandSize w:val="1"/>
@@ -3310,7 +3516,6 @@
           <w:insideH w:val="nil"/>
           <w:insideV w:val="nil"/>
         </w:tcBorders>
-        <w:shd w:val="clear" w:color="auto" w:fill="C0C0C0" w:themeFill="text1" w:themeFillTint="3F"/>
       </w:tcPr>
     </w:tblStylePr>
     <w:tblStylePr w:type="band1Horz">
@@ -3322,7 +3527,6 @@
           <w:insideH w:val="nil"/>
           <w:insideV w:val="nil"/>
         </w:tcBorders>
-        <w:shd w:val="clear" w:color="auto" w:fill="C0C0C0" w:themeFill="text1" w:themeFillTint="3F"/>
       </w:tcPr>
     </w:tblStylePr>
   </w:style>
@@ -3335,7 +3539,7 @@
       <w:spacing w:after="0" w:line="240" w:lineRule="auto"/>
     </w:pPr>
     <w:rPr>
-      <w:color w:val="365F91" w:themeColor="accent1" w:themeShade="BF"/>
+      <w:color w:val="000000" w:themeShade="BF"/>
     </w:rPr>
     <w:tblPr>
       <w:tblStyleRowBandSize w:val="1"/>
@@ -3413,7 +3617,6 @@
           <w:insideH w:val="nil"/>
           <w:insideV w:val="nil"/>
         </w:tcBorders>
-        <w:shd w:val="clear" w:color="auto" w:fill="D3DFEE" w:themeFill="accent1" w:themeFillTint="3F"/>
       </w:tcPr>
     </w:tblStylePr>
     <w:tblStylePr w:type="band1Horz">
@@ -3425,7 +3628,6 @@
           <w:insideH w:val="nil"/>
           <w:insideV w:val="nil"/>
         </w:tcBorders>
-        <w:shd w:val="clear" w:color="auto" w:fill="D3DFEE" w:themeFill="accent1" w:themeFillTint="3F"/>
       </w:tcPr>
     </w:tblStylePr>
   </w:style>
@@ -3438,7 +3640,7 @@
       <w:spacing w:after="0" w:line="240" w:lineRule="auto"/>
     </w:pPr>
     <w:rPr>
-      <w:color w:val="943634" w:themeColor="accent2" w:themeShade="BF"/>
+      <w:color w:val="000000" w:themeShade="BF"/>
     </w:rPr>
     <w:tblPr>
       <w:tblStyleRowBandSize w:val="1"/>
@@ -3516,7 +3718,6 @@
           <w:insideH w:val="nil"/>
           <w:insideV w:val="nil"/>
         </w:tcBorders>
-        <w:shd w:val="clear" w:color="auto" w:fill="EFD3D2" w:themeFill="accent2" w:themeFillTint="3F"/>
       </w:tcPr>
     </w:tblStylePr>
     <w:tblStylePr w:type="band1Horz">
@@ -3528,7 +3729,6 @@
           <w:insideH w:val="nil"/>
           <w:insideV w:val="nil"/>
         </w:tcBorders>
-        <w:shd w:val="clear" w:color="auto" w:fill="EFD3D2" w:themeFill="accent2" w:themeFillTint="3F"/>
       </w:tcPr>
     </w:tblStylePr>
   </w:style>
@@ -3541,7 +3741,7 @@
       <w:spacing w:after="0" w:line="240" w:lineRule="auto"/>
     </w:pPr>
     <w:rPr>
-      <w:color w:val="76923C" w:themeColor="accent3" w:themeShade="BF"/>
+      <w:color w:val="000000" w:themeShade="BF"/>
     </w:rPr>
     <w:tblPr>
       <w:tblStyleRowBandSize w:val="1"/>
@@ -3619,7 +3819,6 @@
           <w:insideH w:val="nil"/>
           <w:insideV w:val="nil"/>
         </w:tcBorders>
-        <w:shd w:val="clear" w:color="auto" w:fill="E6EED5" w:themeFill="accent3" w:themeFillTint="3F"/>
       </w:tcPr>
     </w:tblStylePr>
     <w:tblStylePr w:type="band1Horz">
@@ -3631,7 +3830,6 @@
           <w:insideH w:val="nil"/>
           <w:insideV w:val="nil"/>
         </w:tcBorders>
-        <w:shd w:val="clear" w:color="auto" w:fill="E6EED5" w:themeFill="accent3" w:themeFillTint="3F"/>
       </w:tcPr>
     </w:tblStylePr>
   </w:style>
@@ -3644,7 +3842,7 @@
       <w:spacing w:after="0" w:line="240" w:lineRule="auto"/>
     </w:pPr>
     <w:rPr>
-      <w:color w:val="5F497A" w:themeColor="accent4" w:themeShade="BF"/>
+      <w:color w:val="000000" w:themeShade="BF"/>
     </w:rPr>
     <w:tblPr>
       <w:tblStyleRowBandSize w:val="1"/>
@@ -3722,7 +3920,6 @@
           <w:insideH w:val="nil"/>
           <w:insideV w:val="nil"/>
         </w:tcBorders>
-        <w:shd w:val="clear" w:color="auto" w:fill="DFD8E8" w:themeFill="accent4" w:themeFillTint="3F"/>
       </w:tcPr>
     </w:tblStylePr>
     <w:tblStylePr w:type="band1Horz">
@@ -3734,7 +3931,6 @@
           <w:insideH w:val="nil"/>
           <w:insideV w:val="nil"/>
         </w:tcBorders>
-        <w:shd w:val="clear" w:color="auto" w:fill="DFD8E8" w:themeFill="accent4" w:themeFillTint="3F"/>
       </w:tcPr>
     </w:tblStylePr>
   </w:style>
@@ -3747,7 +3943,7 @@
       <w:spacing w:after="0" w:line="240" w:lineRule="auto"/>
     </w:pPr>
     <w:rPr>
-      <w:color w:val="31849B" w:themeColor="accent5" w:themeShade="BF"/>
+      <w:color w:val="000000" w:themeShade="BF"/>
     </w:rPr>
     <w:tblPr>
       <w:tblStyleRowBandSize w:val="1"/>
@@ -3825,7 +4021,6 @@
           <w:insideH w:val="nil"/>
           <w:insideV w:val="nil"/>
         </w:tcBorders>
-        <w:shd w:val="clear" w:color="auto" w:fill="D2EAF1" w:themeFill="accent5" w:themeFillTint="3F"/>
       </w:tcPr>
     </w:tblStylePr>
     <w:tblStylePr w:type="band1Horz">
@@ -3837,7 +4032,6 @@
           <w:insideH w:val="nil"/>
           <w:insideV w:val="nil"/>
         </w:tcBorders>
-        <w:shd w:val="clear" w:color="auto" w:fill="D2EAF1" w:themeFill="accent5" w:themeFillTint="3F"/>
       </w:tcPr>
     </w:tblStylePr>
   </w:style>
@@ -3850,7 +4044,7 @@
       <w:spacing w:after="0" w:line="240" w:lineRule="auto"/>
     </w:pPr>
     <w:rPr>
-      <w:color w:val="E36C0A" w:themeColor="accent6" w:themeShade="BF"/>
+      <w:color w:val="000000" w:themeShade="BF"/>
     </w:rPr>
     <w:tblPr>
       <w:tblStyleRowBandSize w:val="1"/>
@@ -3928,7 +4122,6 @@
           <w:insideH w:val="nil"/>
           <w:insideV w:val="nil"/>
         </w:tcBorders>
-        <w:shd w:val="clear" w:color="auto" w:fill="FDE4D0" w:themeFill="accent6" w:themeFillTint="3F"/>
       </w:tcPr>
     </w:tblStylePr>
     <w:tblStylePr w:type="band1Horz">
@@ -3940,7 +4133,6 @@
           <w:insideH w:val="nil"/>
           <w:insideV w:val="nil"/>
         </w:tcBorders>
-        <w:shd w:val="clear" w:color="auto" w:fill="FDE4D0" w:themeFill="accent6" w:themeFillTint="3F"/>
       </w:tcPr>
     </w:tblStylePr>
   </w:style>
@@ -3976,12 +4168,10 @@
       <w:rPr>
         <w:b/>
         <w:bCs/>
-        <w:color w:val="FFFFFF" w:themeColor="background1"/>
-      </w:rPr>
-      <w:tblPr/>
-      <w:tcPr>
-        <w:shd w:val="clear" w:color="auto" w:fill="000000" w:themeFill="text1"/>
-      </w:tcPr>
+        <w:color w:val="000000"/>
+      </w:rPr>
+      <w:tblPr/>
+      <w:tcPr/>
     </w:tblStylePr>
     <w:tblStylePr w:type="lastRow">
       <w:pPr>
@@ -4068,12 +4258,10 @@
       <w:rPr>
         <w:b/>
         <w:bCs/>
-        <w:color w:val="FFFFFF" w:themeColor="background1"/>
-      </w:rPr>
-      <w:tblPr/>
-      <w:tcPr>
-        <w:shd w:val="clear" w:color="auto" w:fill="4F81BD" w:themeFill="accent1"/>
-      </w:tcPr>
+        <w:color w:val="000000"/>
+      </w:rPr>
+      <w:tblPr/>
+      <w:tcPr/>
     </w:tblStylePr>
     <w:tblStylePr w:type="lastRow">
       <w:pPr>
@@ -4160,12 +4348,10 @@
       <w:rPr>
         <w:b/>
         <w:bCs/>
-        <w:color w:val="FFFFFF" w:themeColor="background1"/>
-      </w:rPr>
-      <w:tblPr/>
-      <w:tcPr>
-        <w:shd w:val="clear" w:color="auto" w:fill="C0504D" w:themeFill="accent2"/>
-      </w:tcPr>
+        <w:color w:val="000000"/>
+      </w:rPr>
+      <w:tblPr/>
+      <w:tcPr/>
     </w:tblStylePr>
     <w:tblStylePr w:type="lastRow">
       <w:pPr>
@@ -4252,12 +4438,10 @@
       <w:rPr>
         <w:b/>
         <w:bCs/>
-        <w:color w:val="FFFFFF" w:themeColor="background1"/>
-      </w:rPr>
-      <w:tblPr/>
-      <w:tcPr>
-        <w:shd w:val="clear" w:color="auto" w:fill="9BBB59" w:themeFill="accent3"/>
-      </w:tcPr>
+        <w:color w:val="000000"/>
+      </w:rPr>
+      <w:tblPr/>
+      <w:tcPr/>
     </w:tblStylePr>
     <w:tblStylePr w:type="lastRow">
       <w:pPr>
@@ -4344,12 +4528,10 @@
       <w:rPr>
         <w:b/>
         <w:bCs/>
-        <w:color w:val="FFFFFF" w:themeColor="background1"/>
-      </w:rPr>
-      <w:tblPr/>
-      <w:tcPr>
-        <w:shd w:val="clear" w:color="auto" w:fill="8064A2" w:themeFill="accent4"/>
-      </w:tcPr>
+        <w:color w:val="000000"/>
+      </w:rPr>
+      <w:tblPr/>
+      <w:tcPr/>
     </w:tblStylePr>
     <w:tblStylePr w:type="lastRow">
       <w:pPr>
@@ -4436,12 +4618,10 @@
       <w:rPr>
         <w:b/>
         <w:bCs/>
-        <w:color w:val="FFFFFF" w:themeColor="background1"/>
-      </w:rPr>
-      <w:tblPr/>
-      <w:tcPr>
-        <w:shd w:val="clear" w:color="auto" w:fill="4BACC6" w:themeFill="accent5"/>
-      </w:tcPr>
+        <w:color w:val="000000"/>
+      </w:rPr>
+      <w:tblPr/>
+      <w:tcPr/>
     </w:tblStylePr>
     <w:tblStylePr w:type="lastRow">
       <w:pPr>
@@ -4528,12 +4708,10 @@
       <w:rPr>
         <w:b/>
         <w:bCs/>
-        <w:color w:val="FFFFFF" w:themeColor="background1"/>
-      </w:rPr>
-      <w:tblPr/>
-      <w:tcPr>
-        <w:shd w:val="clear" w:color="auto" w:fill="F79646" w:themeFill="accent6"/>
-      </w:tcPr>
+        <w:color w:val="000000"/>
+      </w:rPr>
+      <w:tblPr/>
+      <w:tcPr/>
     </w:tblStylePr>
     <w:tblStylePr w:type="lastRow">
       <w:pPr>
@@ -4689,7 +4867,6 @@
           <w:bottom w:val="single" w:sz="8" w:space="0" w:color="000000" w:themeColor="text1"/>
           <w:right w:val="single" w:sz="8" w:space="0" w:color="000000" w:themeColor="text1"/>
         </w:tcBorders>
-        <w:shd w:val="clear" w:color="auto" w:fill="C0C0C0" w:themeFill="text1" w:themeFillTint="3F"/>
       </w:tcPr>
     </w:tblStylePr>
     <w:tblStylePr w:type="band1Horz">
@@ -4702,7 +4879,6 @@
           <w:right w:val="single" w:sz="8" w:space="0" w:color="000000" w:themeColor="text1"/>
           <w:insideV w:val="single" w:sz="8" w:space="0" w:color="000000" w:themeColor="text1"/>
         </w:tcBorders>
-        <w:shd w:val="clear" w:color="auto" w:fill="C0C0C0" w:themeFill="text1" w:themeFillTint="3F"/>
       </w:tcPr>
     </w:tblStylePr>
     <w:tblStylePr w:type="band2Horz">
@@ -4819,7 +4995,6 @@
           <w:bottom w:val="single" w:sz="8" w:space="0" w:color="4F81BD" w:themeColor="accent1"/>
           <w:right w:val="single" w:sz="8" w:space="0" w:color="4F81BD" w:themeColor="accent1"/>
         </w:tcBorders>
-        <w:shd w:val="clear" w:color="auto" w:fill="D3DFEE" w:themeFill="accent1" w:themeFillTint="3F"/>
       </w:tcPr>
     </w:tblStylePr>
     <w:tblStylePr w:type="band1Horz">
@@ -4832,7 +5007,6 @@
           <w:right w:val="single" w:sz="8" w:space="0" w:color="4F81BD" w:themeColor="accent1"/>
           <w:insideV w:val="single" w:sz="8" w:space="0" w:color="4F81BD" w:themeColor="accent1"/>
         </w:tcBorders>
-        <w:shd w:val="clear" w:color="auto" w:fill="D3DFEE" w:themeFill="accent1" w:themeFillTint="3F"/>
       </w:tcPr>
     </w:tblStylePr>
     <w:tblStylePr w:type="band2Horz">
@@ -4949,7 +5123,6 @@
           <w:bottom w:val="single" w:sz="8" w:space="0" w:color="C0504D" w:themeColor="accent2"/>
           <w:right w:val="single" w:sz="8" w:space="0" w:color="C0504D" w:themeColor="accent2"/>
         </w:tcBorders>
-        <w:shd w:val="clear" w:color="auto" w:fill="EFD3D2" w:themeFill="accent2" w:themeFillTint="3F"/>
       </w:tcPr>
     </w:tblStylePr>
     <w:tblStylePr w:type="band1Horz">
@@ -4962,7 +5135,6 @@
           <w:right w:val="single" w:sz="8" w:space="0" w:color="C0504D" w:themeColor="accent2"/>
           <w:insideV w:val="single" w:sz="8" w:space="0" w:color="C0504D" w:themeColor="accent2"/>
         </w:tcBorders>
-        <w:shd w:val="clear" w:color="auto" w:fill="EFD3D2" w:themeFill="accent2" w:themeFillTint="3F"/>
       </w:tcPr>
     </w:tblStylePr>
     <w:tblStylePr w:type="band2Horz">
@@ -5079,7 +5251,6 @@
           <w:bottom w:val="single" w:sz="8" w:space="0" w:color="9BBB59" w:themeColor="accent3"/>
           <w:right w:val="single" w:sz="8" w:space="0" w:color="9BBB59" w:themeColor="accent3"/>
         </w:tcBorders>
-        <w:shd w:val="clear" w:color="auto" w:fill="E6EED5" w:themeFill="accent3" w:themeFillTint="3F"/>
       </w:tcPr>
     </w:tblStylePr>
     <w:tblStylePr w:type="band1Horz">
@@ -5092,7 +5263,6 @@
           <w:right w:val="single" w:sz="8" w:space="0" w:color="9BBB59" w:themeColor="accent3"/>
           <w:insideV w:val="single" w:sz="8" w:space="0" w:color="9BBB59" w:themeColor="accent3"/>
         </w:tcBorders>
-        <w:shd w:val="clear" w:color="auto" w:fill="E6EED5" w:themeFill="accent3" w:themeFillTint="3F"/>
       </w:tcPr>
     </w:tblStylePr>
     <w:tblStylePr w:type="band2Horz">
@@ -5209,7 +5379,6 @@
           <w:bottom w:val="single" w:sz="8" w:space="0" w:color="8064A2" w:themeColor="accent4"/>
           <w:right w:val="single" w:sz="8" w:space="0" w:color="8064A2" w:themeColor="accent4"/>
         </w:tcBorders>
-        <w:shd w:val="clear" w:color="auto" w:fill="DFD8E8" w:themeFill="accent4" w:themeFillTint="3F"/>
       </w:tcPr>
     </w:tblStylePr>
     <w:tblStylePr w:type="band1Horz">
@@ -5222,7 +5391,6 @@
           <w:right w:val="single" w:sz="8" w:space="0" w:color="8064A2" w:themeColor="accent4"/>
           <w:insideV w:val="single" w:sz="8" w:space="0" w:color="8064A2" w:themeColor="accent4"/>
         </w:tcBorders>
-        <w:shd w:val="clear" w:color="auto" w:fill="DFD8E8" w:themeFill="accent4" w:themeFillTint="3F"/>
       </w:tcPr>
     </w:tblStylePr>
     <w:tblStylePr w:type="band2Horz">
@@ -5339,7 +5507,6 @@
           <w:bottom w:val="single" w:sz="8" w:space="0" w:color="4BACC6" w:themeColor="accent5"/>
           <w:right w:val="single" w:sz="8" w:space="0" w:color="4BACC6" w:themeColor="accent5"/>
         </w:tcBorders>
-        <w:shd w:val="clear" w:color="auto" w:fill="D2EAF1" w:themeFill="accent5" w:themeFillTint="3F"/>
       </w:tcPr>
     </w:tblStylePr>
     <w:tblStylePr w:type="band1Horz">
@@ -5352,7 +5519,6 @@
           <w:right w:val="single" w:sz="8" w:space="0" w:color="4BACC6" w:themeColor="accent5"/>
           <w:insideV w:val="single" w:sz="8" w:space="0" w:color="4BACC6" w:themeColor="accent5"/>
         </w:tcBorders>
-        <w:shd w:val="clear" w:color="auto" w:fill="D2EAF1" w:themeFill="accent5" w:themeFillTint="3F"/>
       </w:tcPr>
     </w:tblStylePr>
     <w:tblStylePr w:type="band2Horz">
@@ -5469,7 +5635,6 @@
           <w:bottom w:val="single" w:sz="8" w:space="0" w:color="F79646" w:themeColor="accent6"/>
           <w:right w:val="single" w:sz="8" w:space="0" w:color="F79646" w:themeColor="accent6"/>
         </w:tcBorders>
-        <w:shd w:val="clear" w:color="auto" w:fill="FDE4D0" w:themeFill="accent6" w:themeFillTint="3F"/>
       </w:tcPr>
     </w:tblStylePr>
     <w:tblStylePr w:type="band1Horz">
@@ -5482,7 +5647,6 @@
           <w:right w:val="single" w:sz="8" w:space="0" w:color="F79646" w:themeColor="accent6"/>
           <w:insideV w:val="single" w:sz="8" w:space="0" w:color="F79646" w:themeColor="accent6"/>
         </w:tcBorders>
-        <w:shd w:val="clear" w:color="auto" w:fill="FDE4D0" w:themeFill="accent6" w:themeFillTint="3F"/>
       </w:tcPr>
     </w:tblStylePr>
     <w:tblStylePr w:type="band2Horz">
@@ -5531,7 +5695,7 @@
       <w:rPr>
         <w:b/>
         <w:bCs/>
-        <w:color w:val="FFFFFF" w:themeColor="background1"/>
+        <w:color w:val="000000"/>
       </w:rPr>
       <w:tblPr/>
       <w:tcPr>
@@ -5543,7 +5707,6 @@
           <w:insideH w:val="nil"/>
           <w:insideV w:val="nil"/>
         </w:tcBorders>
-        <w:shd w:val="clear" w:color="auto" w:fill="000000" w:themeFill="text1"/>
       </w:tcPr>
     </w:tblStylePr>
     <w:tblStylePr w:type="lastRow">
@@ -5580,9 +5743,7 @@
     </w:tblStylePr>
     <w:tblStylePr w:type="band1Vert">
       <w:tblPr/>
-      <w:tcPr>
-        <w:shd w:val="clear" w:color="auto" w:fill="C0C0C0" w:themeFill="text1" w:themeFillTint="3F"/>
-      </w:tcPr>
+      <w:tcPr/>
     </w:tblStylePr>
     <w:tblStylePr w:type="band1Horz">
       <w:tblPr/>
@@ -5591,7 +5752,6 @@
           <w:insideH w:val="nil"/>
           <w:insideV w:val="nil"/>
         </w:tcBorders>
-        <w:shd w:val="clear" w:color="auto" w:fill="C0C0C0" w:themeFill="text1" w:themeFillTint="3F"/>
       </w:tcPr>
     </w:tblStylePr>
     <w:tblStylePr w:type="band2Horz">
@@ -5637,7 +5797,7 @@
       <w:rPr>
         <w:b/>
         <w:bCs/>
-        <w:color w:val="FFFFFF" w:themeColor="background1"/>
+        <w:color w:val="000000"/>
       </w:rPr>
       <w:tblPr/>
       <w:tcPr>
@@ -5649,7 +5809,6 @@
           <w:insideH w:val="nil"/>
           <w:insideV w:val="nil"/>
         </w:tcBorders>
-        <w:shd w:val="clear" w:color="auto" w:fill="4F81BD" w:themeFill="accent1"/>
       </w:tcPr>
     </w:tblStylePr>
     <w:tblStylePr w:type="lastRow">
@@ -5686,9 +5845,7 @@
     </w:tblStylePr>
     <w:tblStylePr w:type="band1Vert">
       <w:tblPr/>
-      <w:tcPr>
-        <w:shd w:val="clear" w:color="auto" w:fill="D3DFEE" w:themeFill="accent1" w:themeFillTint="3F"/>
-      </w:tcPr>
+      <w:tcPr/>
     </w:tblStylePr>
     <w:tblStylePr w:type="band1Horz">
       <w:tblPr/>
@@ -5697,7 +5854,6 @@
           <w:insideH w:val="nil"/>
           <w:insideV w:val="nil"/>
         </w:tcBorders>
-        <w:shd w:val="clear" w:color="auto" w:fill="D3DFEE" w:themeFill="accent1" w:themeFillTint="3F"/>
       </w:tcPr>
     </w:tblStylePr>
     <w:tblStylePr w:type="band2Horz">
@@ -5743,7 +5899,7 @@
       <w:rPr>
         <w:b/>
         <w:bCs/>
-        <w:color w:val="FFFFFF" w:themeColor="background1"/>
+        <w:color w:val="000000"/>
       </w:rPr>
       <w:tblPr/>
       <w:tcPr>
@@ -5755,7 +5911,6 @@
           <w:insideH w:val="nil"/>
           <w:insideV w:val="nil"/>
         </w:tcBorders>
-        <w:shd w:val="clear" w:color="auto" w:fill="C0504D" w:themeFill="accent2"/>
       </w:tcPr>
     </w:tblStylePr>
     <w:tblStylePr w:type="lastRow">
@@ -5792,9 +5947,7 @@
     </w:tblStylePr>
     <w:tblStylePr w:type="band1Vert">
       <w:tblPr/>
-      <w:tcPr>
-        <w:shd w:val="clear" w:color="auto" w:fill="EFD3D2" w:themeFill="accent2" w:themeFillTint="3F"/>
-      </w:tcPr>
+      <w:tcPr/>
     </w:tblStylePr>
     <w:tblStylePr w:type="band1Horz">
       <w:tblPr/>
@@ -5803,7 +5956,6 @@
           <w:insideH w:val="nil"/>
           <w:insideV w:val="nil"/>
         </w:tcBorders>
-        <w:shd w:val="clear" w:color="auto" w:fill="EFD3D2" w:themeFill="accent2" w:themeFillTint="3F"/>
       </w:tcPr>
     </w:tblStylePr>
     <w:tblStylePr w:type="band2Horz">
@@ -5849,7 +6001,7 @@
       <w:rPr>
         <w:b/>
         <w:bCs/>
-        <w:color w:val="FFFFFF" w:themeColor="background1"/>
+        <w:color w:val="000000"/>
       </w:rPr>
       <w:tblPr/>
       <w:tcPr>
@@ -5861,7 +6013,6 @@
           <w:insideH w:val="nil"/>
           <w:insideV w:val="nil"/>
         </w:tcBorders>
-        <w:shd w:val="clear" w:color="auto" w:fill="9BBB59" w:themeFill="accent3"/>
       </w:tcPr>
     </w:tblStylePr>
     <w:tblStylePr w:type="lastRow">
@@ -5898,9 +6049,7 @@
     </w:tblStylePr>
     <w:tblStylePr w:type="band1Vert">
       <w:tblPr/>
-      <w:tcPr>
-        <w:shd w:val="clear" w:color="auto" w:fill="E6EED5" w:themeFill="accent3" w:themeFillTint="3F"/>
-      </w:tcPr>
+      <w:tcPr/>
     </w:tblStylePr>
     <w:tblStylePr w:type="band1Horz">
       <w:tblPr/>
@@ -5909,7 +6058,6 @@
           <w:insideH w:val="nil"/>
           <w:insideV w:val="nil"/>
         </w:tcBorders>
-        <w:shd w:val="clear" w:color="auto" w:fill="E6EED5" w:themeFill="accent3" w:themeFillTint="3F"/>
       </w:tcPr>
     </w:tblStylePr>
     <w:tblStylePr w:type="band2Horz">
@@ -5955,7 +6103,7 @@
       <w:rPr>
         <w:b/>
         <w:bCs/>
-        <w:color w:val="FFFFFF" w:themeColor="background1"/>
+        <w:color w:val="000000"/>
       </w:rPr>
       <w:tblPr/>
       <w:tcPr>
@@ -5967,7 +6115,6 @@
           <w:insideH w:val="nil"/>
           <w:insideV w:val="nil"/>
         </w:tcBorders>
-        <w:shd w:val="clear" w:color="auto" w:fill="8064A2" w:themeFill="accent4"/>
       </w:tcPr>
     </w:tblStylePr>
     <w:tblStylePr w:type="lastRow">
@@ -6004,9 +6151,7 @@
     </w:tblStylePr>
     <w:tblStylePr w:type="band1Vert">
       <w:tblPr/>
-      <w:tcPr>
-        <w:shd w:val="clear" w:color="auto" w:fill="DFD8E8" w:themeFill="accent4" w:themeFillTint="3F"/>
-      </w:tcPr>
+      <w:tcPr/>
     </w:tblStylePr>
     <w:tblStylePr w:type="band1Horz">
       <w:tblPr/>
@@ -6015,7 +6160,6 @@
           <w:insideH w:val="nil"/>
           <w:insideV w:val="nil"/>
         </w:tcBorders>
-        <w:shd w:val="clear" w:color="auto" w:fill="DFD8E8" w:themeFill="accent4" w:themeFillTint="3F"/>
       </w:tcPr>
     </w:tblStylePr>
     <w:tblStylePr w:type="band2Horz">
@@ -6061,7 +6205,7 @@
       <w:rPr>
         <w:b/>
         <w:bCs/>
-        <w:color w:val="FFFFFF" w:themeColor="background1"/>
+        <w:color w:val="000000"/>
       </w:rPr>
       <w:tblPr/>
       <w:tcPr>
@@ -6073,7 +6217,6 @@
           <w:insideH w:val="nil"/>
           <w:insideV w:val="nil"/>
         </w:tcBorders>
-        <w:shd w:val="clear" w:color="auto" w:fill="4BACC6" w:themeFill="accent5"/>
       </w:tcPr>
     </w:tblStylePr>
     <w:tblStylePr w:type="lastRow">
@@ -6110,9 +6253,7 @@
     </w:tblStylePr>
     <w:tblStylePr w:type="band1Vert">
       <w:tblPr/>
-      <w:tcPr>
-        <w:shd w:val="clear" w:color="auto" w:fill="D2EAF1" w:themeFill="accent5" w:themeFillTint="3F"/>
-      </w:tcPr>
+      <w:tcPr/>
     </w:tblStylePr>
     <w:tblStylePr w:type="band1Horz">
       <w:tblPr/>
@@ -6121,7 +6262,6 @@
           <w:insideH w:val="nil"/>
           <w:insideV w:val="nil"/>
         </w:tcBorders>
-        <w:shd w:val="clear" w:color="auto" w:fill="D2EAF1" w:themeFill="accent5" w:themeFillTint="3F"/>
       </w:tcPr>
     </w:tblStylePr>
     <w:tblStylePr w:type="band2Horz">
@@ -6167,7 +6307,7 @@
       <w:rPr>
         <w:b/>
         <w:bCs/>
-        <w:color w:val="FFFFFF" w:themeColor="background1"/>
+        <w:color w:val="000000"/>
       </w:rPr>
       <w:tblPr/>
       <w:tcPr>
@@ -6179,7 +6319,6 @@
           <w:insideH w:val="nil"/>
           <w:insideV w:val="nil"/>
         </w:tcBorders>
-        <w:shd w:val="clear" w:color="auto" w:fill="F79646" w:themeFill="accent6"/>
       </w:tcPr>
     </w:tblStylePr>
     <w:tblStylePr w:type="lastRow">
@@ -6216,9 +6355,7 @@
     </w:tblStylePr>
     <w:tblStylePr w:type="band1Vert">
       <w:tblPr/>
-      <w:tcPr>
-        <w:shd w:val="clear" w:color="auto" w:fill="FDE4D0" w:themeFill="accent6" w:themeFillTint="3F"/>
-      </w:tcPr>
+      <w:tcPr/>
     </w:tblStylePr>
     <w:tblStylePr w:type="band1Horz">
       <w:tblPr/>
@@ -6227,7 +6364,6 @@
           <w:insideH w:val="nil"/>
           <w:insideV w:val="nil"/>
         </w:tcBorders>
-        <w:shd w:val="clear" w:color="auto" w:fill="FDE4D0" w:themeFill="accent6" w:themeFillTint="3F"/>
       </w:tcPr>
     </w:tblStylePr>
     <w:tblStylePr w:type="band2Horz">
@@ -6270,7 +6406,7 @@
       <w:rPr>
         <w:b/>
         <w:bCs/>
-        <w:color w:val="FFFFFF" w:themeColor="background1"/>
+        <w:color w:val="000000"/>
       </w:rPr>
       <w:tblPr/>
       <w:tcPr>
@@ -6282,7 +6418,6 @@
           <w:insideH w:val="nil"/>
           <w:insideV w:val="nil"/>
         </w:tcBorders>
-        <w:shd w:val="clear" w:color="auto" w:fill="000000" w:themeFill="text1"/>
       </w:tcPr>
     </w:tblStylePr>
     <w:tblStylePr w:type="lastRow">
@@ -6290,7 +6425,7 @@
         <w:spacing w:before="0" w:after="0" w:line="240" w:lineRule="auto"/>
       </w:pPr>
       <w:rPr>
-        <w:color w:val="auto"/>
+        <w:color w:val="000000"/>
       </w:rPr>
       <w:tblPr/>
       <w:tcPr>
@@ -6302,14 +6437,13 @@
           <w:insideH w:val="nil"/>
           <w:insideV w:val="nil"/>
         </w:tcBorders>
-        <w:shd w:val="clear" w:color="auto" w:fill="FFFFFF" w:themeFill="background1"/>
       </w:tcPr>
     </w:tblStylePr>
     <w:tblStylePr w:type="firstCol">
       <w:rPr>
         <w:b/>
         <w:bCs/>
-        <w:color w:val="FFFFFF" w:themeColor="background1"/>
+        <w:color w:val="000000"/>
       </w:rPr>
       <w:tblPr/>
       <w:tcPr>
@@ -6321,24 +6455,22 @@
           <w:insideH w:val="nil"/>
           <w:insideV w:val="nil"/>
         </w:tcBorders>
-        <w:shd w:val="clear" w:color="auto" w:fill="000000" w:themeFill="text1"/>
       </w:tcPr>
     </w:tblStylePr>
     <w:tblStylePr w:type="lastCol">
       <w:rPr>
         <w:b/>
         <w:bCs/>
-        <w:color w:val="FFFFFF" w:themeColor="background1"/>
-      </w:rPr>
-      <w:tblPr/>
-      <w:tcPr>
-        <w:tcBorders>
-          <w:left w:val="nil"/>
-          <w:right w:val="nil"/>
-          <w:insideH w:val="nil"/>
-          <w:insideV w:val="nil"/>
-        </w:tcBorders>
-        <w:shd w:val="clear" w:color="auto" w:fill="000000" w:themeFill="text1"/>
+        <w:color w:val="000000"/>
+      </w:rPr>
+      <w:tblPr/>
+      <w:tcPr>
+        <w:tcBorders>
+          <w:left w:val="nil"/>
+          <w:right w:val="nil"/>
+          <w:insideH w:val="nil"/>
+          <w:insideV w:val="nil"/>
+        </w:tcBorders>
       </w:tcPr>
     </w:tblStylePr>
     <w:tblStylePr w:type="band1Vert">
@@ -6350,14 +6482,11 @@
           <w:insideH w:val="nil"/>
           <w:insideV w:val="nil"/>
         </w:tcBorders>
-        <w:shd w:val="clear" w:color="auto" w:fill="D8D8D8" w:themeFill="background1" w:themeFillShade="D8"/>
       </w:tcPr>
     </w:tblStylePr>
     <w:tblStylePr w:type="band1Horz">
       <w:tblPr/>
-      <w:tcPr>
-        <w:shd w:val="clear" w:color="auto" w:fill="D8D8D8" w:themeFill="background1" w:themeFillShade="D8"/>
-      </w:tcPr>
+      <w:tcPr/>
     </w:tblStylePr>
     <w:tblStylePr w:type="neCell">
       <w:tblPr/>
@@ -6374,7 +6503,7 @@
     </w:tblStylePr>
     <w:tblStylePr w:type="nwCell">
       <w:rPr>
-        <w:color w:val="FFFFFF" w:themeColor="background1"/>
+        <w:color w:val="000000"/>
       </w:rPr>
       <w:tblPr/>
       <w:tcPr>
@@ -6419,7 +6548,7 @@
       <w:rPr>
         <w:b/>
         <w:bCs/>
-        <w:color w:val="FFFFFF" w:themeColor="background1"/>
+        <w:color w:val="000000"/>
       </w:rPr>
       <w:tblPr/>
       <w:tcPr>
@@ -6431,7 +6560,6 @@
           <w:insideH w:val="nil"/>
           <w:insideV w:val="nil"/>
         </w:tcBorders>
-        <w:shd w:val="clear" w:color="auto" w:fill="4F81BD" w:themeFill="accent1"/>
       </w:tcPr>
     </w:tblStylePr>
     <w:tblStylePr w:type="lastRow">
@@ -6439,7 +6567,7 @@
         <w:spacing w:before="0" w:after="0" w:line="240" w:lineRule="auto"/>
       </w:pPr>
       <w:rPr>
-        <w:color w:val="auto"/>
+        <w:color w:val="000000"/>
       </w:rPr>
       <w:tblPr/>
       <w:tcPr>
@@ -6451,14 +6579,13 @@
           <w:insideH w:val="nil"/>
           <w:insideV w:val="nil"/>
         </w:tcBorders>
-        <w:shd w:val="clear" w:color="auto" w:fill="FFFFFF" w:themeFill="background1"/>
       </w:tcPr>
     </w:tblStylePr>
     <w:tblStylePr w:type="firstCol">
       <w:rPr>
         <w:b/>
         <w:bCs/>
-        <w:color w:val="FFFFFF" w:themeColor="background1"/>
+        <w:color w:val="000000"/>
       </w:rPr>
       <w:tblPr/>
       <w:tcPr>
@@ -6470,24 +6597,22 @@
           <w:insideH w:val="nil"/>
           <w:insideV w:val="nil"/>
         </w:tcBorders>
-        <w:shd w:val="clear" w:color="auto" w:fill="4F81BD" w:themeFill="accent1"/>
       </w:tcPr>
     </w:tblStylePr>
     <w:tblStylePr w:type="lastCol">
       <w:rPr>
         <w:b/>
         <w:bCs/>
-        <w:color w:val="FFFFFF" w:themeColor="background1"/>
-      </w:rPr>
-      <w:tblPr/>
-      <w:tcPr>
-        <w:tcBorders>
-          <w:left w:val="nil"/>
-          <w:right w:val="nil"/>
-          <w:insideH w:val="nil"/>
-          <w:insideV w:val="nil"/>
-        </w:tcBorders>
-        <w:shd w:val="clear" w:color="auto" w:fill="4F81BD" w:themeFill="accent1"/>
+        <w:color w:val="000000"/>
+      </w:rPr>
+      <w:tblPr/>
+      <w:tcPr>
+        <w:tcBorders>
+          <w:left w:val="nil"/>
+          <w:right w:val="nil"/>
+          <w:insideH w:val="nil"/>
+          <w:insideV w:val="nil"/>
+        </w:tcBorders>
       </w:tcPr>
     </w:tblStylePr>
     <w:tblStylePr w:type="band1Vert">
@@ -6499,14 +6624,11 @@
           <w:insideH w:val="nil"/>
           <w:insideV w:val="nil"/>
         </w:tcBorders>
-        <w:shd w:val="clear" w:color="auto" w:fill="D8D8D8" w:themeFill="background1" w:themeFillShade="D8"/>
       </w:tcPr>
     </w:tblStylePr>
     <w:tblStylePr w:type="band1Horz">
       <w:tblPr/>
-      <w:tcPr>
-        <w:shd w:val="clear" w:color="auto" w:fill="D8D8D8" w:themeFill="background1" w:themeFillShade="D8"/>
-      </w:tcPr>
+      <w:tcPr/>
     </w:tblStylePr>
     <w:tblStylePr w:type="neCell">
       <w:tblPr/>
@@ -6523,7 +6645,7 @@
     </w:tblStylePr>
     <w:tblStylePr w:type="nwCell">
       <w:rPr>
-        <w:color w:val="FFFFFF" w:themeColor="background1"/>
+        <w:color w:val="000000"/>
       </w:rPr>
       <w:tblPr/>
       <w:tcPr>
@@ -6568,7 +6690,7 @@
       <w:rPr>
         <w:b/>
         <w:bCs/>
-        <w:color w:val="FFFFFF" w:themeColor="background1"/>
+        <w:color w:val="000000"/>
       </w:rPr>
       <w:tblPr/>
       <w:tcPr>
@@ -6580,7 +6702,6 @@
           <w:insideH w:val="nil"/>
           <w:insideV w:val="nil"/>
         </w:tcBorders>
-        <w:shd w:val="clear" w:color="auto" w:fill="C0504D" w:themeFill="accent2"/>
       </w:tcPr>
     </w:tblStylePr>
     <w:tblStylePr w:type="lastRow">
@@ -6588,7 +6709,7 @@
         <w:spacing w:before="0" w:after="0" w:line="240" w:lineRule="auto"/>
       </w:pPr>
       <w:rPr>
-        <w:color w:val="auto"/>
+        <w:color w:val="000000"/>
       </w:rPr>
       <w:tblPr/>
       <w:tcPr>
@@ -6600,14 +6721,13 @@
           <w:insideH w:val="nil"/>
           <w:insideV w:val="nil"/>
         </w:tcBorders>
-        <w:shd w:val="clear" w:color="auto" w:fill="FFFFFF" w:themeFill="background1"/>
       </w:tcPr>
     </w:tblStylePr>
     <w:tblStylePr w:type="firstCol">
       <w:rPr>
         <w:b/>
         <w:bCs/>
-        <w:color w:val="FFFFFF" w:themeColor="background1"/>
+        <w:color w:val="000000"/>
       </w:rPr>
       <w:tblPr/>
       <w:tcPr>
@@ -6619,24 +6739,22 @@
           <w:insideH w:val="nil"/>
           <w:insideV w:val="nil"/>
         </w:tcBorders>
-        <w:shd w:val="clear" w:color="auto" w:fill="C0504D" w:themeFill="accent2"/>
       </w:tcPr>
     </w:tblStylePr>
     <w:tblStylePr w:type="lastCol">
       <w:rPr>
         <w:b/>
         <w:bCs/>
-        <w:color w:val="FFFFFF" w:themeColor="background1"/>
-      </w:rPr>
-      <w:tblPr/>
-      <w:tcPr>
-        <w:tcBorders>
-          <w:left w:val="nil"/>
-          <w:right w:val="nil"/>
-          <w:insideH w:val="nil"/>
-          <w:insideV w:val="nil"/>
-        </w:tcBorders>
-        <w:shd w:val="clear" w:color="auto" w:fill="C0504D" w:themeFill="accent2"/>
+        <w:color w:val="000000"/>
+      </w:rPr>
+      <w:tblPr/>
+      <w:tcPr>
+        <w:tcBorders>
+          <w:left w:val="nil"/>
+          <w:right w:val="nil"/>
+          <w:insideH w:val="nil"/>
+          <w:insideV w:val="nil"/>
+        </w:tcBorders>
       </w:tcPr>
     </w:tblStylePr>
     <w:tblStylePr w:type="band1Vert">
@@ -6648,14 +6766,11 @@
           <w:insideH w:val="nil"/>
           <w:insideV w:val="nil"/>
         </w:tcBorders>
-        <w:shd w:val="clear" w:color="auto" w:fill="D8D8D8" w:themeFill="background1" w:themeFillShade="D8"/>
       </w:tcPr>
     </w:tblStylePr>
     <w:tblStylePr w:type="band1Horz">
       <w:tblPr/>
-      <w:tcPr>
-        <w:shd w:val="clear" w:color="auto" w:fill="D8D8D8" w:themeFill="background1" w:themeFillShade="D8"/>
-      </w:tcPr>
+      <w:tcPr/>
     </w:tblStylePr>
     <w:tblStylePr w:type="neCell">
       <w:tblPr/>
@@ -6672,7 +6787,7 @@
     </w:tblStylePr>
     <w:tblStylePr w:type="nwCell">
       <w:rPr>
-        <w:color w:val="FFFFFF" w:themeColor="background1"/>
+        <w:color w:val="000000"/>
       </w:rPr>
       <w:tblPr/>
       <w:tcPr>
@@ -6717,7 +6832,7 @@
       <w:rPr>
         <w:b/>
         <w:bCs/>
-        <w:color w:val="FFFFFF" w:themeColor="background1"/>
+        <w:color w:val="000000"/>
       </w:rPr>
       <w:tblPr/>
       <w:tcPr>
@@ -6729,7 +6844,6 @@
           <w:insideH w:val="nil"/>
           <w:insideV w:val="nil"/>
         </w:tcBorders>
-        <w:shd w:val="clear" w:color="auto" w:fill="9BBB59" w:themeFill="accent3"/>
       </w:tcPr>
     </w:tblStylePr>
     <w:tblStylePr w:type="lastRow">
@@ -6737,7 +6851,7 @@
         <w:spacing w:before="0" w:after="0" w:line="240" w:lineRule="auto"/>
       </w:pPr>
       <w:rPr>
-        <w:color w:val="auto"/>
+        <w:color w:val="000000"/>
       </w:rPr>
       <w:tblPr/>
       <w:tcPr>
@@ -6749,14 +6863,13 @@
           <w:insideH w:val="nil"/>
           <w:insideV w:val="nil"/>
         </w:tcBorders>
-        <w:shd w:val="clear" w:color="auto" w:fill="FFFFFF" w:themeFill="background1"/>
       </w:tcPr>
     </w:tblStylePr>
     <w:tblStylePr w:type="firstCol">
       <w:rPr>
         <w:b/>
         <w:bCs/>
-        <w:color w:val="FFFFFF" w:themeColor="background1"/>
+        <w:color w:val="000000"/>
       </w:rPr>
       <w:tblPr/>
       <w:tcPr>
@@ -6768,24 +6881,22 @@
           <w:insideH w:val="nil"/>
           <w:insideV w:val="nil"/>
         </w:tcBorders>
-        <w:shd w:val="clear" w:color="auto" w:fill="9BBB59" w:themeFill="accent3"/>
       </w:tcPr>
     </w:tblStylePr>
     <w:tblStylePr w:type="lastCol">
       <w:rPr>
         <w:b/>
         <w:bCs/>
-        <w:color w:val="FFFFFF" w:themeColor="background1"/>
-      </w:rPr>
-      <w:tblPr/>
-      <w:tcPr>
-        <w:tcBorders>
-          <w:left w:val="nil"/>
-          <w:right w:val="nil"/>
-          <w:insideH w:val="nil"/>
-          <w:insideV w:val="nil"/>
-        </w:tcBorders>
-        <w:shd w:val="clear" w:color="auto" w:fill="9BBB59" w:themeFill="accent3"/>
+        <w:color w:val="000000"/>
+      </w:rPr>
+      <w:tblPr/>
+      <w:tcPr>
+        <w:tcBorders>
+          <w:left w:val="nil"/>
+          <w:right w:val="nil"/>
+          <w:insideH w:val="nil"/>
+          <w:insideV w:val="nil"/>
+        </w:tcBorders>
       </w:tcPr>
     </w:tblStylePr>
     <w:tblStylePr w:type="band1Vert">
@@ -6797,14 +6908,11 @@
           <w:insideH w:val="nil"/>
           <w:insideV w:val="nil"/>
         </w:tcBorders>
-        <w:shd w:val="clear" w:color="auto" w:fill="D8D8D8" w:themeFill="background1" w:themeFillShade="D8"/>
       </w:tcPr>
     </w:tblStylePr>
     <w:tblStylePr w:type="band1Horz">
       <w:tblPr/>
-      <w:tcPr>
-        <w:shd w:val="clear" w:color="auto" w:fill="D8D8D8" w:themeFill="background1" w:themeFillShade="D8"/>
-      </w:tcPr>
+      <w:tcPr/>
     </w:tblStylePr>
     <w:tblStylePr w:type="neCell">
       <w:tblPr/>
@@ -6821,7 +6929,7 @@
     </w:tblStylePr>
     <w:tblStylePr w:type="nwCell">
       <w:rPr>
-        <w:color w:val="FFFFFF" w:themeColor="background1"/>
+        <w:color w:val="000000"/>
       </w:rPr>
       <w:tblPr/>
       <w:tcPr>
@@ -6866,7 +6974,7 @@
       <w:rPr>
         <w:b/>
         <w:bCs/>
-        <w:color w:val="FFFFFF" w:themeColor="background1"/>
+        <w:color w:val="000000"/>
       </w:rPr>
       <w:tblPr/>
       <w:tcPr>
@@ -6878,7 +6986,6 @@
           <w:insideH w:val="nil"/>
           <w:insideV w:val="nil"/>
         </w:tcBorders>
-        <w:shd w:val="clear" w:color="auto" w:fill="8064A2" w:themeFill="accent4"/>
       </w:tcPr>
     </w:tblStylePr>
     <w:tblStylePr w:type="lastRow">
@@ -6886,7 +6993,7 @@
         <w:spacing w:before="0" w:after="0" w:line="240" w:lineRule="auto"/>
       </w:pPr>
       <w:rPr>
-        <w:color w:val="auto"/>
+        <w:color w:val="000000"/>
       </w:rPr>
       <w:tblPr/>
       <w:tcPr>
@@ -6898,14 +7005,13 @@
           <w:insideH w:val="nil"/>
           <w:insideV w:val="nil"/>
         </w:tcBorders>
-        <w:shd w:val="clear" w:color="auto" w:fill="FFFFFF" w:themeFill="background1"/>
       </w:tcPr>
     </w:tblStylePr>
     <w:tblStylePr w:type="firstCol">
       <w:rPr>
         <w:b/>
         <w:bCs/>
-        <w:color w:val="FFFFFF" w:themeColor="background1"/>
+        <w:color w:val="000000"/>
       </w:rPr>
       <w:tblPr/>
       <w:tcPr>
@@ -6917,24 +7023,22 @@
           <w:insideH w:val="nil"/>
           <w:insideV w:val="nil"/>
         </w:tcBorders>
-        <w:shd w:val="clear" w:color="auto" w:fill="8064A2" w:themeFill="accent4"/>
       </w:tcPr>
     </w:tblStylePr>
     <w:tblStylePr w:type="lastCol">
       <w:rPr>
         <w:b/>
         <w:bCs/>
-        <w:color w:val="FFFFFF" w:themeColor="background1"/>
-      </w:rPr>
-      <w:tblPr/>
-      <w:tcPr>
-        <w:tcBorders>
-          <w:left w:val="nil"/>
-          <w:right w:val="nil"/>
-          <w:insideH w:val="nil"/>
-          <w:insideV w:val="nil"/>
-        </w:tcBorders>
-        <w:shd w:val="clear" w:color="auto" w:fill="8064A2" w:themeFill="accent4"/>
+        <w:color w:val="000000"/>
+      </w:rPr>
+      <w:tblPr/>
+      <w:tcPr>
+        <w:tcBorders>
+          <w:left w:val="nil"/>
+          <w:right w:val="nil"/>
+          <w:insideH w:val="nil"/>
+          <w:insideV w:val="nil"/>
+        </w:tcBorders>
       </w:tcPr>
     </w:tblStylePr>
     <w:tblStylePr w:type="band1Vert">
@@ -6946,14 +7050,11 @@
           <w:insideH w:val="nil"/>
           <w:insideV w:val="nil"/>
         </w:tcBorders>
-        <w:shd w:val="clear" w:color="auto" w:fill="D8D8D8" w:themeFill="background1" w:themeFillShade="D8"/>
       </w:tcPr>
     </w:tblStylePr>
     <w:tblStylePr w:type="band1Horz">
       <w:tblPr/>
-      <w:tcPr>
-        <w:shd w:val="clear" w:color="auto" w:fill="D8D8D8" w:themeFill="background1" w:themeFillShade="D8"/>
-      </w:tcPr>
+      <w:tcPr/>
     </w:tblStylePr>
     <w:tblStylePr w:type="neCell">
       <w:tblPr/>
@@ -6970,7 +7071,7 @@
     </w:tblStylePr>
     <w:tblStylePr w:type="nwCell">
       <w:rPr>
-        <w:color w:val="FFFFFF" w:themeColor="background1"/>
+        <w:color w:val="000000"/>
       </w:rPr>
       <w:tblPr/>
       <w:tcPr>
@@ -7015,7 +7116,7 @@
       <w:rPr>
         <w:b/>
         <w:bCs/>
-        <w:color w:val="FFFFFF" w:themeColor="background1"/>
+        <w:color w:val="000000"/>
       </w:rPr>
       <w:tblPr/>
       <w:tcPr>
@@ -7027,7 +7128,6 @@
           <w:insideH w:val="nil"/>
           <w:insideV w:val="nil"/>
         </w:tcBorders>
-        <w:shd w:val="clear" w:color="auto" w:fill="4BACC6" w:themeFill="accent5"/>
       </w:tcPr>
     </w:tblStylePr>
     <w:tblStylePr w:type="lastRow">
@@ -7035,7 +7135,7 @@
         <w:spacing w:before="0" w:after="0" w:line="240" w:lineRule="auto"/>
       </w:pPr>
       <w:rPr>
-        <w:color w:val="auto"/>
+        <w:color w:val="000000"/>
       </w:rPr>
       <w:tblPr/>
       <w:tcPr>
@@ -7047,14 +7147,13 @@
           <w:insideH w:val="nil"/>
           <w:insideV w:val="nil"/>
         </w:tcBorders>
-        <w:shd w:val="clear" w:color="auto" w:fill="FFFFFF" w:themeFill="background1"/>
       </w:tcPr>
     </w:tblStylePr>
     <w:tblStylePr w:type="firstCol">
       <w:rPr>
         <w:b/>
         <w:bCs/>
-        <w:color w:val="FFFFFF" w:themeColor="background1"/>
+        <w:color w:val="000000"/>
       </w:rPr>
       <w:tblPr/>
       <w:tcPr>
@@ -7066,24 +7165,22 @@
           <w:insideH w:val="nil"/>
           <w:insideV w:val="nil"/>
         </w:tcBorders>
-        <w:shd w:val="clear" w:color="auto" w:fill="4BACC6" w:themeFill="accent5"/>
       </w:tcPr>
     </w:tblStylePr>
     <w:tblStylePr w:type="lastCol">
       <w:rPr>
         <w:b/>
         <w:bCs/>
-        <w:color w:val="FFFFFF" w:themeColor="background1"/>
-      </w:rPr>
-      <w:tblPr/>
-      <w:tcPr>
-        <w:tcBorders>
-          <w:left w:val="nil"/>
-          <w:right w:val="nil"/>
-          <w:insideH w:val="nil"/>
-          <w:insideV w:val="nil"/>
-        </w:tcBorders>
-        <w:shd w:val="clear" w:color="auto" w:fill="4BACC6" w:themeFill="accent5"/>
+        <w:color w:val="000000"/>
+      </w:rPr>
+      <w:tblPr/>
+      <w:tcPr>
+        <w:tcBorders>
+          <w:left w:val="nil"/>
+          <w:right w:val="nil"/>
+          <w:insideH w:val="nil"/>
+          <w:insideV w:val="nil"/>
+        </w:tcBorders>
       </w:tcPr>
     </w:tblStylePr>
     <w:tblStylePr w:type="band1Vert">
@@ -7095,14 +7192,11 @@
           <w:insideH w:val="nil"/>
           <w:insideV w:val="nil"/>
         </w:tcBorders>
-        <w:shd w:val="clear" w:color="auto" w:fill="D8D8D8" w:themeFill="background1" w:themeFillShade="D8"/>
       </w:tcPr>
     </w:tblStylePr>
     <w:tblStylePr w:type="band1Horz">
       <w:tblPr/>
-      <w:tcPr>
-        <w:shd w:val="clear" w:color="auto" w:fill="D8D8D8" w:themeFill="background1" w:themeFillShade="D8"/>
-      </w:tcPr>
+      <w:tcPr/>
     </w:tblStylePr>
     <w:tblStylePr w:type="neCell">
       <w:tblPr/>
@@ -7119,7 +7213,7 @@
     </w:tblStylePr>
     <w:tblStylePr w:type="nwCell">
       <w:rPr>
-        <w:color w:val="FFFFFF" w:themeColor="background1"/>
+        <w:color w:val="000000"/>
       </w:rPr>
       <w:tblPr/>
       <w:tcPr>
@@ -7164,7 +7258,7 @@
       <w:rPr>
         <w:b/>
         <w:bCs/>
-        <w:color w:val="FFFFFF" w:themeColor="background1"/>
+        <w:color w:val="000000"/>
       </w:rPr>
       <w:tblPr/>
       <w:tcPr>
@@ -7176,7 +7270,6 @@
           <w:insideH w:val="nil"/>
           <w:insideV w:val="nil"/>
         </w:tcBorders>
-        <w:shd w:val="clear" w:color="auto" w:fill="F79646" w:themeFill="accent6"/>
       </w:tcPr>
     </w:tblStylePr>
     <w:tblStylePr w:type="lastRow">
@@ -7184,7 +7277,7 @@
         <w:spacing w:before="0" w:after="0" w:line="240" w:lineRule="auto"/>
       </w:pPr>
       <w:rPr>
-        <w:color w:val="auto"/>
+        <w:color w:val="000000"/>
       </w:rPr>
       <w:tblPr/>
       <w:tcPr>
@@ -7196,14 +7289,13 @@
           <w:insideH w:val="nil"/>
           <w:insideV w:val="nil"/>
         </w:tcBorders>
-        <w:shd w:val="clear" w:color="auto" w:fill="FFFFFF" w:themeFill="background1"/>
       </w:tcPr>
     </w:tblStylePr>
     <w:tblStylePr w:type="firstCol">
       <w:rPr>
         <w:b/>
         <w:bCs/>
-        <w:color w:val="FFFFFF" w:themeColor="background1"/>
+        <w:color w:val="000000"/>
       </w:rPr>
       <w:tblPr/>
       <w:tcPr>
@@ -7215,24 +7307,22 @@
           <w:insideH w:val="nil"/>
           <w:insideV w:val="nil"/>
         </w:tcBorders>
-        <w:shd w:val="clear" w:color="auto" w:fill="F79646" w:themeFill="accent6"/>
       </w:tcPr>
     </w:tblStylePr>
     <w:tblStylePr w:type="lastCol">
       <w:rPr>
         <w:b/>
         <w:bCs/>
-        <w:color w:val="FFFFFF" w:themeColor="background1"/>
-      </w:rPr>
-      <w:tblPr/>
-      <w:tcPr>
-        <w:tcBorders>
-          <w:left w:val="nil"/>
-          <w:right w:val="nil"/>
-          <w:insideH w:val="nil"/>
-          <w:insideV w:val="nil"/>
-        </w:tcBorders>
-        <w:shd w:val="clear" w:color="auto" w:fill="F79646" w:themeFill="accent6"/>
+        <w:color w:val="000000"/>
+      </w:rPr>
+      <w:tblPr/>
+      <w:tcPr>
+        <w:tcBorders>
+          <w:left w:val="nil"/>
+          <w:right w:val="nil"/>
+          <w:insideH w:val="nil"/>
+          <w:insideV w:val="nil"/>
+        </w:tcBorders>
       </w:tcPr>
     </w:tblStylePr>
     <w:tblStylePr w:type="band1Vert">
@@ -7244,14 +7334,11 @@
           <w:insideH w:val="nil"/>
           <w:insideV w:val="nil"/>
         </w:tcBorders>
-        <w:shd w:val="clear" w:color="auto" w:fill="D8D8D8" w:themeFill="background1" w:themeFillShade="D8"/>
       </w:tcPr>
     </w:tblStylePr>
     <w:tblStylePr w:type="band1Horz">
       <w:tblPr/>
-      <w:tcPr>
-        <w:shd w:val="clear" w:color="auto" w:fill="D8D8D8" w:themeFill="background1" w:themeFillShade="D8"/>
-      </w:tcPr>
+      <w:tcPr/>
     </w:tblStylePr>
     <w:tblStylePr w:type="neCell">
       <w:tblPr/>
@@ -7268,7 +7355,7 @@
     </w:tblStylePr>
     <w:tblStylePr w:type="nwCell">
       <w:rPr>
-        <w:color w:val="FFFFFF" w:themeColor="background1"/>
+        <w:color w:val="000000"/>
       </w:rPr>
       <w:tblPr/>
       <w:tcPr>
@@ -7292,7 +7379,7 @@
       <w:spacing w:after="0" w:line="240" w:lineRule="auto"/>
     </w:pPr>
     <w:rPr>
-      <w:color w:val="000000" w:themeColor="text1"/>
+      <w:color w:val="000000"/>
     </w:rPr>
     <w:tblPr>
       <w:tblStyleRowBandSize w:val="1"/>
@@ -7325,7 +7412,7 @@
       <w:rPr>
         <w:b/>
         <w:bCs/>
-        <w:color w:val="1F497D" w:themeColor="text2"/>
+        <w:color w:val="000000"/>
       </w:rPr>
       <w:tblPr/>
       <w:tcPr>
@@ -7356,15 +7443,11 @@
     </w:tblStylePr>
     <w:tblStylePr w:type="band1Vert">
       <w:tblPr/>
-      <w:tcPr>
-        <w:shd w:val="clear" w:color="auto" w:fill="C0C0C0" w:themeFill="text1" w:themeFillTint="3F"/>
-      </w:tcPr>
+      <w:tcPr/>
     </w:tblStylePr>
     <w:tblStylePr w:type="band1Horz">
       <w:tblPr/>
-      <w:tcPr>
-        <w:shd w:val="clear" w:color="auto" w:fill="C0C0C0" w:themeFill="text1" w:themeFillTint="3F"/>
-      </w:tcPr>
+      <w:tcPr/>
     </w:tblStylePr>
   </w:style>
   <w:style w:type="table" w:styleId="MediumList1-Accent1">
@@ -7376,7 +7459,7 @@
       <w:spacing w:after="0" w:line="240" w:lineRule="auto"/>
     </w:pPr>
     <w:rPr>
-      <w:color w:val="000000" w:themeColor="text1"/>
+      <w:color w:val="000000"/>
     </w:rPr>
     <w:tblPr>
       <w:tblStyleRowBandSize w:val="1"/>
@@ -7409,7 +7492,7 @@
       <w:rPr>
         <w:b/>
         <w:bCs/>
-        <w:color w:val="1F497D" w:themeColor="text2"/>
+        <w:color w:val="000000"/>
       </w:rPr>
       <w:tblPr/>
       <w:tcPr>
@@ -7440,15 +7523,11 @@
     </w:tblStylePr>
     <w:tblStylePr w:type="band1Vert">
       <w:tblPr/>
-      <w:tcPr>
-        <w:shd w:val="clear" w:color="auto" w:fill="D3DFEE" w:themeFill="accent1" w:themeFillTint="3F"/>
-      </w:tcPr>
+      <w:tcPr/>
     </w:tblStylePr>
     <w:tblStylePr w:type="band1Horz">
       <w:tblPr/>
-      <w:tcPr>
-        <w:shd w:val="clear" w:color="auto" w:fill="D3DFEE" w:themeFill="accent1" w:themeFillTint="3F"/>
-      </w:tcPr>
+      <w:tcPr/>
     </w:tblStylePr>
   </w:style>
   <w:style w:type="table" w:styleId="MediumList1-Accent2">
@@ -7460,7 +7539,7 @@
       <w:spacing w:after="0" w:line="240" w:lineRule="auto"/>
     </w:pPr>
     <w:rPr>
-      <w:color w:val="000000" w:themeColor="text1"/>
+      <w:color w:val="000000"/>
     </w:rPr>
     <w:tblPr>
       <w:tblStyleRowBandSize w:val="1"/>
@@ -7493,7 +7572,7 @@
       <w:rPr>
         <w:b/>
         <w:bCs/>
-        <w:color w:val="1F497D" w:themeColor="text2"/>
+        <w:color w:val="000000"/>
       </w:rPr>
       <w:tblPr/>
       <w:tcPr>
@@ -7524,15 +7603,11 @@
     </w:tblStylePr>
     <w:tblStylePr w:type="band1Vert">
       <w:tblPr/>
-      <w:tcPr>
-        <w:shd w:val="clear" w:color="auto" w:fill="EFD3D2" w:themeFill="accent2" w:themeFillTint="3F"/>
-      </w:tcPr>
+      <w:tcPr/>
     </w:tblStylePr>
     <w:tblStylePr w:type="band1Horz">
       <w:tblPr/>
-      <w:tcPr>
-        <w:shd w:val="clear" w:color="auto" w:fill="EFD3D2" w:themeFill="accent2" w:themeFillTint="3F"/>
-      </w:tcPr>
+      <w:tcPr/>
     </w:tblStylePr>
   </w:style>
   <w:style w:type="table" w:styleId="MediumList1-Accent3">
@@ -7544,7 +7619,7 @@
       <w:spacing w:after="0" w:line="240" w:lineRule="auto"/>
     </w:pPr>
     <w:rPr>
-      <w:color w:val="000000" w:themeColor="text1"/>
+      <w:color w:val="000000"/>
     </w:rPr>
     <w:tblPr>
       <w:tblStyleRowBandSize w:val="1"/>
@@ -7577,7 +7652,7 @@
       <w:rPr>
         <w:b/>
         <w:bCs/>
-        <w:color w:val="1F497D" w:themeColor="text2"/>
+        <w:color w:val="000000"/>
       </w:rPr>
       <w:tblPr/>
       <w:tcPr>
@@ -7608,15 +7683,11 @@
     </w:tblStylePr>
     <w:tblStylePr w:type="band1Vert">
       <w:tblPr/>
-      <w:tcPr>
-        <w:shd w:val="clear" w:color="auto" w:fill="E6EED5" w:themeFill="accent3" w:themeFillTint="3F"/>
-      </w:tcPr>
+      <w:tcPr/>
     </w:tblStylePr>
     <w:tblStylePr w:type="band1Horz">
       <w:tblPr/>
-      <w:tcPr>
-        <w:shd w:val="clear" w:color="auto" w:fill="E6EED5" w:themeFill="accent3" w:themeFillTint="3F"/>
-      </w:tcPr>
+      <w:tcPr/>
     </w:tblStylePr>
   </w:style>
   <w:style w:type="table" w:styleId="MediumList1-Accent4">
@@ -7628,7 +7699,7 @@
       <w:spacing w:after="0" w:line="240" w:lineRule="auto"/>
     </w:pPr>
     <w:rPr>
-      <w:color w:val="000000" w:themeColor="text1"/>
+      <w:color w:val="000000"/>
     </w:rPr>
     <w:tblPr>
       <w:tblStyleRowBandSize w:val="1"/>
@@ -7661,7 +7732,7 @@
       <w:rPr>
         <w:b/>
         <w:bCs/>
-        <w:color w:val="1F497D" w:themeColor="text2"/>
+        <w:color w:val="000000"/>
       </w:rPr>
       <w:tblPr/>
       <w:tcPr>
@@ -7692,15 +7763,11 @@
     </w:tblStylePr>
     <w:tblStylePr w:type="band1Vert">
       <w:tblPr/>
-      <w:tcPr>
-        <w:shd w:val="clear" w:color="auto" w:fill="DFD8E8" w:themeFill="accent4" w:themeFillTint="3F"/>
-      </w:tcPr>
+      <w:tcPr/>
     </w:tblStylePr>
     <w:tblStylePr w:type="band1Horz">
       <w:tblPr/>
-      <w:tcPr>
-        <w:shd w:val="clear" w:color="auto" w:fill="DFD8E8" w:themeFill="accent4" w:themeFillTint="3F"/>
-      </w:tcPr>
+      <w:tcPr/>
     </w:tblStylePr>
   </w:style>
   <w:style w:type="table" w:styleId="MediumList1-Accent5">
@@ -7712,7 +7779,7 @@
       <w:spacing w:after="0" w:line="240" w:lineRule="auto"/>
     </w:pPr>
     <w:rPr>
-      <w:color w:val="000000" w:themeColor="text1"/>
+      <w:color w:val="000000"/>
     </w:rPr>
     <w:tblPr>
       <w:tblStyleRowBandSize w:val="1"/>
@@ -7745,7 +7812,7 @@
       <w:rPr>
         <w:b/>
         <w:bCs/>
-        <w:color w:val="1F497D" w:themeColor="text2"/>
+        <w:color w:val="000000"/>
       </w:rPr>
       <w:tblPr/>
       <w:tcPr>
@@ -7776,15 +7843,11 @@
     </w:tblStylePr>
     <w:tblStylePr w:type="band1Vert">
       <w:tblPr/>
-      <w:tcPr>
-        <w:shd w:val="clear" w:color="auto" w:fill="D2EAF1" w:themeFill="accent5" w:themeFillTint="3F"/>
-      </w:tcPr>
+      <w:tcPr/>
     </w:tblStylePr>
     <w:tblStylePr w:type="band1Horz">
       <w:tblPr/>
-      <w:tcPr>
-        <w:shd w:val="clear" w:color="auto" w:fill="D2EAF1" w:themeFill="accent5" w:themeFillTint="3F"/>
-      </w:tcPr>
+      <w:tcPr/>
     </w:tblStylePr>
   </w:style>
   <w:style w:type="table" w:styleId="MediumList1-Accent6">
@@ -7796,7 +7859,7 @@
       <w:spacing w:after="0" w:line="240" w:lineRule="auto"/>
     </w:pPr>
     <w:rPr>
-      <w:color w:val="000000" w:themeColor="text1"/>
+      <w:color w:val="000000"/>
     </w:rPr>
     <w:tblPr>
       <w:tblStyleRowBandSize w:val="1"/>
@@ -7829,7 +7892,7 @@
       <w:rPr>
         <w:b/>
         <w:bCs/>
-        <w:color w:val="1F497D" w:themeColor="text2"/>
+        <w:color w:val="000000"/>
       </w:rPr>
       <w:tblPr/>
       <w:tcPr>
@@ -7860,15 +7923,11 @@
     </w:tblStylePr>
     <w:tblStylePr w:type="band1Vert">
       <w:tblPr/>
-      <w:tcPr>
-        <w:shd w:val="clear" w:color="auto" w:fill="FDE4D0" w:themeFill="accent6" w:themeFillTint="3F"/>
-      </w:tcPr>
+      <w:tcPr/>
     </w:tblStylePr>
     <w:tblStylePr w:type="band1Horz">
       <w:tblPr/>
-      <w:tcPr>
-        <w:shd w:val="clear" w:color="auto" w:fill="FDE4D0" w:themeFill="accent6" w:themeFillTint="3F"/>
-      </w:tcPr>
+      <w:tcPr/>
     </w:tblStylePr>
   </w:style>
   <w:style w:type="table" w:styleId="MediumList2">
@@ -7881,7 +7940,7 @@
     </w:pPr>
     <w:rPr>
       <w:rFonts w:asciiTheme="majorHAnsi" w:eastAsiaTheme="majorEastAsia" w:hAnsiTheme="majorHAnsi" w:cstheme="majorBidi"/>
-      <w:color w:val="000000" w:themeColor="text1"/>
+      <w:color w:val="000000"/>
     </w:rPr>
     <w:tblPr>
       <w:tblStyleRowBandSize w:val="1"/>
@@ -7915,7 +7974,6 @@
           <w:insideH w:val="nil"/>
           <w:insideV w:val="nil"/>
         </w:tcBorders>
-        <w:shd w:val="clear" w:color="auto" w:fill="FFFFFF" w:themeFill="background1"/>
       </w:tcPr>
     </w:tblStylePr>
     <w:tblStylePr w:type="lastRow">
@@ -7929,7 +7987,6 @@
           <w:insideH w:val="nil"/>
           <w:insideV w:val="nil"/>
         </w:tcBorders>
-        <w:shd w:val="clear" w:color="auto" w:fill="FFFFFF" w:themeFill="background1"/>
       </w:tcPr>
     </w:tblStylePr>
     <w:tblStylePr w:type="firstCol">
@@ -7943,7 +8000,6 @@
           <w:insideH w:val="nil"/>
           <w:insideV w:val="nil"/>
         </w:tcBorders>
-        <w:shd w:val="clear" w:color="auto" w:fill="FFFFFF" w:themeFill="background1"/>
       </w:tcPr>
     </w:tblStylePr>
     <w:tblStylePr w:type="lastCol">
@@ -7957,7 +8013,6 @@
           <w:insideH w:val="nil"/>
           <w:insideV w:val="nil"/>
         </w:tcBorders>
-        <w:shd w:val="clear" w:color="auto" w:fill="FFFFFF" w:themeFill="background1"/>
       </w:tcPr>
     </w:tblStylePr>
     <w:tblStylePr w:type="band1Vert">
@@ -7969,7 +8024,6 @@
           <w:insideH w:val="nil"/>
           <w:insideV w:val="nil"/>
         </w:tcBorders>
-        <w:shd w:val="clear" w:color="auto" w:fill="C0C0C0" w:themeFill="text1" w:themeFillTint="3F"/>
       </w:tcPr>
     </w:tblStylePr>
     <w:tblStylePr w:type="band1Horz">
@@ -7981,14 +8035,11 @@
           <w:insideH w:val="nil"/>
           <w:insideV w:val="nil"/>
         </w:tcBorders>
-        <w:shd w:val="clear" w:color="auto" w:fill="C0C0C0" w:themeFill="text1" w:themeFillTint="3F"/>
       </w:tcPr>
     </w:tblStylePr>
     <w:tblStylePr w:type="nwCell">
       <w:tblPr/>
-      <w:tcPr>
-        <w:shd w:val="clear" w:color="auto" w:fill="FFFFFF" w:themeFill="background1"/>
-      </w:tcPr>
+      <w:tcPr/>
     </w:tblStylePr>
     <w:tblStylePr w:type="swCell">
       <w:tblPr/>
@@ -8009,7 +8060,7 @@
     </w:pPr>
     <w:rPr>
       <w:rFonts w:asciiTheme="majorHAnsi" w:eastAsiaTheme="majorEastAsia" w:hAnsiTheme="majorHAnsi" w:cstheme="majorBidi"/>
-      <w:color w:val="000000" w:themeColor="text1"/>
+      <w:color w:val="000000"/>
     </w:rPr>
     <w:tblPr>
       <w:tblStyleRowBandSize w:val="1"/>
@@ -8043,7 +8094,6 @@
           <w:insideH w:val="nil"/>
           <w:insideV w:val="nil"/>
         </w:tcBorders>
-        <w:shd w:val="clear" w:color="auto" w:fill="FFFFFF" w:themeFill="background1"/>
       </w:tcPr>
     </w:tblStylePr>
     <w:tblStylePr w:type="lastRow">
@@ -8057,7 +8107,6 @@
           <w:insideH w:val="nil"/>
           <w:insideV w:val="nil"/>
         </w:tcBorders>
-        <w:shd w:val="clear" w:color="auto" w:fill="FFFFFF" w:themeFill="background1"/>
       </w:tcPr>
     </w:tblStylePr>
     <w:tblStylePr w:type="firstCol">
@@ -8071,7 +8120,6 @@
           <w:insideH w:val="nil"/>
           <w:insideV w:val="nil"/>
         </w:tcBorders>
-        <w:shd w:val="clear" w:color="auto" w:fill="FFFFFF" w:themeFill="background1"/>
       </w:tcPr>
     </w:tblStylePr>
     <w:tblStylePr w:type="lastCol">
@@ -8085,7 +8133,6 @@
           <w:insideH w:val="nil"/>
           <w:insideV w:val="nil"/>
         </w:tcBorders>
-        <w:shd w:val="clear" w:color="auto" w:fill="FFFFFF" w:themeFill="background1"/>
       </w:tcPr>
     </w:tblStylePr>
     <w:tblStylePr w:type="band1Vert">
@@ -8097,7 +8144,6 @@
           <w:insideH w:val="nil"/>
           <w:insideV w:val="nil"/>
         </w:tcBorders>
-        <w:shd w:val="clear" w:color="auto" w:fill="D3DFEE" w:themeFill="accent1" w:themeFillTint="3F"/>
       </w:tcPr>
     </w:tblStylePr>
     <w:tblStylePr w:type="band1Horz">
@@ -8109,14 +8155,11 @@
           <w:insideH w:val="nil"/>
           <w:insideV w:val="nil"/>
         </w:tcBorders>
-        <w:shd w:val="clear" w:color="auto" w:fill="D3DFEE" w:themeFill="accent1" w:themeFillTint="3F"/>
       </w:tcPr>
     </w:tblStylePr>
     <w:tblStylePr w:type="nwCell">
       <w:tblPr/>
-      <w:tcPr>
-        <w:shd w:val="clear" w:color="auto" w:fill="FFFFFF" w:themeFill="background1"/>
-      </w:tcPr>
+      <w:tcPr/>
     </w:tblStylePr>
     <w:tblStylePr w:type="swCell">
       <w:tblPr/>
@@ -8137,7 +8180,7 @@
     </w:pPr>
     <w:rPr>
       <w:rFonts w:asciiTheme="majorHAnsi" w:eastAsiaTheme="majorEastAsia" w:hAnsiTheme="majorHAnsi" w:cstheme="majorBidi"/>
-      <w:color w:val="000000" w:themeColor="text1"/>
+      <w:color w:val="000000"/>
     </w:rPr>
     <w:tblPr>
       <w:tblStyleRowBandSize w:val="1"/>
@@ -8171,7 +8214,6 @@
           <w:insideH w:val="nil"/>
           <w:insideV w:val="nil"/>
         </w:tcBorders>
-        <w:shd w:val="clear" w:color="auto" w:fill="FFFFFF" w:themeFill="background1"/>
       </w:tcPr>
     </w:tblStylePr>
     <w:tblStylePr w:type="lastRow">
@@ -8185,7 +8227,6 @@
           <w:insideH w:val="nil"/>
           <w:insideV w:val="nil"/>
         </w:tcBorders>
-        <w:shd w:val="clear" w:color="auto" w:fill="FFFFFF" w:themeFill="background1"/>
       </w:tcPr>
     </w:tblStylePr>
     <w:tblStylePr w:type="firstCol">
@@ -8199,7 +8240,6 @@
           <w:insideH w:val="nil"/>
           <w:insideV w:val="nil"/>
         </w:tcBorders>
-        <w:shd w:val="clear" w:color="auto" w:fill="FFFFFF" w:themeFill="background1"/>
       </w:tcPr>
     </w:tblStylePr>
     <w:tblStylePr w:type="lastCol">
@@ -8213,7 +8253,6 @@
           <w:insideH w:val="nil"/>
           <w:insideV w:val="nil"/>
         </w:tcBorders>
-        <w:shd w:val="clear" w:color="auto" w:fill="FFFFFF" w:themeFill="background1"/>
       </w:tcPr>
     </w:tblStylePr>
     <w:tblStylePr w:type="band1Vert">
@@ -8225,7 +8264,6 @@
           <w:insideH w:val="nil"/>
           <w:insideV w:val="nil"/>
         </w:tcBorders>
-        <w:shd w:val="clear" w:color="auto" w:fill="EFD3D2" w:themeFill="accent2" w:themeFillTint="3F"/>
       </w:tcPr>
     </w:tblStylePr>
     <w:tblStylePr w:type="band1Horz">
@@ -8237,14 +8275,11 @@
           <w:insideH w:val="nil"/>
           <w:insideV w:val="nil"/>
         </w:tcBorders>
-        <w:shd w:val="clear" w:color="auto" w:fill="EFD3D2" w:themeFill="accent2" w:themeFillTint="3F"/>
       </w:tcPr>
     </w:tblStylePr>
     <w:tblStylePr w:type="nwCell">
       <w:tblPr/>
-      <w:tcPr>
-        <w:shd w:val="clear" w:color="auto" w:fill="FFFFFF" w:themeFill="background1"/>
-      </w:tcPr>
+      <w:tcPr/>
     </w:tblStylePr>
     <w:tblStylePr w:type="swCell">
       <w:tblPr/>
@@ -8265,7 +8300,7 @@
     </w:pPr>
     <w:rPr>
       <w:rFonts w:asciiTheme="majorHAnsi" w:eastAsiaTheme="majorEastAsia" w:hAnsiTheme="majorHAnsi" w:cstheme="majorBidi"/>
-      <w:color w:val="000000" w:themeColor="text1"/>
+      <w:color w:val="000000"/>
     </w:rPr>
     <w:tblPr>
       <w:tblStyleRowBandSize w:val="1"/>
@@ -8299,7 +8334,6 @@
           <w:insideH w:val="nil"/>
           <w:insideV w:val="nil"/>
         </w:tcBorders>
-        <w:shd w:val="clear" w:color="auto" w:fill="FFFFFF" w:themeFill="background1"/>
       </w:tcPr>
     </w:tblStylePr>
     <w:tblStylePr w:type="lastRow">
@@ -8313,7 +8347,6 @@
           <w:insideH w:val="nil"/>
           <w:insideV w:val="nil"/>
         </w:tcBorders>
-        <w:shd w:val="clear" w:color="auto" w:fill="FFFFFF" w:themeFill="background1"/>
       </w:tcPr>
     </w:tblStylePr>
     <w:tblStylePr w:type="firstCol">
@@ -8327,7 +8360,6 @@
           <w:insideH w:val="nil"/>
           <w:insideV w:val="nil"/>
         </w:tcBorders>
-        <w:shd w:val="clear" w:color="auto" w:fill="FFFFFF" w:themeFill="background1"/>
       </w:tcPr>
     </w:tblStylePr>
     <w:tblStylePr w:type="lastCol">
@@ -8341,7 +8373,6 @@
           <w:insideH w:val="nil"/>
           <w:insideV w:val="nil"/>
         </w:tcBorders>
-        <w:shd w:val="clear" w:color="auto" w:fill="FFFFFF" w:themeFill="background1"/>
       </w:tcPr>
     </w:tblStylePr>
     <w:tblStylePr w:type="band1Vert">
@@ -8353,7 +8384,6 @@
           <w:insideH w:val="nil"/>
           <w:insideV w:val="nil"/>
         </w:tcBorders>
-        <w:shd w:val="clear" w:color="auto" w:fill="E6EED5" w:themeFill="accent3" w:themeFillTint="3F"/>
       </w:tcPr>
     </w:tblStylePr>
     <w:tblStylePr w:type="band1Horz">
@@ -8365,14 +8395,11 @@
           <w:insideH w:val="nil"/>
           <w:insideV w:val="nil"/>
         </w:tcBorders>
-        <w:shd w:val="clear" w:color="auto" w:fill="E6EED5" w:themeFill="accent3" w:themeFillTint="3F"/>
       </w:tcPr>
     </w:tblStylePr>
     <w:tblStylePr w:type="nwCell">
       <w:tblPr/>
-      <w:tcPr>
-        <w:shd w:val="clear" w:color="auto" w:fill="FFFFFF" w:themeFill="background1"/>
-      </w:tcPr>
+      <w:tcPr/>
     </w:tblStylePr>
     <w:tblStylePr w:type="swCell">
       <w:tblPr/>
@@ -8393,7 +8420,7 @@
     </w:pPr>
     <w:rPr>
       <w:rFonts w:asciiTheme="majorHAnsi" w:eastAsiaTheme="majorEastAsia" w:hAnsiTheme="majorHAnsi" w:cstheme="majorBidi"/>
-      <w:color w:val="000000" w:themeColor="text1"/>
+      <w:color w:val="000000"/>
     </w:rPr>
     <w:tblPr>
       <w:tblStyleRowBandSize w:val="1"/>
@@ -8427,7 +8454,6 @@
           <w:insideH w:val="nil"/>
           <w:insideV w:val="nil"/>
         </w:tcBorders>
-        <w:shd w:val="clear" w:color="auto" w:fill="FFFFFF" w:themeFill="background1"/>
       </w:tcPr>
     </w:tblStylePr>
     <w:tblStylePr w:type="lastRow">
@@ -8441,7 +8467,6 @@
           <w:insideH w:val="nil"/>
           <w:insideV w:val="nil"/>
         </w:tcBorders>
-        <w:shd w:val="clear" w:color="auto" w:fill="FFFFFF" w:themeFill="background1"/>
       </w:tcPr>
     </w:tblStylePr>
     <w:tblStylePr w:type="firstCol">
@@ -8455,7 +8480,6 @@
           <w:insideH w:val="nil"/>
           <w:insideV w:val="nil"/>
         </w:tcBorders>
-        <w:shd w:val="clear" w:color="auto" w:fill="FFFFFF" w:themeFill="background1"/>
       </w:tcPr>
     </w:tblStylePr>
     <w:tblStylePr w:type="lastCol">
@@ -8469,7 +8493,6 @@
           <w:insideH w:val="nil"/>
           <w:insideV w:val="nil"/>
         </w:tcBorders>
-        <w:shd w:val="clear" w:color="auto" w:fill="FFFFFF" w:themeFill="background1"/>
       </w:tcPr>
     </w:tblStylePr>
     <w:tblStylePr w:type="band1Vert">
@@ -8481,7 +8504,6 @@
           <w:insideH w:val="nil"/>
           <w:insideV w:val="nil"/>
         </w:tcBorders>
-        <w:shd w:val="clear" w:color="auto" w:fill="DFD8E8" w:themeFill="accent4" w:themeFillTint="3F"/>
       </w:tcPr>
     </w:tblStylePr>
     <w:tblStylePr w:type="band1Horz">
@@ -8493,14 +8515,11 @@
           <w:insideH w:val="nil"/>
           <w:insideV w:val="nil"/>
         </w:tcBorders>
-        <w:shd w:val="clear" w:color="auto" w:fill="DFD8E8" w:themeFill="accent4" w:themeFillTint="3F"/>
       </w:tcPr>
     </w:tblStylePr>
     <w:tblStylePr w:type="nwCell">
       <w:tblPr/>
-      <w:tcPr>
-        <w:shd w:val="clear" w:color="auto" w:fill="FFFFFF" w:themeFill="background1"/>
-      </w:tcPr>
+      <w:tcPr/>
     </w:tblStylePr>
     <w:tblStylePr w:type="swCell">
       <w:tblPr/>
@@ -8521,7 +8540,7 @@
     </w:pPr>
     <w:rPr>
       <w:rFonts w:asciiTheme="majorHAnsi" w:eastAsiaTheme="majorEastAsia" w:hAnsiTheme="majorHAnsi" w:cstheme="majorBidi"/>
-      <w:color w:val="000000" w:themeColor="text1"/>
+      <w:color w:val="000000"/>
     </w:rPr>
     <w:tblPr>
       <w:tblStyleRowBandSize w:val="1"/>
@@ -8555,7 +8574,6 @@
           <w:insideH w:val="nil"/>
           <w:insideV w:val="nil"/>
         </w:tcBorders>
-        <w:shd w:val="clear" w:color="auto" w:fill="FFFFFF" w:themeFill="background1"/>
       </w:tcPr>
     </w:tblStylePr>
     <w:tblStylePr w:type="lastRow">
@@ -8569,7 +8587,6 @@
           <w:insideH w:val="nil"/>
           <w:insideV w:val="nil"/>
         </w:tcBorders>
-        <w:shd w:val="clear" w:color="auto" w:fill="FFFFFF" w:themeFill="background1"/>
       </w:tcPr>
     </w:tblStylePr>
     <w:tblStylePr w:type="firstCol">
@@ -8583,7 +8600,6 @@
           <w:insideH w:val="nil"/>
           <w:insideV w:val="nil"/>
         </w:tcBorders>
-        <w:shd w:val="clear" w:color="auto" w:fill="FFFFFF" w:themeFill="background1"/>
       </w:tcPr>
     </w:tblStylePr>
     <w:tblStylePr w:type="lastCol">
@@ -8597,7 +8613,6 @@
           <w:insideH w:val="nil"/>
           <w:insideV w:val="nil"/>
         </w:tcBorders>
-        <w:shd w:val="clear" w:color="auto" w:fill="FFFFFF" w:themeFill="background1"/>
       </w:tcPr>
     </w:tblStylePr>
     <w:tblStylePr w:type="band1Vert">
@@ -8609,7 +8624,6 @@
           <w:insideH w:val="nil"/>
           <w:insideV w:val="nil"/>
         </w:tcBorders>
-        <w:shd w:val="clear" w:color="auto" w:fill="D2EAF1" w:themeFill="accent5" w:themeFillTint="3F"/>
       </w:tcPr>
     </w:tblStylePr>
     <w:tblStylePr w:type="band1Horz">
@@ -8621,14 +8635,11 @@
           <w:insideH w:val="nil"/>
           <w:insideV w:val="nil"/>
         </w:tcBorders>
-        <w:shd w:val="clear" w:color="auto" w:fill="D2EAF1" w:themeFill="accent5" w:themeFillTint="3F"/>
       </w:tcPr>
     </w:tblStylePr>
     <w:tblStylePr w:type="nwCell">
       <w:tblPr/>
-      <w:tcPr>
-        <w:shd w:val="clear" w:color="auto" w:fill="FFFFFF" w:themeFill="background1"/>
-      </w:tcPr>
+      <w:tcPr/>
     </w:tblStylePr>
     <w:tblStylePr w:type="swCell">
       <w:tblPr/>
@@ -8649,7 +8660,7 @@
     </w:pPr>
     <w:rPr>
       <w:rFonts w:asciiTheme="majorHAnsi" w:eastAsiaTheme="majorEastAsia" w:hAnsiTheme="majorHAnsi" w:cstheme="majorBidi"/>
-      <w:color w:val="000000" w:themeColor="text1"/>
+      <w:color w:val="000000"/>
     </w:rPr>
     <w:tblPr>
       <w:tblStyleRowBandSize w:val="1"/>
@@ -8683,7 +8694,6 @@
           <w:insideH w:val="nil"/>
           <w:insideV w:val="nil"/>
         </w:tcBorders>
-        <w:shd w:val="clear" w:color="auto" w:fill="FFFFFF" w:themeFill="background1"/>
       </w:tcPr>
     </w:tblStylePr>
     <w:tblStylePr w:type="lastRow">
@@ -8697,7 +8707,6 @@
           <w:insideH w:val="nil"/>
           <w:insideV w:val="nil"/>
         </w:tcBorders>
-        <w:shd w:val="clear" w:color="auto" w:fill="FFFFFF" w:themeFill="background1"/>
       </w:tcPr>
     </w:tblStylePr>
     <w:tblStylePr w:type="firstCol">
@@ -8711,7 +8720,6 @@
           <w:insideH w:val="nil"/>
           <w:insideV w:val="nil"/>
         </w:tcBorders>
-        <w:shd w:val="clear" w:color="auto" w:fill="FFFFFF" w:themeFill="background1"/>
       </w:tcPr>
     </w:tblStylePr>
     <w:tblStylePr w:type="lastCol">
@@ -8725,7 +8733,6 @@
           <w:insideH w:val="nil"/>
           <w:insideV w:val="nil"/>
         </w:tcBorders>
-        <w:shd w:val="clear" w:color="auto" w:fill="FFFFFF" w:themeFill="background1"/>
       </w:tcPr>
     </w:tblStylePr>
     <w:tblStylePr w:type="band1Vert">
@@ -8737,7 +8744,6 @@
           <w:insideH w:val="nil"/>
           <w:insideV w:val="nil"/>
         </w:tcBorders>
-        <w:shd w:val="clear" w:color="auto" w:fill="FDE4D0" w:themeFill="accent6" w:themeFillTint="3F"/>
       </w:tcPr>
     </w:tblStylePr>
     <w:tblStylePr w:type="band1Horz">
@@ -8749,14 +8755,11 @@
           <w:insideH w:val="nil"/>
           <w:insideV w:val="nil"/>
         </w:tcBorders>
-        <w:shd w:val="clear" w:color="auto" w:fill="FDE4D0" w:themeFill="accent6" w:themeFillTint="3F"/>
       </w:tcPr>
     </w:tblStylePr>
     <w:tblStylePr w:type="nwCell">
       <w:tblPr/>
-      <w:tcPr>
-        <w:shd w:val="clear" w:color="auto" w:fill="FFFFFF" w:themeFill="background1"/>
-      </w:tcPr>
+      <w:tcPr/>
     </w:tblStylePr>
     <w:tblStylePr w:type="swCell">
       <w:tblPr/>
@@ -8794,9 +8797,7 @@
         <w:right w:w="108" w:type="dxa"/>
       </w:tblCellMar>
     </w:tblPr>
-    <w:tcPr>
-      <w:shd w:val="clear" w:color="auto" w:fill="C0C0C0" w:themeFill="text1" w:themeFillTint="3F"/>
-    </w:tcPr>
+    <w:tcPr/>
     <w:tblStylePr w:type="firstRow">
       <w:rPr>
         <w:b/>
@@ -8829,15 +8830,11 @@
     </w:tblStylePr>
     <w:tblStylePr w:type="band1Vert">
       <w:tblPr/>
-      <w:tcPr>
-        <w:shd w:val="clear" w:color="auto" w:fill="808080" w:themeFill="text1" w:themeFillTint="7F"/>
-      </w:tcPr>
+      <w:tcPr/>
     </w:tblStylePr>
     <w:tblStylePr w:type="band1Horz">
       <w:tblPr/>
-      <w:tcPr>
-        <w:shd w:val="clear" w:color="auto" w:fill="808080" w:themeFill="text1" w:themeFillTint="7F"/>
-      </w:tcPr>
+      <w:tcPr/>
     </w:tblStylePr>
   </w:style>
   <w:style w:type="table" w:styleId="MediumGrid1-Accent1">
@@ -8867,9 +8864,7 @@
         <w:right w:w="108" w:type="dxa"/>
       </w:tblCellMar>
     </w:tblPr>
-    <w:tcPr>
-      <w:shd w:val="clear" w:color="auto" w:fill="D3DFEE" w:themeFill="accent1" w:themeFillTint="3F"/>
-    </w:tcPr>
+    <w:tcPr/>
     <w:tblStylePr w:type="firstRow">
       <w:rPr>
         <w:b/>
@@ -8902,15 +8897,11 @@
     </w:tblStylePr>
     <w:tblStylePr w:type="band1Vert">
       <w:tblPr/>
-      <w:tcPr>
-        <w:shd w:val="clear" w:color="auto" w:fill="A7BFDE" w:themeFill="accent1" w:themeFillTint="7F"/>
-      </w:tcPr>
+      <w:tcPr/>
     </w:tblStylePr>
     <w:tblStylePr w:type="band1Horz">
       <w:tblPr/>
-      <w:tcPr>
-        <w:shd w:val="clear" w:color="auto" w:fill="A7BFDE" w:themeFill="accent1" w:themeFillTint="7F"/>
-      </w:tcPr>
+      <w:tcPr/>
     </w:tblStylePr>
   </w:style>
   <w:style w:type="table" w:styleId="MediumGrid1-Accent2">
@@ -8940,9 +8931,7 @@
         <w:right w:w="108" w:type="dxa"/>
       </w:tblCellMar>
     </w:tblPr>
-    <w:tcPr>
-      <w:shd w:val="clear" w:color="auto" w:fill="EFD3D2" w:themeFill="accent2" w:themeFillTint="3F"/>
-    </w:tcPr>
+    <w:tcPr/>
     <w:tblStylePr w:type="firstRow">
       <w:rPr>
         <w:b/>
@@ -8975,15 +8964,11 @@
     </w:tblStylePr>
     <w:tblStylePr w:type="band1Vert">
       <w:tblPr/>
-      <w:tcPr>
-        <w:shd w:val="clear" w:color="auto" w:fill="DFA7A6" w:themeFill="accent2" w:themeFillTint="7F"/>
-      </w:tcPr>
+      <w:tcPr/>
     </w:tblStylePr>
     <w:tblStylePr w:type="band1Horz">
       <w:tblPr/>
-      <w:tcPr>
-        <w:shd w:val="clear" w:color="auto" w:fill="DFA7A6" w:themeFill="accent2" w:themeFillTint="7F"/>
-      </w:tcPr>
+      <w:tcPr/>
     </w:tblStylePr>
   </w:style>
   <w:style w:type="table" w:styleId="MediumGrid1-Accent3">
@@ -9013,9 +8998,7 @@
         <w:right w:w="108" w:type="dxa"/>
       </w:tblCellMar>
     </w:tblPr>
-    <w:tcPr>
-      <w:shd w:val="clear" w:color="auto" w:fill="E6EED5" w:themeFill="accent3" w:themeFillTint="3F"/>
-    </w:tcPr>
+    <w:tcPr/>
     <w:tblStylePr w:type="firstRow">
       <w:rPr>
         <w:b/>
@@ -9048,15 +9031,11 @@
     </w:tblStylePr>
     <w:tblStylePr w:type="band1Vert">
       <w:tblPr/>
-      <w:tcPr>
-        <w:shd w:val="clear" w:color="auto" w:fill="CDDDAC" w:themeFill="accent3" w:themeFillTint="7F"/>
-      </w:tcPr>
+      <w:tcPr/>
     </w:tblStylePr>
     <w:tblStylePr w:type="band1Horz">
       <w:tblPr/>
-      <w:tcPr>
-        <w:shd w:val="clear" w:color="auto" w:fill="CDDDAC" w:themeFill="accent3" w:themeFillTint="7F"/>
-      </w:tcPr>
+      <w:tcPr/>
     </w:tblStylePr>
   </w:style>
   <w:style w:type="table" w:styleId="MediumGrid1-Accent4">
@@ -9086,9 +9065,7 @@
         <w:right w:w="108" w:type="dxa"/>
       </w:tblCellMar>
     </w:tblPr>
-    <w:tcPr>
-      <w:shd w:val="clear" w:color="auto" w:fill="DFD8E8" w:themeFill="accent4" w:themeFillTint="3F"/>
-    </w:tcPr>
+    <w:tcPr/>
     <w:tblStylePr w:type="firstRow">
       <w:rPr>
         <w:b/>
@@ -9121,15 +9098,11 @@
     </w:tblStylePr>
     <w:tblStylePr w:type="band1Vert">
       <w:tblPr/>
-      <w:tcPr>
-        <w:shd w:val="clear" w:color="auto" w:fill="BFB1D0" w:themeFill="accent4" w:themeFillTint="7F"/>
-      </w:tcPr>
+      <w:tcPr/>
     </w:tblStylePr>
     <w:tblStylePr w:type="band1Horz">
       <w:tblPr/>
-      <w:tcPr>
-        <w:shd w:val="clear" w:color="auto" w:fill="BFB1D0" w:themeFill="accent4" w:themeFillTint="7F"/>
-      </w:tcPr>
+      <w:tcPr/>
     </w:tblStylePr>
   </w:style>
   <w:style w:type="table" w:styleId="MediumGrid1-Accent5">
@@ -9159,9 +9132,7 @@
         <w:right w:w="108" w:type="dxa"/>
       </w:tblCellMar>
     </w:tblPr>
-    <w:tcPr>
-      <w:shd w:val="clear" w:color="auto" w:fill="D2EAF1" w:themeFill="accent5" w:themeFillTint="3F"/>
-    </w:tcPr>
+    <w:tcPr/>
     <w:tblStylePr w:type="firstRow">
       <w:rPr>
         <w:b/>
@@ -9194,15 +9165,11 @@
     </w:tblStylePr>
     <w:tblStylePr w:type="band1Vert">
       <w:tblPr/>
-      <w:tcPr>
-        <w:shd w:val="clear" w:color="auto" w:fill="A5D5E2" w:themeFill="accent5" w:themeFillTint="7F"/>
-      </w:tcPr>
+      <w:tcPr/>
     </w:tblStylePr>
     <w:tblStylePr w:type="band1Horz">
       <w:tblPr/>
-      <w:tcPr>
-        <w:shd w:val="clear" w:color="auto" w:fill="A5D5E2" w:themeFill="accent5" w:themeFillTint="7F"/>
-      </w:tcPr>
+      <w:tcPr/>
     </w:tblStylePr>
   </w:style>
   <w:style w:type="table" w:styleId="MediumGrid1-Accent6">
@@ -9232,9 +9199,7 @@
         <w:right w:w="108" w:type="dxa"/>
       </w:tblCellMar>
     </w:tblPr>
-    <w:tcPr>
-      <w:shd w:val="clear" w:color="auto" w:fill="FDE4D0" w:themeFill="accent6" w:themeFillTint="3F"/>
-    </w:tcPr>
+    <w:tcPr/>
     <w:tblStylePr w:type="firstRow">
       <w:rPr>
         <w:b/>
@@ -9267,15 +9232,11 @@
     </w:tblStylePr>
     <w:tblStylePr w:type="band1Vert">
       <w:tblPr/>
-      <w:tcPr>
-        <w:shd w:val="clear" w:color="auto" w:fill="FBCAA2" w:themeFill="accent6" w:themeFillTint="7F"/>
-      </w:tcPr>
+      <w:tcPr/>
     </w:tblStylePr>
     <w:tblStylePr w:type="band1Horz">
       <w:tblPr/>
-      <w:tcPr>
-        <w:shd w:val="clear" w:color="auto" w:fill="FBCAA2" w:themeFill="accent6" w:themeFillTint="7F"/>
-      </w:tcPr>
+      <w:tcPr/>
     </w:tblStylePr>
   </w:style>
   <w:style w:type="table" w:styleId="MediumGrid2">
@@ -9288,7 +9249,7 @@
     </w:pPr>
     <w:rPr>
       <w:rFonts w:asciiTheme="majorHAnsi" w:eastAsiaTheme="majorEastAsia" w:hAnsiTheme="majorHAnsi" w:cstheme="majorBidi"/>
-      <w:color w:val="000000" w:themeColor="text1"/>
+      <w:color w:val="000000"/>
     </w:rPr>
     <w:tblPr>
       <w:tblStyleRowBandSize w:val="1"/>
@@ -9309,25 +9270,21 @@
         <w:right w:w="108" w:type="dxa"/>
       </w:tblCellMar>
     </w:tblPr>
-    <w:tcPr>
-      <w:shd w:val="clear" w:color="auto" w:fill="C0C0C0" w:themeFill="text1" w:themeFillTint="3F"/>
-    </w:tcPr>
+    <w:tcPr/>
     <w:tblStylePr w:type="firstRow">
       <w:rPr>
         <w:b/>
         <w:bCs/>
-        <w:color w:val="000000" w:themeColor="text1"/>
-      </w:rPr>
-      <w:tblPr/>
-      <w:tcPr>
-        <w:shd w:val="clear" w:color="auto" w:fill="E6E6E6" w:themeFill="text1" w:themeFillTint="19"/>
-      </w:tcPr>
+        <w:color w:val="000000"/>
+      </w:rPr>
+      <w:tblPr/>
+      <w:tcPr/>
     </w:tblStylePr>
     <w:tblStylePr w:type="lastRow">
       <w:rPr>
         <w:b/>
         <w:bCs/>
-        <w:color w:val="000000" w:themeColor="text1"/>
+        <w:color w:val="000000"/>
       </w:rPr>
       <w:tblPr/>
       <w:tcPr>
@@ -9339,14 +9296,13 @@
           <w:insideH w:val="nil"/>
           <w:insideV w:val="nil"/>
         </w:tcBorders>
-        <w:shd w:val="clear" w:color="auto" w:fill="FFFFFF" w:themeFill="background1"/>
       </w:tcPr>
     </w:tblStylePr>
     <w:tblStylePr w:type="firstCol">
       <w:rPr>
         <w:b/>
         <w:bCs/>
-        <w:color w:val="000000" w:themeColor="text1"/>
+        <w:color w:val="000000"/>
       </w:rPr>
       <w:tblPr/>
       <w:tcPr>
@@ -9358,14 +9314,13 @@
           <w:insideH w:val="nil"/>
           <w:insideV w:val="nil"/>
         </w:tcBorders>
-        <w:shd w:val="clear" w:color="auto" w:fill="FFFFFF" w:themeFill="background1"/>
       </w:tcPr>
     </w:tblStylePr>
     <w:tblStylePr w:type="lastCol">
       <w:rPr>
         <w:b w:val="0"/>
         <w:bCs w:val="0"/>
-        <w:color w:val="000000" w:themeColor="text1"/>
+        <w:color w:val="000000"/>
       </w:rPr>
       <w:tblPr/>
       <w:tcPr>
@@ -9377,14 +9332,11 @@
           <w:insideH w:val="nil"/>
           <w:insideV w:val="nil"/>
         </w:tcBorders>
-        <w:shd w:val="clear" w:color="auto" w:fill="CCCCCC" w:themeFill="text1" w:themeFillTint="33"/>
       </w:tcPr>
     </w:tblStylePr>
     <w:tblStylePr w:type="band1Vert">
       <w:tblPr/>
-      <w:tcPr>
-        <w:shd w:val="clear" w:color="auto" w:fill="808080" w:themeFill="text1" w:themeFillTint="7F"/>
-      </w:tcPr>
+      <w:tcPr/>
     </w:tblStylePr>
     <w:tblStylePr w:type="band1Horz">
       <w:tblPr/>
@@ -9393,14 +9345,11 @@
           <w:insideH w:val="single" w:sz="6" w:space="0" w:color="000000" w:themeColor="text1"/>
           <w:insideV w:val="single" w:sz="6" w:space="0" w:color="000000" w:themeColor="text1"/>
         </w:tcBorders>
-        <w:shd w:val="clear" w:color="auto" w:fill="808080" w:themeFill="text1" w:themeFillTint="7F"/>
       </w:tcPr>
     </w:tblStylePr>
     <w:tblStylePr w:type="nwCell">
       <w:tblPr/>
-      <w:tcPr>
-        <w:shd w:val="clear" w:color="auto" w:fill="FFFFFF" w:themeFill="background1"/>
-      </w:tcPr>
+      <w:tcPr/>
     </w:tblStylePr>
   </w:style>
   <w:style w:type="table" w:styleId="MediumGrid2-Accent1">
@@ -9413,7 +9362,7 @@
     </w:pPr>
     <w:rPr>
       <w:rFonts w:asciiTheme="majorHAnsi" w:eastAsiaTheme="majorEastAsia" w:hAnsiTheme="majorHAnsi" w:cstheme="majorBidi"/>
-      <w:color w:val="000000" w:themeColor="text1"/>
+      <w:color w:val="000000"/>
     </w:rPr>
     <w:tblPr>
       <w:tblStyleRowBandSize w:val="1"/>
@@ -9434,25 +9383,21 @@
         <w:right w:w="108" w:type="dxa"/>
       </w:tblCellMar>
     </w:tblPr>
-    <w:tcPr>
-      <w:shd w:val="clear" w:color="auto" w:fill="D3DFEE" w:themeFill="accent1" w:themeFillTint="3F"/>
-    </w:tcPr>
+    <w:tcPr/>
     <w:tblStylePr w:type="firstRow">
       <w:rPr>
         <w:b/>
         <w:bCs/>
-        <w:color w:val="000000" w:themeColor="text1"/>
-      </w:rPr>
-      <w:tblPr/>
-      <w:tcPr>
-        <w:shd w:val="clear" w:color="auto" w:fill="EDF2F8" w:themeFill="accent1" w:themeFillTint="19"/>
-      </w:tcPr>
+        <w:color w:val="000000"/>
+      </w:rPr>
+      <w:tblPr/>
+      <w:tcPr/>
     </w:tblStylePr>
     <w:tblStylePr w:type="lastRow">
       <w:rPr>
         <w:b/>
         <w:bCs/>
-        <w:color w:val="000000" w:themeColor="text1"/>
+        <w:color w:val="000000"/>
       </w:rPr>
       <w:tblPr/>
       <w:tcPr>
@@ -9464,14 +9409,13 @@
           <w:insideH w:val="nil"/>
           <w:insideV w:val="nil"/>
         </w:tcBorders>
-        <w:shd w:val="clear" w:color="auto" w:fill="FFFFFF" w:themeFill="background1"/>
       </w:tcPr>
     </w:tblStylePr>
     <w:tblStylePr w:type="firstCol">
       <w:rPr>
         <w:b/>
         <w:bCs/>
-        <w:color w:val="000000" w:themeColor="text1"/>
+        <w:color w:val="000000"/>
       </w:rPr>
       <w:tblPr/>
       <w:tcPr>
@@ -9483,14 +9427,13 @@
           <w:insideH w:val="nil"/>
           <w:insideV w:val="nil"/>
         </w:tcBorders>
-        <w:shd w:val="clear" w:color="auto" w:fill="FFFFFF" w:themeFill="background1"/>
       </w:tcPr>
     </w:tblStylePr>
     <w:tblStylePr w:type="lastCol">
       <w:rPr>
         <w:b w:val="0"/>
         <w:bCs w:val="0"/>
-        <w:color w:val="000000" w:themeColor="text1"/>
+        <w:color w:val="000000"/>
       </w:rPr>
       <w:tblPr/>
       <w:tcPr>
@@ -9502,14 +9445,11 @@
           <w:insideH w:val="nil"/>
           <w:insideV w:val="nil"/>
         </w:tcBorders>
-        <w:shd w:val="clear" w:color="auto" w:fill="DBE5F1" w:themeFill="accent1" w:themeFillTint="33"/>
       </w:tcPr>
     </w:tblStylePr>
     <w:tblStylePr w:type="band1Vert">
       <w:tblPr/>
-      <w:tcPr>
-        <w:shd w:val="clear" w:color="auto" w:fill="A7BFDE" w:themeFill="accent1" w:themeFillTint="7F"/>
-      </w:tcPr>
+      <w:tcPr/>
     </w:tblStylePr>
     <w:tblStylePr w:type="band1Horz">
       <w:tblPr/>
@@ -9518,14 +9458,11 @@
           <w:insideH w:val="single" w:sz="6" w:space="0" w:color="4F81BD" w:themeColor="accent1"/>
           <w:insideV w:val="single" w:sz="6" w:space="0" w:color="4F81BD" w:themeColor="accent1"/>
         </w:tcBorders>
-        <w:shd w:val="clear" w:color="auto" w:fill="A7BFDE" w:themeFill="accent1" w:themeFillTint="7F"/>
       </w:tcPr>
     </w:tblStylePr>
     <w:tblStylePr w:type="nwCell">
       <w:tblPr/>
-      <w:tcPr>
-        <w:shd w:val="clear" w:color="auto" w:fill="FFFFFF" w:themeFill="background1"/>
-      </w:tcPr>
+      <w:tcPr/>
     </w:tblStylePr>
   </w:style>
   <w:style w:type="table" w:styleId="MediumGrid2-Accent2">
@@ -9538,7 +9475,7 @@
     </w:pPr>
     <w:rPr>
       <w:rFonts w:asciiTheme="majorHAnsi" w:eastAsiaTheme="majorEastAsia" w:hAnsiTheme="majorHAnsi" w:cstheme="majorBidi"/>
-      <w:color w:val="000000" w:themeColor="text1"/>
+      <w:color w:val="000000"/>
     </w:rPr>
     <w:tblPr>
       <w:tblStyleRowBandSize w:val="1"/>
@@ -9559,25 +9496,21 @@
         <w:right w:w="108" w:type="dxa"/>
       </w:tblCellMar>
     </w:tblPr>
-    <w:tcPr>
-      <w:shd w:val="clear" w:color="auto" w:fill="EFD3D2" w:themeFill="accent2" w:themeFillTint="3F"/>
-    </w:tcPr>
+    <w:tcPr/>
     <w:tblStylePr w:type="firstRow">
       <w:rPr>
         <w:b/>
         <w:bCs/>
-        <w:color w:val="000000" w:themeColor="text1"/>
-      </w:rPr>
-      <w:tblPr/>
-      <w:tcPr>
-        <w:shd w:val="clear" w:color="auto" w:fill="F8EDED" w:themeFill="accent2" w:themeFillTint="19"/>
-      </w:tcPr>
+        <w:color w:val="000000"/>
+      </w:rPr>
+      <w:tblPr/>
+      <w:tcPr/>
     </w:tblStylePr>
     <w:tblStylePr w:type="lastRow">
       <w:rPr>
         <w:b/>
         <w:bCs/>
-        <w:color w:val="000000" w:themeColor="text1"/>
+        <w:color w:val="000000"/>
       </w:rPr>
       <w:tblPr/>
       <w:tcPr>
@@ -9589,14 +9522,13 @@
           <w:insideH w:val="nil"/>
           <w:insideV w:val="nil"/>
         </w:tcBorders>
-        <w:shd w:val="clear" w:color="auto" w:fill="FFFFFF" w:themeFill="background1"/>
       </w:tcPr>
     </w:tblStylePr>
     <w:tblStylePr w:type="firstCol">
       <w:rPr>
         <w:b/>
         <w:bCs/>
-        <w:color w:val="000000" w:themeColor="text1"/>
+        <w:color w:val="000000"/>
       </w:rPr>
       <w:tblPr/>
       <w:tcPr>
@@ -9608,14 +9540,13 @@
           <w:insideH w:val="nil"/>
           <w:insideV w:val="nil"/>
         </w:tcBorders>
-        <w:shd w:val="clear" w:color="auto" w:fill="FFFFFF" w:themeFill="background1"/>
       </w:tcPr>
     </w:tblStylePr>
     <w:tblStylePr w:type="lastCol">
       <w:rPr>
         <w:b w:val="0"/>
         <w:bCs w:val="0"/>
-        <w:color w:val="000000" w:themeColor="text1"/>
+        <w:color w:val="000000"/>
       </w:rPr>
       <w:tblPr/>
       <w:tcPr>
@@ -9627,14 +9558,11 @@
           <w:insideH w:val="nil"/>
           <w:insideV w:val="nil"/>
         </w:tcBorders>
-        <w:shd w:val="clear" w:color="auto" w:fill="F2DBDB" w:themeFill="accent2" w:themeFillTint="33"/>
       </w:tcPr>
     </w:tblStylePr>
     <w:tblStylePr w:type="band1Vert">
       <w:tblPr/>
-      <w:tcPr>
-        <w:shd w:val="clear" w:color="auto" w:fill="DFA7A6" w:themeFill="accent2" w:themeFillTint="7F"/>
-      </w:tcPr>
+      <w:tcPr/>
     </w:tblStylePr>
     <w:tblStylePr w:type="band1Horz">
       <w:tblPr/>
@@ -9643,14 +9571,11 @@
           <w:insideH w:val="single" w:sz="6" w:space="0" w:color="C0504D" w:themeColor="accent2"/>
           <w:insideV w:val="single" w:sz="6" w:space="0" w:color="C0504D" w:themeColor="accent2"/>
         </w:tcBorders>
-        <w:shd w:val="clear" w:color="auto" w:fill="DFA7A6" w:themeFill="accent2" w:themeFillTint="7F"/>
       </w:tcPr>
     </w:tblStylePr>
     <w:tblStylePr w:type="nwCell">
       <w:tblPr/>
-      <w:tcPr>
-        <w:shd w:val="clear" w:color="auto" w:fill="FFFFFF" w:themeFill="background1"/>
-      </w:tcPr>
+      <w:tcPr/>
     </w:tblStylePr>
   </w:style>
   <w:style w:type="table" w:styleId="MediumGrid2-Accent3">
@@ -9663,7 +9588,7 @@
     </w:pPr>
     <w:rPr>
       <w:rFonts w:asciiTheme="majorHAnsi" w:eastAsiaTheme="majorEastAsia" w:hAnsiTheme="majorHAnsi" w:cstheme="majorBidi"/>
-      <w:color w:val="000000" w:themeColor="text1"/>
+      <w:color w:val="000000"/>
     </w:rPr>
     <w:tblPr>
       <w:tblStyleRowBandSize w:val="1"/>
@@ -9684,25 +9609,21 @@
         <w:right w:w="108" w:type="dxa"/>
       </w:tblCellMar>
     </w:tblPr>
-    <w:tcPr>
-      <w:shd w:val="clear" w:color="auto" w:fill="E6EED5" w:themeFill="accent3" w:themeFillTint="3F"/>
-    </w:tcPr>
+    <w:tcPr/>
     <w:tblStylePr w:type="firstRow">
       <w:rPr>
         <w:b/>
         <w:bCs/>
-        <w:color w:val="000000" w:themeColor="text1"/>
-      </w:rPr>
-      <w:tblPr/>
-      <w:tcPr>
-        <w:shd w:val="clear" w:color="auto" w:fill="F5F8EE" w:themeFill="accent3" w:themeFillTint="19"/>
-      </w:tcPr>
+        <w:color w:val="000000"/>
+      </w:rPr>
+      <w:tblPr/>
+      <w:tcPr/>
     </w:tblStylePr>
     <w:tblStylePr w:type="lastRow">
       <w:rPr>
         <w:b/>
         <w:bCs/>
-        <w:color w:val="000000" w:themeColor="text1"/>
+        <w:color w:val="000000"/>
       </w:rPr>
       <w:tblPr/>
       <w:tcPr>
@@ -9714,14 +9635,13 @@
           <w:insideH w:val="nil"/>
           <w:insideV w:val="nil"/>
         </w:tcBorders>
-        <w:shd w:val="clear" w:color="auto" w:fill="FFFFFF" w:themeFill="background1"/>
       </w:tcPr>
     </w:tblStylePr>
     <w:tblStylePr w:type="firstCol">
       <w:rPr>
         <w:b/>
         <w:bCs/>
-        <w:color w:val="000000" w:themeColor="text1"/>
+        <w:color w:val="000000"/>
       </w:rPr>
       <w:tblPr/>
       <w:tcPr>
@@ -9733,14 +9653,13 @@
           <w:insideH w:val="nil"/>
           <w:insideV w:val="nil"/>
         </w:tcBorders>
-        <w:shd w:val="clear" w:color="auto" w:fill="FFFFFF" w:themeFill="background1"/>
       </w:tcPr>
     </w:tblStylePr>
     <w:tblStylePr w:type="lastCol">
       <w:rPr>
         <w:b w:val="0"/>
         <w:bCs w:val="0"/>
-        <w:color w:val="000000" w:themeColor="text1"/>
+        <w:color w:val="000000"/>
       </w:rPr>
       <w:tblPr/>
       <w:tcPr>
@@ -9752,14 +9671,11 @@
           <w:insideH w:val="nil"/>
           <w:insideV w:val="nil"/>
         </w:tcBorders>
-        <w:shd w:val="clear" w:color="auto" w:fill="EAF1DD" w:themeFill="accent3" w:themeFillTint="33"/>
       </w:tcPr>
     </w:tblStylePr>
     <w:tblStylePr w:type="band1Vert">
       <w:tblPr/>
-      <w:tcPr>
-        <w:shd w:val="clear" w:color="auto" w:fill="CDDDAC" w:themeFill="accent3" w:themeFillTint="7F"/>
-      </w:tcPr>
+      <w:tcPr/>
     </w:tblStylePr>
     <w:tblStylePr w:type="band1Horz">
       <w:tblPr/>
@@ -9768,14 +9684,11 @@
           <w:insideH w:val="single" w:sz="6" w:space="0" w:color="9BBB59" w:themeColor="accent3"/>
           <w:insideV w:val="single" w:sz="6" w:space="0" w:color="9BBB59" w:themeColor="accent3"/>
         </w:tcBorders>
-        <w:shd w:val="clear" w:color="auto" w:fill="CDDDAC" w:themeFill="accent3" w:themeFillTint="7F"/>
       </w:tcPr>
     </w:tblStylePr>
     <w:tblStylePr w:type="nwCell">
       <w:tblPr/>
-      <w:tcPr>
-        <w:shd w:val="clear" w:color="auto" w:fill="FFFFFF" w:themeFill="background1"/>
-      </w:tcPr>
+      <w:tcPr/>
     </w:tblStylePr>
   </w:style>
   <w:style w:type="table" w:styleId="MediumGrid2-Accent4">
@@ -9788,7 +9701,7 @@
     </w:pPr>
     <w:rPr>
       <w:rFonts w:asciiTheme="majorHAnsi" w:eastAsiaTheme="majorEastAsia" w:hAnsiTheme="majorHAnsi" w:cstheme="majorBidi"/>
-      <w:color w:val="000000" w:themeColor="text1"/>
+      <w:color w:val="000000"/>
     </w:rPr>
     <w:tblPr>
       <w:tblStyleRowBandSize w:val="1"/>
@@ -9809,25 +9722,21 @@
         <w:right w:w="108" w:type="dxa"/>
       </w:tblCellMar>
     </w:tblPr>
-    <w:tcPr>
-      <w:shd w:val="clear" w:color="auto" w:fill="DFD8E8" w:themeFill="accent4" w:themeFillTint="3F"/>
-    </w:tcPr>
+    <w:tcPr/>
     <w:tblStylePr w:type="firstRow">
       <w:rPr>
         <w:b/>
         <w:bCs/>
-        <w:color w:val="000000" w:themeColor="text1"/>
-      </w:rPr>
-      <w:tblPr/>
-      <w:tcPr>
-        <w:shd w:val="clear" w:color="auto" w:fill="F2EFF6" w:themeFill="accent4" w:themeFillTint="19"/>
-      </w:tcPr>
+        <w:color w:val="000000"/>
+      </w:rPr>
+      <w:tblPr/>
+      <w:tcPr/>
     </w:tblStylePr>
     <w:tblStylePr w:type="lastRow">
       <w:rPr>
         <w:b/>
         <w:bCs/>
-        <w:color w:val="000000" w:themeColor="text1"/>
+        <w:color w:val="000000"/>
       </w:rPr>
       <w:tblPr/>
       <w:tcPr>
@@ -9839,14 +9748,13 @@
           <w:insideH w:val="nil"/>
           <w:insideV w:val="nil"/>
         </w:tcBorders>
-        <w:shd w:val="clear" w:color="auto" w:fill="FFFFFF" w:themeFill="background1"/>
       </w:tcPr>
     </w:tblStylePr>
     <w:tblStylePr w:type="firstCol">
       <w:rPr>
         <w:b/>
         <w:bCs/>
-        <w:color w:val="000000" w:themeColor="text1"/>
+        <w:color w:val="000000"/>
       </w:rPr>
       <w:tblPr/>
       <w:tcPr>
@@ -9858,14 +9766,13 @@
           <w:insideH w:val="nil"/>
           <w:insideV w:val="nil"/>
         </w:tcBorders>
-        <w:shd w:val="clear" w:color="auto" w:fill="FFFFFF" w:themeFill="background1"/>
       </w:tcPr>
     </w:tblStylePr>
     <w:tblStylePr w:type="lastCol">
       <w:rPr>
         <w:b w:val="0"/>
         <w:bCs w:val="0"/>
-        <w:color w:val="000000" w:themeColor="text1"/>
+        <w:color w:val="000000"/>
       </w:rPr>
       <w:tblPr/>
       <w:tcPr>
@@ -9877,14 +9784,11 @@
           <w:insideH w:val="nil"/>
           <w:insideV w:val="nil"/>
         </w:tcBorders>
-        <w:shd w:val="clear" w:color="auto" w:fill="E5DFEC" w:themeFill="accent4" w:themeFillTint="33"/>
       </w:tcPr>
     </w:tblStylePr>
     <w:tblStylePr w:type="band1Vert">
       <w:tblPr/>
-      <w:tcPr>
-        <w:shd w:val="clear" w:color="auto" w:fill="BFB1D0" w:themeFill="accent4" w:themeFillTint="7F"/>
-      </w:tcPr>
+      <w:tcPr/>
     </w:tblStylePr>
     <w:tblStylePr w:type="band1Horz">
       <w:tblPr/>
@@ -9893,14 +9797,11 @@
           <w:insideH w:val="single" w:sz="6" w:space="0" w:color="8064A2" w:themeColor="accent4"/>
           <w:insideV w:val="single" w:sz="6" w:space="0" w:color="8064A2" w:themeColor="accent4"/>
         </w:tcBorders>
-        <w:shd w:val="clear" w:color="auto" w:fill="BFB1D0" w:themeFill="accent4" w:themeFillTint="7F"/>
       </w:tcPr>
     </w:tblStylePr>
     <w:tblStylePr w:type="nwCell">
       <w:tblPr/>
-      <w:tcPr>
-        <w:shd w:val="clear" w:color="auto" w:fill="FFFFFF" w:themeFill="background1"/>
-      </w:tcPr>
+      <w:tcPr/>
     </w:tblStylePr>
   </w:style>
   <w:style w:type="table" w:styleId="MediumGrid2-Accent5">
@@ -9913,7 +9814,7 @@
     </w:pPr>
     <w:rPr>
       <w:rFonts w:asciiTheme="majorHAnsi" w:eastAsiaTheme="majorEastAsia" w:hAnsiTheme="majorHAnsi" w:cstheme="majorBidi"/>
-      <w:color w:val="000000" w:themeColor="text1"/>
+      <w:color w:val="000000"/>
     </w:rPr>
     <w:tblPr>
       <w:tblStyleRowBandSize w:val="1"/>
@@ -9934,25 +9835,21 @@
         <w:right w:w="108" w:type="dxa"/>
       </w:tblCellMar>
     </w:tblPr>
-    <w:tcPr>
-      <w:shd w:val="clear" w:color="auto" w:fill="D2EAF1" w:themeFill="accent5" w:themeFillTint="3F"/>
-    </w:tcPr>
+    <w:tcPr/>
     <w:tblStylePr w:type="firstRow">
       <w:rPr>
         <w:b/>
         <w:bCs/>
-        <w:color w:val="000000" w:themeColor="text1"/>
-      </w:rPr>
-      <w:tblPr/>
-      <w:tcPr>
-        <w:shd w:val="clear" w:color="auto" w:fill="EDF6F9" w:themeFill="accent5" w:themeFillTint="19"/>
-      </w:tcPr>
+        <w:color w:val="000000"/>
+      </w:rPr>
+      <w:tblPr/>
+      <w:tcPr/>
     </w:tblStylePr>
     <w:tblStylePr w:type="lastRow">
       <w:rPr>
         <w:b/>
         <w:bCs/>
-        <w:color w:val="000000" w:themeColor="text1"/>
+        <w:color w:val="000000"/>
       </w:rPr>
       <w:tblPr/>
       <w:tcPr>
@@ -9964,14 +9861,13 @@
           <w:insideH w:val="nil"/>
           <w:insideV w:val="nil"/>
         </w:tcBorders>
-        <w:shd w:val="clear" w:color="auto" w:fill="FFFFFF" w:themeFill="background1"/>
       </w:tcPr>
     </w:tblStylePr>
     <w:tblStylePr w:type="firstCol">
       <w:rPr>
         <w:b/>
         <w:bCs/>
-        <w:color w:val="000000" w:themeColor="text1"/>
+        <w:color w:val="000000"/>
       </w:rPr>
       <w:tblPr/>
       <w:tcPr>
@@ -9983,14 +9879,13 @@
           <w:insideH w:val="nil"/>
           <w:insideV w:val="nil"/>
         </w:tcBorders>
-        <w:shd w:val="clear" w:color="auto" w:fill="FFFFFF" w:themeFill="background1"/>
       </w:tcPr>
     </w:tblStylePr>
     <w:tblStylePr w:type="lastCol">
       <w:rPr>
         <w:b w:val="0"/>
         <w:bCs w:val="0"/>
-        <w:color w:val="000000" w:themeColor="text1"/>
+        <w:color w:val="000000"/>
       </w:rPr>
       <w:tblPr/>
       <w:tcPr>
@@ -10002,14 +9897,11 @@
           <w:insideH w:val="nil"/>
           <w:insideV w:val="nil"/>
         </w:tcBorders>
-        <w:shd w:val="clear" w:color="auto" w:fill="DAEEF3" w:themeFill="accent5" w:themeFillTint="33"/>
       </w:tcPr>
     </w:tblStylePr>
     <w:tblStylePr w:type="band1Vert">
       <w:tblPr/>
-      <w:tcPr>
-        <w:shd w:val="clear" w:color="auto" w:fill="A5D5E2" w:themeFill="accent5" w:themeFillTint="7F"/>
-      </w:tcPr>
+      <w:tcPr/>
     </w:tblStylePr>
     <w:tblStylePr w:type="band1Horz">
       <w:tblPr/>
@@ -10018,14 +9910,11 @@
           <w:insideH w:val="single" w:sz="6" w:space="0" w:color="4BACC6" w:themeColor="accent5"/>
           <w:insideV w:val="single" w:sz="6" w:space="0" w:color="4BACC6" w:themeColor="accent5"/>
         </w:tcBorders>
-        <w:shd w:val="clear" w:color="auto" w:fill="A5D5E2" w:themeFill="accent5" w:themeFillTint="7F"/>
       </w:tcPr>
     </w:tblStylePr>
     <w:tblStylePr w:type="nwCell">
       <w:tblPr/>
-      <w:tcPr>
-        <w:shd w:val="clear" w:color="auto" w:fill="FFFFFF" w:themeFill="background1"/>
-      </w:tcPr>
+      <w:tcPr/>
     </w:tblStylePr>
   </w:style>
   <w:style w:type="table" w:styleId="MediumGrid2-Accent6">
@@ -10038,7 +9927,7 @@
     </w:pPr>
     <w:rPr>
       <w:rFonts w:asciiTheme="majorHAnsi" w:eastAsiaTheme="majorEastAsia" w:hAnsiTheme="majorHAnsi" w:cstheme="majorBidi"/>
-      <w:color w:val="000000" w:themeColor="text1"/>
+      <w:color w:val="000000"/>
     </w:rPr>
     <w:tblPr>
       <w:tblStyleRowBandSize w:val="1"/>
@@ -10059,25 +9948,21 @@
         <w:right w:w="108" w:type="dxa"/>
       </w:tblCellMar>
     </w:tblPr>
-    <w:tcPr>
-      <w:shd w:val="clear" w:color="auto" w:fill="FDE4D0" w:themeFill="accent6" w:themeFillTint="3F"/>
-    </w:tcPr>
+    <w:tcPr/>
     <w:tblStylePr w:type="firstRow">
       <w:rPr>
         <w:b/>
         <w:bCs/>
-        <w:color w:val="000000" w:themeColor="text1"/>
-      </w:rPr>
-      <w:tblPr/>
-      <w:tcPr>
-        <w:shd w:val="clear" w:color="auto" w:fill="FEF4EC" w:themeFill="accent6" w:themeFillTint="19"/>
-      </w:tcPr>
+        <w:color w:val="000000"/>
+      </w:rPr>
+      <w:tblPr/>
+      <w:tcPr/>
     </w:tblStylePr>
     <w:tblStylePr w:type="lastRow">
       <w:rPr>
         <w:b/>
         <w:bCs/>
-        <w:color w:val="000000" w:themeColor="text1"/>
+        <w:color w:val="000000"/>
       </w:rPr>
       <w:tblPr/>
       <w:tcPr>
@@ -10089,14 +9974,13 @@
           <w:insideH w:val="nil"/>
           <w:insideV w:val="nil"/>
         </w:tcBorders>
-        <w:shd w:val="clear" w:color="auto" w:fill="FFFFFF" w:themeFill="background1"/>
       </w:tcPr>
     </w:tblStylePr>
     <w:tblStylePr w:type="firstCol">
       <w:rPr>
         <w:b/>
         <w:bCs/>
-        <w:color w:val="000000" w:themeColor="text1"/>
+        <w:color w:val="000000"/>
       </w:rPr>
       <w:tblPr/>
       <w:tcPr>
@@ -10108,14 +9992,13 @@
           <w:insideH w:val="nil"/>
           <w:insideV w:val="nil"/>
         </w:tcBorders>
-        <w:shd w:val="clear" w:color="auto" w:fill="FFFFFF" w:themeFill="background1"/>
       </w:tcPr>
     </w:tblStylePr>
     <w:tblStylePr w:type="lastCol">
       <w:rPr>
         <w:b w:val="0"/>
         <w:bCs w:val="0"/>
-        <w:color w:val="000000" w:themeColor="text1"/>
+        <w:color w:val="000000"/>
       </w:rPr>
       <w:tblPr/>
       <w:tcPr>
@@ -10127,14 +10010,11 @@
           <w:insideH w:val="nil"/>
           <w:insideV w:val="nil"/>
         </w:tcBorders>
-        <w:shd w:val="clear" w:color="auto" w:fill="FDE9D9" w:themeFill="accent6" w:themeFillTint="33"/>
       </w:tcPr>
     </w:tblStylePr>
     <w:tblStylePr w:type="band1Vert">
       <w:tblPr/>
-      <w:tcPr>
-        <w:shd w:val="clear" w:color="auto" w:fill="FBCAA2" w:themeFill="accent6" w:themeFillTint="7F"/>
-      </w:tcPr>
+      <w:tcPr/>
     </w:tblStylePr>
     <w:tblStylePr w:type="band1Horz">
       <w:tblPr/>
@@ -10143,14 +10023,11 @@
           <w:insideH w:val="single" w:sz="6" w:space="0" w:color="F79646" w:themeColor="accent6"/>
           <w:insideV w:val="single" w:sz="6" w:space="0" w:color="F79646" w:themeColor="accent6"/>
         </w:tcBorders>
-        <w:shd w:val="clear" w:color="auto" w:fill="FBCAA2" w:themeFill="accent6" w:themeFillTint="7F"/>
       </w:tcPr>
     </w:tblStylePr>
     <w:tblStylePr w:type="nwCell">
       <w:tblPr/>
-      <w:tcPr>
-        <w:shd w:val="clear" w:color="auto" w:fill="FFFFFF" w:themeFill="background1"/>
-      </w:tcPr>
+      <w:tcPr/>
     </w:tblStylePr>
   </w:style>
   <w:style w:type="table" w:styleId="MediumGrid3">
@@ -10180,16 +10057,14 @@
         <w:right w:w="108" w:type="dxa"/>
       </w:tblCellMar>
     </w:tblPr>
-    <w:tcPr>
-      <w:shd w:val="clear" w:color="auto" w:fill="C0C0C0" w:themeFill="text1" w:themeFillTint="3F"/>
-    </w:tcPr>
+    <w:tcPr/>
     <w:tblStylePr w:type="firstRow">
       <w:rPr>
         <w:b/>
         <w:bCs/>
         <w:i w:val="0"/>
         <w:iCs w:val="0"/>
-        <w:color w:val="FFFFFF" w:themeColor="background1"/>
+        <w:color w:val="000000"/>
       </w:rPr>
       <w:tblPr/>
       <w:tcPr>
@@ -10201,7 +10076,6 @@
           <w:insideH w:val="nil"/>
           <w:insideV w:val="single" w:sz="8" w:space="0" w:color="FFFFFF" w:themeColor="background1"/>
         </w:tcBorders>
-        <w:shd w:val="clear" w:color="auto" w:fill="000000" w:themeFill="text1"/>
       </w:tcPr>
     </w:tblStylePr>
     <w:tblStylePr w:type="lastRow">
@@ -10210,7 +10084,7 @@
         <w:bCs/>
         <w:i w:val="0"/>
         <w:iCs w:val="0"/>
-        <w:color w:val="FFFFFF" w:themeColor="background1"/>
+        <w:color w:val="000000"/>
       </w:rPr>
       <w:tblPr/>
       <w:tcPr>
@@ -10222,7 +10096,6 @@
           <w:insideH w:val="nil"/>
           <w:insideV w:val="single" w:sz="8" w:space="0" w:color="FFFFFF" w:themeColor="background1"/>
         </w:tcBorders>
-        <w:shd w:val="clear" w:color="auto" w:fill="000000" w:themeFill="text1"/>
       </w:tcPr>
     </w:tblStylePr>
     <w:tblStylePr w:type="firstCol">
@@ -10231,7 +10104,7 @@
         <w:bCs/>
         <w:i w:val="0"/>
         <w:iCs w:val="0"/>
-        <w:color w:val="FFFFFF" w:themeColor="background1"/>
+        <w:color w:val="000000"/>
       </w:rPr>
       <w:tblPr/>
       <w:tcPr>
@@ -10241,7 +10114,6 @@
           <w:insideH w:val="nil"/>
           <w:insideV w:val="nil"/>
         </w:tcBorders>
-        <w:shd w:val="clear" w:color="auto" w:fill="000000" w:themeFill="text1"/>
       </w:tcPr>
     </w:tblStylePr>
     <w:tblStylePr w:type="lastCol">
@@ -10250,7 +10122,7 @@
         <w:bCs/>
         <w:i w:val="0"/>
         <w:iCs w:val="0"/>
-        <w:color w:val="FFFFFF" w:themeColor="background1"/>
+        <w:color w:val="000000"/>
       </w:rPr>
       <w:tblPr/>
       <w:tcPr>
@@ -10262,7 +10134,6 @@
           <w:insideH w:val="nil"/>
           <w:insideV w:val="nil"/>
         </w:tcBorders>
-        <w:shd w:val="clear" w:color="auto" w:fill="000000" w:themeFill="text1"/>
       </w:tcPr>
     </w:tblStylePr>
     <w:tblStylePr w:type="band1Vert">
@@ -10276,7 +10147,6 @@
           <w:insideH w:val="nil"/>
           <w:insideV w:val="nil"/>
         </w:tcBorders>
-        <w:shd w:val="clear" w:color="auto" w:fill="808080" w:themeFill="text1" w:themeFillTint="7F"/>
       </w:tcPr>
     </w:tblStylePr>
     <w:tblStylePr w:type="band1Horz">
@@ -10290,7 +10160,6 @@
           <w:insideH w:val="single" w:sz="8" w:space="0" w:color="FFFFFF" w:themeColor="background1"/>
           <w:insideV w:val="single" w:sz="8" w:space="0" w:color="FFFFFF" w:themeColor="background1"/>
         </w:tcBorders>
-        <w:shd w:val="clear" w:color="auto" w:fill="808080" w:themeFill="text1" w:themeFillTint="7F"/>
       </w:tcPr>
     </w:tblStylePr>
   </w:style>
@@ -10321,16 +10190,14 @@
         <w:right w:w="108" w:type="dxa"/>
       </w:tblCellMar>
     </w:tblPr>
-    <w:tcPr>
-      <w:shd w:val="clear" w:color="auto" w:fill="D3DFEE" w:themeFill="accent1" w:themeFillTint="3F"/>
-    </w:tcPr>
+    <w:tcPr/>
     <w:tblStylePr w:type="firstRow">
       <w:rPr>
         <w:b/>
         <w:bCs/>
         <w:i w:val="0"/>
         <w:iCs w:val="0"/>
-        <w:color w:val="FFFFFF" w:themeColor="background1"/>
+        <w:color w:val="000000"/>
       </w:rPr>
       <w:tblPr/>
       <w:tcPr>
@@ -10342,7 +10209,6 @@
           <w:insideH w:val="nil"/>
           <w:insideV w:val="single" w:sz="8" w:space="0" w:color="FFFFFF" w:themeColor="background1"/>
         </w:tcBorders>
-        <w:shd w:val="clear" w:color="auto" w:fill="4F81BD" w:themeFill="accent1"/>
       </w:tcPr>
     </w:tblStylePr>
     <w:tblStylePr w:type="lastRow">
@@ -10351,7 +10217,7 @@
         <w:bCs/>
         <w:i w:val="0"/>
         <w:iCs w:val="0"/>
-        <w:color w:val="FFFFFF" w:themeColor="background1"/>
+        <w:color w:val="000000"/>
       </w:rPr>
       <w:tblPr/>
       <w:tcPr>
@@ -10363,7 +10229,6 @@
           <w:insideH w:val="nil"/>
           <w:insideV w:val="single" w:sz="8" w:space="0" w:color="FFFFFF" w:themeColor="background1"/>
         </w:tcBorders>
-        <w:shd w:val="clear" w:color="auto" w:fill="4F81BD" w:themeFill="accent1"/>
       </w:tcPr>
     </w:tblStylePr>
     <w:tblStylePr w:type="firstCol">
@@ -10372,7 +10237,7 @@
         <w:bCs/>
         <w:i w:val="0"/>
         <w:iCs w:val="0"/>
-        <w:color w:val="FFFFFF" w:themeColor="background1"/>
+        <w:color w:val="000000"/>
       </w:rPr>
       <w:tblPr/>
       <w:tcPr>
@@ -10382,7 +10247,6 @@
           <w:insideH w:val="nil"/>
           <w:insideV w:val="nil"/>
         </w:tcBorders>
-        <w:shd w:val="clear" w:color="auto" w:fill="4F81BD" w:themeFill="accent1"/>
       </w:tcPr>
     </w:tblStylePr>
     <w:tblStylePr w:type="lastCol">
@@ -10391,7 +10255,7 @@
         <w:bCs/>
         <w:i w:val="0"/>
         <w:iCs w:val="0"/>
-        <w:color w:val="FFFFFF" w:themeColor="background1"/>
+        <w:color w:val="000000"/>
       </w:rPr>
       <w:tblPr/>
       <w:tcPr>
@@ -10403,7 +10267,6 @@
           <w:insideH w:val="nil"/>
           <w:insideV w:val="nil"/>
         </w:tcBorders>
-        <w:shd w:val="clear" w:color="auto" w:fill="4F81BD" w:themeFill="accent1"/>
       </w:tcPr>
     </w:tblStylePr>
     <w:tblStylePr w:type="band1Vert">
@@ -10417,7 +10280,6 @@
           <w:insideH w:val="nil"/>
           <w:insideV w:val="nil"/>
         </w:tcBorders>
-        <w:shd w:val="clear" w:color="auto" w:fill="A7BFDE" w:themeFill="accent1" w:themeFillTint="7F"/>
       </w:tcPr>
     </w:tblStylePr>
     <w:tblStylePr w:type="band1Horz">
@@ -10431,7 +10293,6 @@
           <w:insideH w:val="single" w:sz="8" w:space="0" w:color="FFFFFF" w:themeColor="background1"/>
           <w:insideV w:val="single" w:sz="8" w:space="0" w:color="FFFFFF" w:themeColor="background1"/>
         </w:tcBorders>
-        <w:shd w:val="clear" w:color="auto" w:fill="A7BFDE" w:themeFill="accent1" w:themeFillTint="7F"/>
       </w:tcPr>
     </w:tblStylePr>
   </w:style>
@@ -10462,16 +10323,14 @@
         <w:right w:w="108" w:type="dxa"/>
       </w:tblCellMar>
     </w:tblPr>
-    <w:tcPr>
-      <w:shd w:val="clear" w:color="auto" w:fill="EFD3D2" w:themeFill="accent2" w:themeFillTint="3F"/>
-    </w:tcPr>
+    <w:tcPr/>
     <w:tblStylePr w:type="firstRow">
       <w:rPr>
         <w:b/>
         <w:bCs/>
         <w:i w:val="0"/>
         <w:iCs w:val="0"/>
-        <w:color w:val="FFFFFF" w:themeColor="background1"/>
+        <w:color w:val="000000"/>
       </w:rPr>
       <w:tblPr/>
       <w:tcPr>
@@ -10483,7 +10342,6 @@
           <w:insideH w:val="nil"/>
           <w:insideV w:val="single" w:sz="8" w:space="0" w:color="FFFFFF" w:themeColor="background1"/>
         </w:tcBorders>
-        <w:shd w:val="clear" w:color="auto" w:fill="C0504D" w:themeFill="accent2"/>
       </w:tcPr>
     </w:tblStylePr>
     <w:tblStylePr w:type="lastRow">
@@ -10492,7 +10350,7 @@
         <w:bCs/>
         <w:i w:val="0"/>
         <w:iCs w:val="0"/>
-        <w:color w:val="FFFFFF" w:themeColor="background1"/>
+        <w:color w:val="000000"/>
       </w:rPr>
       <w:tblPr/>
       <w:tcPr>
@@ -10504,7 +10362,6 @@
           <w:insideH w:val="nil"/>
           <w:insideV w:val="single" w:sz="8" w:space="0" w:color="FFFFFF" w:themeColor="background1"/>
         </w:tcBorders>
-        <w:shd w:val="clear" w:color="auto" w:fill="C0504D" w:themeFill="accent2"/>
       </w:tcPr>
     </w:tblStylePr>
     <w:tblStylePr w:type="firstCol">
@@ -10513,7 +10370,7 @@
         <w:bCs/>
         <w:i w:val="0"/>
         <w:iCs w:val="0"/>
-        <w:color w:val="FFFFFF" w:themeColor="background1"/>
+        <w:color w:val="000000"/>
       </w:rPr>
       <w:tblPr/>
       <w:tcPr>
@@ -10523,7 +10380,6 @@
           <w:insideH w:val="nil"/>
           <w:insideV w:val="nil"/>
         </w:tcBorders>
-        <w:shd w:val="clear" w:color="auto" w:fill="C0504D" w:themeFill="accent2"/>
       </w:tcPr>
     </w:tblStylePr>
     <w:tblStylePr w:type="lastCol">
@@ -10532,7 +10388,7 @@
         <w:bCs/>
         <w:i w:val="0"/>
         <w:iCs w:val="0"/>
-        <w:color w:val="FFFFFF" w:themeColor="background1"/>
+        <w:color w:val="000000"/>
       </w:rPr>
       <w:tblPr/>
       <w:tcPr>
@@ -10544,7 +10400,6 @@
           <w:insideH w:val="nil"/>
           <w:insideV w:val="nil"/>
         </w:tcBorders>
-        <w:shd w:val="clear" w:color="auto" w:fill="C0504D" w:themeFill="accent2"/>
       </w:tcPr>
     </w:tblStylePr>
     <w:tblStylePr w:type="band1Vert">
@@ -10558,7 +10413,6 @@
           <w:insideH w:val="nil"/>
           <w:insideV w:val="nil"/>
         </w:tcBorders>
-        <w:shd w:val="clear" w:color="auto" w:fill="DFA7A6" w:themeFill="accent2" w:themeFillTint="7F"/>
       </w:tcPr>
     </w:tblStylePr>
     <w:tblStylePr w:type="band1Horz">
@@ -10572,7 +10426,6 @@
           <w:insideH w:val="single" w:sz="8" w:space="0" w:color="FFFFFF" w:themeColor="background1"/>
           <w:insideV w:val="single" w:sz="8" w:space="0" w:color="FFFFFF" w:themeColor="background1"/>
         </w:tcBorders>
-        <w:shd w:val="clear" w:color="auto" w:fill="DFA7A6" w:themeFill="accent2" w:themeFillTint="7F"/>
       </w:tcPr>
     </w:tblStylePr>
   </w:style>
@@ -10603,16 +10456,14 @@
         <w:right w:w="108" w:type="dxa"/>
       </w:tblCellMar>
     </w:tblPr>
-    <w:tcPr>
-      <w:shd w:val="clear" w:color="auto" w:fill="E6EED5" w:themeFill="accent3" w:themeFillTint="3F"/>
-    </w:tcPr>
+    <w:tcPr/>
     <w:tblStylePr w:type="firstRow">
       <w:rPr>
         <w:b/>
         <w:bCs/>
         <w:i w:val="0"/>
         <w:iCs w:val="0"/>
-        <w:color w:val="FFFFFF" w:themeColor="background1"/>
+        <w:color w:val="000000"/>
       </w:rPr>
       <w:tblPr/>
       <w:tcPr>
@@ -10624,7 +10475,6 @@
           <w:insideH w:val="nil"/>
           <w:insideV w:val="single" w:sz="8" w:space="0" w:color="FFFFFF" w:themeColor="background1"/>
         </w:tcBorders>
-        <w:shd w:val="clear" w:color="auto" w:fill="9BBB59" w:themeFill="accent3"/>
       </w:tcPr>
     </w:tblStylePr>
     <w:tblStylePr w:type="lastRow">
@@ -10633,7 +10483,7 @@
         <w:bCs/>
         <w:i w:val="0"/>
         <w:iCs w:val="0"/>
-        <w:color w:val="FFFFFF" w:themeColor="background1"/>
+        <w:color w:val="000000"/>
       </w:rPr>
       <w:tblPr/>
       <w:tcPr>
@@ -10645,7 +10495,6 @@
           <w:insideH w:val="nil"/>
           <w:insideV w:val="single" w:sz="8" w:space="0" w:color="FFFFFF" w:themeColor="background1"/>
         </w:tcBorders>
-        <w:shd w:val="clear" w:color="auto" w:fill="9BBB59" w:themeFill="accent3"/>
       </w:tcPr>
     </w:tblStylePr>
     <w:tblStylePr w:type="firstCol">
@@ -10654,7 +10503,7 @@
         <w:bCs/>
         <w:i w:val="0"/>
         <w:iCs w:val="0"/>
-        <w:color w:val="FFFFFF" w:themeColor="background1"/>
+        <w:color w:val="000000"/>
       </w:rPr>
       <w:tblPr/>
       <w:tcPr>
@@ -10664,7 +10513,6 @@
           <w:insideH w:val="nil"/>
           <w:insideV w:val="nil"/>
         </w:tcBorders>
-        <w:shd w:val="clear" w:color="auto" w:fill="9BBB59" w:themeFill="accent3"/>
       </w:tcPr>
     </w:tblStylePr>
     <w:tblStylePr w:type="lastCol">
@@ -10673,7 +10521,7 @@
         <w:bCs/>
         <w:i w:val="0"/>
         <w:iCs w:val="0"/>
-        <w:color w:val="FFFFFF" w:themeColor="background1"/>
+        <w:color w:val="000000"/>
       </w:rPr>
       <w:tblPr/>
       <w:tcPr>
@@ -10685,7 +10533,6 @@
           <w:insideH w:val="nil"/>
           <w:insideV w:val="nil"/>
         </w:tcBorders>
-        <w:shd w:val="clear" w:color="auto" w:fill="9BBB59" w:themeFill="accent3"/>
       </w:tcPr>
     </w:tblStylePr>
     <w:tblStylePr w:type="band1Vert">
@@ -10699,7 +10546,6 @@
           <w:insideH w:val="nil"/>
           <w:insideV w:val="nil"/>
         </w:tcBorders>
-        <w:shd w:val="clear" w:color="auto" w:fill="CDDDAC" w:themeFill="accent3" w:themeFillTint="7F"/>
       </w:tcPr>
     </w:tblStylePr>
     <w:tblStylePr w:type="band1Horz">
@@ -10713,7 +10559,6 @@
           <w:insideH w:val="single" w:sz="8" w:space="0" w:color="FFFFFF" w:themeColor="background1"/>
           <w:insideV w:val="single" w:sz="8" w:space="0" w:color="FFFFFF" w:themeColor="background1"/>
         </w:tcBorders>
-        <w:shd w:val="clear" w:color="auto" w:fill="CDDDAC" w:themeFill="accent3" w:themeFillTint="7F"/>
       </w:tcPr>
     </w:tblStylePr>
   </w:style>
@@ -10744,16 +10589,14 @@
         <w:right w:w="108" w:type="dxa"/>
       </w:tblCellMar>
     </w:tblPr>
-    <w:tcPr>
-      <w:shd w:val="clear" w:color="auto" w:fill="DFD8E8" w:themeFill="accent4" w:themeFillTint="3F"/>
-    </w:tcPr>
+    <w:tcPr/>
     <w:tblStylePr w:type="firstRow">
       <w:rPr>
         <w:b/>
         <w:bCs/>
         <w:i w:val="0"/>
         <w:iCs w:val="0"/>
-        <w:color w:val="FFFFFF" w:themeColor="background1"/>
+        <w:color w:val="000000"/>
       </w:rPr>
       <w:tblPr/>
       <w:tcPr>
@@ -10765,7 +10608,6 @@
           <w:insideH w:val="nil"/>
           <w:insideV w:val="single" w:sz="8" w:space="0" w:color="FFFFFF" w:themeColor="background1"/>
         </w:tcBorders>
-        <w:shd w:val="clear" w:color="auto" w:fill="8064A2" w:themeFill="accent4"/>
       </w:tcPr>
     </w:tblStylePr>
     <w:tblStylePr w:type="lastRow">
@@ -10774,7 +10616,7 @@
         <w:bCs/>
         <w:i w:val="0"/>
         <w:iCs w:val="0"/>
-        <w:color w:val="FFFFFF" w:themeColor="background1"/>
+        <w:color w:val="000000"/>
       </w:rPr>
       <w:tblPr/>
       <w:tcPr>
@@ -10786,7 +10628,6 @@
           <w:insideH w:val="nil"/>
           <w:insideV w:val="single" w:sz="8" w:space="0" w:color="FFFFFF" w:themeColor="background1"/>
         </w:tcBorders>
-        <w:shd w:val="clear" w:color="auto" w:fill="8064A2" w:themeFill="accent4"/>
       </w:tcPr>
     </w:tblStylePr>
     <w:tblStylePr w:type="firstCol">
@@ -10795,7 +10636,7 @@
         <w:bCs/>
         <w:i w:val="0"/>
         <w:iCs w:val="0"/>
-        <w:color w:val="FFFFFF" w:themeColor="background1"/>
+        <w:color w:val="000000"/>
       </w:rPr>
       <w:tblPr/>
       <w:tcPr>
@@ -10805,7 +10646,6 @@
           <w:insideH w:val="nil"/>
           <w:insideV w:val="nil"/>
         </w:tcBorders>
-        <w:shd w:val="clear" w:color="auto" w:fill="8064A2" w:themeFill="accent4"/>
       </w:tcPr>
     </w:tblStylePr>
     <w:tblStylePr w:type="lastCol">
@@ -10814,7 +10654,7 @@
         <w:bCs/>
         <w:i w:val="0"/>
         <w:iCs w:val="0"/>
-        <w:color w:val="FFFFFF" w:themeColor="background1"/>
+        <w:color w:val="000000"/>
       </w:rPr>
       <w:tblPr/>
       <w:tcPr>
@@ -10826,7 +10666,6 @@
           <w:insideH w:val="nil"/>
           <w:insideV w:val="nil"/>
         </w:tcBorders>
-        <w:shd w:val="clear" w:color="auto" w:fill="8064A2" w:themeFill="accent4"/>
       </w:tcPr>
     </w:tblStylePr>
     <w:tblStylePr w:type="band1Vert">
@@ -10840,7 +10679,6 @@
           <w:insideH w:val="nil"/>
           <w:insideV w:val="nil"/>
         </w:tcBorders>
-        <w:shd w:val="clear" w:color="auto" w:fill="BFB1D0" w:themeFill="accent4" w:themeFillTint="7F"/>
       </w:tcPr>
     </w:tblStylePr>
     <w:tblStylePr w:type="band1Horz">
@@ -10854,7 +10692,6 @@
           <w:insideH w:val="single" w:sz="8" w:space="0" w:color="FFFFFF" w:themeColor="background1"/>
           <w:insideV w:val="single" w:sz="8" w:space="0" w:color="FFFFFF" w:themeColor="background1"/>
         </w:tcBorders>
-        <w:shd w:val="clear" w:color="auto" w:fill="BFB1D0" w:themeFill="accent4" w:themeFillTint="7F"/>
       </w:tcPr>
     </w:tblStylePr>
   </w:style>
@@ -10885,16 +10722,14 @@
         <w:right w:w="108" w:type="dxa"/>
       </w:tblCellMar>
     </w:tblPr>
-    <w:tcPr>
-      <w:shd w:val="clear" w:color="auto" w:fill="D2EAF1" w:themeFill="accent5" w:themeFillTint="3F"/>
-    </w:tcPr>
+    <w:tcPr/>
     <w:tblStylePr w:type="firstRow">
       <w:rPr>
         <w:b/>
         <w:bCs/>
         <w:i w:val="0"/>
         <w:iCs w:val="0"/>
-        <w:color w:val="FFFFFF" w:themeColor="background1"/>
+        <w:color w:val="000000"/>
       </w:rPr>
       <w:tblPr/>
       <w:tcPr>
@@ -10906,7 +10741,6 @@
           <w:insideH w:val="nil"/>
           <w:insideV w:val="single" w:sz="8" w:space="0" w:color="FFFFFF" w:themeColor="background1"/>
         </w:tcBorders>
-        <w:shd w:val="clear" w:color="auto" w:fill="4BACC6" w:themeFill="accent5"/>
       </w:tcPr>
     </w:tblStylePr>
     <w:tblStylePr w:type="lastRow">
@@ -10915,7 +10749,7 @@
         <w:bCs/>
         <w:i w:val="0"/>
         <w:iCs w:val="0"/>
-        <w:color w:val="FFFFFF" w:themeColor="background1"/>
+        <w:color w:val="000000"/>
       </w:rPr>
       <w:tblPr/>
       <w:tcPr>
@@ -10927,7 +10761,6 @@
           <w:insideH w:val="nil"/>
           <w:insideV w:val="single" w:sz="8" w:space="0" w:color="FFFFFF" w:themeColor="background1"/>
         </w:tcBorders>
-        <w:shd w:val="clear" w:color="auto" w:fill="4BACC6" w:themeFill="accent5"/>
       </w:tcPr>
     </w:tblStylePr>
     <w:tblStylePr w:type="firstCol">
@@ -10936,7 +10769,7 @@
         <w:bCs/>
         <w:i w:val="0"/>
         <w:iCs w:val="0"/>
-        <w:color w:val="FFFFFF" w:themeColor="background1"/>
+        <w:color w:val="000000"/>
       </w:rPr>
       <w:tblPr/>
       <w:tcPr>
@@ -10946,7 +10779,6 @@
           <w:insideH w:val="nil"/>
           <w:insideV w:val="nil"/>
         </w:tcBorders>
-        <w:shd w:val="clear" w:color="auto" w:fill="4BACC6" w:themeFill="accent5"/>
       </w:tcPr>
     </w:tblStylePr>
     <w:tblStylePr w:type="lastCol">
@@ -10955,7 +10787,7 @@
         <w:bCs/>
         <w:i w:val="0"/>
         <w:iCs w:val="0"/>
-        <w:color w:val="FFFFFF" w:themeColor="background1"/>
+        <w:color w:val="000000"/>
       </w:rPr>
       <w:tblPr/>
       <w:tcPr>
@@ -10967,7 +10799,6 @@
           <w:insideH w:val="nil"/>
           <w:insideV w:val="nil"/>
         </w:tcBorders>
-        <w:shd w:val="clear" w:color="auto" w:fill="4BACC6" w:themeFill="accent5"/>
       </w:tcPr>
     </w:tblStylePr>
     <w:tblStylePr w:type="band1Vert">
@@ -10981,7 +10812,6 @@
           <w:insideH w:val="nil"/>
           <w:insideV w:val="nil"/>
         </w:tcBorders>
-        <w:shd w:val="clear" w:color="auto" w:fill="A5D5E2" w:themeFill="accent5" w:themeFillTint="7F"/>
       </w:tcPr>
     </w:tblStylePr>
     <w:tblStylePr w:type="band1Horz">
@@ -10995,7 +10825,6 @@
           <w:insideH w:val="single" w:sz="8" w:space="0" w:color="FFFFFF" w:themeColor="background1"/>
           <w:insideV w:val="single" w:sz="8" w:space="0" w:color="FFFFFF" w:themeColor="background1"/>
         </w:tcBorders>
-        <w:shd w:val="clear" w:color="auto" w:fill="A5D5E2" w:themeFill="accent5" w:themeFillTint="7F"/>
       </w:tcPr>
     </w:tblStylePr>
   </w:style>
@@ -11026,16 +10855,14 @@
         <w:right w:w="108" w:type="dxa"/>
       </w:tblCellMar>
     </w:tblPr>
-    <w:tcPr>
-      <w:shd w:val="clear" w:color="auto" w:fill="FDE4D0" w:themeFill="accent6" w:themeFillTint="3F"/>
-    </w:tcPr>
+    <w:tcPr/>
     <w:tblStylePr w:type="firstRow">
       <w:rPr>
         <w:b/>
         <w:bCs/>
         <w:i w:val="0"/>
         <w:iCs w:val="0"/>
-        <w:color w:val="FFFFFF" w:themeColor="background1"/>
+        <w:color w:val="000000"/>
       </w:rPr>
       <w:tblPr/>
       <w:tcPr>
@@ -11047,7 +10874,6 @@
           <w:insideH w:val="nil"/>
           <w:insideV w:val="single" w:sz="8" w:space="0" w:color="FFFFFF" w:themeColor="background1"/>
         </w:tcBorders>
-        <w:shd w:val="clear" w:color="auto" w:fill="F79646" w:themeFill="accent6"/>
       </w:tcPr>
     </w:tblStylePr>
     <w:tblStylePr w:type="lastRow">
@@ -11056,7 +10882,7 @@
         <w:bCs/>
         <w:i w:val="0"/>
         <w:iCs w:val="0"/>
-        <w:color w:val="FFFFFF" w:themeColor="background1"/>
+        <w:color w:val="000000"/>
       </w:rPr>
       <w:tblPr/>
       <w:tcPr>
@@ -11068,7 +10894,6 @@
           <w:insideH w:val="nil"/>
           <w:insideV w:val="single" w:sz="8" w:space="0" w:color="FFFFFF" w:themeColor="background1"/>
         </w:tcBorders>
-        <w:shd w:val="clear" w:color="auto" w:fill="F79646" w:themeFill="accent6"/>
       </w:tcPr>
     </w:tblStylePr>
     <w:tblStylePr w:type="firstCol">
@@ -11077,7 +10902,7 @@
         <w:bCs/>
         <w:i w:val="0"/>
         <w:iCs w:val="0"/>
-        <w:color w:val="FFFFFF" w:themeColor="background1"/>
+        <w:color w:val="000000"/>
       </w:rPr>
       <w:tblPr/>
       <w:tcPr>
@@ -11087,7 +10912,6 @@
           <w:insideH w:val="nil"/>
           <w:insideV w:val="nil"/>
         </w:tcBorders>
-        <w:shd w:val="clear" w:color="auto" w:fill="F79646" w:themeFill="accent6"/>
       </w:tcPr>
     </w:tblStylePr>
     <w:tblStylePr w:type="lastCol">
@@ -11096,7 +10920,7 @@
         <w:bCs/>
         <w:i w:val="0"/>
         <w:iCs w:val="0"/>
-        <w:color w:val="FFFFFF" w:themeColor="background1"/>
+        <w:color w:val="000000"/>
       </w:rPr>
       <w:tblPr/>
       <w:tcPr>
@@ -11108,7 +10932,6 @@
           <w:insideH w:val="nil"/>
           <w:insideV w:val="nil"/>
         </w:tcBorders>
-        <w:shd w:val="clear" w:color="auto" w:fill="F79646" w:themeFill="accent6"/>
       </w:tcPr>
     </w:tblStylePr>
     <w:tblStylePr w:type="band1Vert">
@@ -11122,7 +10945,6 @@
           <w:insideH w:val="nil"/>
           <w:insideV w:val="nil"/>
         </w:tcBorders>
-        <w:shd w:val="clear" w:color="auto" w:fill="FBCAA2" w:themeFill="accent6" w:themeFillTint="7F"/>
       </w:tcPr>
     </w:tblStylePr>
     <w:tblStylePr w:type="band1Horz">
@@ -11136,7 +10958,6 @@
           <w:insideH w:val="single" w:sz="8" w:space="0" w:color="FFFFFF" w:themeColor="background1"/>
           <w:insideV w:val="single" w:sz="8" w:space="0" w:color="FFFFFF" w:themeColor="background1"/>
         </w:tcBorders>
-        <w:shd w:val="clear" w:color="auto" w:fill="FBCAA2" w:themeFill="accent6" w:themeFillTint="7F"/>
       </w:tcPr>
     </w:tblStylePr>
   </w:style>
@@ -11149,7 +10970,7 @@
       <w:spacing w:after="0" w:line="240" w:lineRule="auto"/>
     </w:pPr>
     <w:rPr>
-      <w:color w:val="FFFFFF" w:themeColor="background1"/>
+      <w:color w:val="000000"/>
     </w:rPr>
     <w:tblPr>
       <w:tblStyleRowBandSize w:val="1"/>
@@ -11162,9 +10983,7 @@
         <w:right w:w="108" w:type="dxa"/>
       </w:tblCellMar>
     </w:tblPr>
-    <w:tcPr>
-      <w:shd w:val="clear" w:color="auto" w:fill="000000" w:themeFill="text1"/>
-    </w:tcPr>
+    <w:tcPr/>
     <w:tblStylePr w:type="firstRow">
       <w:rPr>
         <w:b/>
@@ -11180,7 +10999,6 @@
           <w:insideH w:val="nil"/>
           <w:insideV w:val="nil"/>
         </w:tcBorders>
-        <w:shd w:val="clear" w:color="auto" w:fill="000000" w:themeFill="text1"/>
       </w:tcPr>
     </w:tblStylePr>
     <w:tblStylePr w:type="lastRow">
@@ -11194,7 +11012,6 @@
           <w:insideH w:val="nil"/>
           <w:insideV w:val="nil"/>
         </w:tcBorders>
-        <w:shd w:val="clear" w:color="auto" w:fill="000000" w:themeFill="text1" w:themeFillShade="7F"/>
       </w:tcPr>
     </w:tblStylePr>
     <w:tblStylePr w:type="firstCol">
@@ -11208,7 +11025,6 @@
           <w:insideH w:val="nil"/>
           <w:insideV w:val="nil"/>
         </w:tcBorders>
-        <w:shd w:val="clear" w:color="auto" w:fill="000000" w:themeFill="text1" w:themeFillShade="BF"/>
       </w:tcPr>
     </w:tblStylePr>
     <w:tblStylePr w:type="lastCol">
@@ -11222,7 +11038,6 @@
           <w:insideH w:val="nil"/>
           <w:insideV w:val="nil"/>
         </w:tcBorders>
-        <w:shd w:val="clear" w:color="auto" w:fill="000000" w:themeFill="text1" w:themeFillShade="BF"/>
       </w:tcPr>
     </w:tblStylePr>
     <w:tblStylePr w:type="band1Vert">
@@ -11236,7 +11051,6 @@
           <w:insideH w:val="nil"/>
           <w:insideV w:val="nil"/>
         </w:tcBorders>
-        <w:shd w:val="clear" w:color="auto" w:fill="000000" w:themeFill="text1" w:themeFillShade="BF"/>
       </w:tcPr>
     </w:tblStylePr>
     <w:tblStylePr w:type="band1Horz">
@@ -11250,7 +11064,6 @@
           <w:insideH w:val="nil"/>
           <w:insideV w:val="nil"/>
         </w:tcBorders>
-        <w:shd w:val="clear" w:color="auto" w:fill="000000" w:themeFill="text1" w:themeFillShade="BF"/>
       </w:tcPr>
     </w:tblStylePr>
   </w:style>
@@ -11263,7 +11076,7 @@
       <w:spacing w:after="0" w:line="240" w:lineRule="auto"/>
     </w:pPr>
     <w:rPr>
-      <w:color w:val="FFFFFF" w:themeColor="background1"/>
+      <w:color w:val="000000"/>
     </w:rPr>
     <w:tblPr>
       <w:tblStyleRowBandSize w:val="1"/>
@@ -11276,9 +11089,7 @@
         <w:right w:w="108" w:type="dxa"/>
       </w:tblCellMar>
     </w:tblPr>
-    <w:tcPr>
-      <w:shd w:val="clear" w:color="auto" w:fill="4F81BD" w:themeFill="accent1"/>
-    </w:tcPr>
+    <w:tcPr/>
     <w:tblStylePr w:type="firstRow">
       <w:rPr>
         <w:b/>
@@ -11294,7 +11105,6 @@
           <w:insideH w:val="nil"/>
           <w:insideV w:val="nil"/>
         </w:tcBorders>
-        <w:shd w:val="clear" w:color="auto" w:fill="000000" w:themeFill="text1"/>
       </w:tcPr>
     </w:tblStylePr>
     <w:tblStylePr w:type="lastRow">
@@ -11308,7 +11118,6 @@
           <w:insideH w:val="nil"/>
           <w:insideV w:val="nil"/>
         </w:tcBorders>
-        <w:shd w:val="clear" w:color="auto" w:fill="243F60" w:themeFill="accent1" w:themeFillShade="7F"/>
       </w:tcPr>
     </w:tblStylePr>
     <w:tblStylePr w:type="firstCol">
@@ -11322,7 +11131,6 @@
           <w:insideH w:val="nil"/>
           <w:insideV w:val="nil"/>
         </w:tcBorders>
-        <w:shd w:val="clear" w:color="auto" w:fill="365F91" w:themeFill="accent1" w:themeFillShade="BF"/>
       </w:tcPr>
     </w:tblStylePr>
     <w:tblStylePr w:type="lastCol">
@@ -11336,7 +11144,6 @@
           <w:insideH w:val="nil"/>
           <w:insideV w:val="nil"/>
         </w:tcBorders>
-        <w:shd w:val="clear" w:color="auto" w:fill="365F91" w:themeFill="accent1" w:themeFillShade="BF"/>
       </w:tcPr>
     </w:tblStylePr>
     <w:tblStylePr w:type="band1Vert">
@@ -11350,7 +11157,6 @@
           <w:insideH w:val="nil"/>
           <w:insideV w:val="nil"/>
         </w:tcBorders>
-        <w:shd w:val="clear" w:color="auto" w:fill="365F91" w:themeFill="accent1" w:themeFillShade="BF"/>
       </w:tcPr>
     </w:tblStylePr>
     <w:tblStylePr w:type="band1Horz">
@@ -11364,7 +11170,6 @@
           <w:insideH w:val="nil"/>
           <w:insideV w:val="nil"/>
         </w:tcBorders>
-        <w:shd w:val="clear" w:color="auto" w:fill="365F91" w:themeFill="accent1" w:themeFillShade="BF"/>
       </w:tcPr>
     </w:tblStylePr>
   </w:style>
@@ -11377,7 +11182,7 @@
       <w:spacing w:after="0" w:line="240" w:lineRule="auto"/>
     </w:pPr>
     <w:rPr>
-      <w:color w:val="FFFFFF" w:themeColor="background1"/>
+      <w:color w:val="000000"/>
     </w:rPr>
     <w:tblPr>
       <w:tblStyleRowBandSize w:val="1"/>
@@ -11390,9 +11195,7 @@
         <w:right w:w="108" w:type="dxa"/>
       </w:tblCellMar>
     </w:tblPr>
-    <w:tcPr>
-      <w:shd w:val="clear" w:color="auto" w:fill="C0504D" w:themeFill="accent2"/>
-    </w:tcPr>
+    <w:tcPr/>
     <w:tblStylePr w:type="firstRow">
       <w:rPr>
         <w:b/>
@@ -11408,7 +11211,6 @@
           <w:insideH w:val="nil"/>
           <w:insideV w:val="nil"/>
         </w:tcBorders>
-        <w:shd w:val="clear" w:color="auto" w:fill="000000" w:themeFill="text1"/>
       </w:tcPr>
     </w:tblStylePr>
     <w:tblStylePr w:type="lastRow">
@@ -11422,7 +11224,6 @@
           <w:insideH w:val="nil"/>
           <w:insideV w:val="nil"/>
         </w:tcBorders>
-        <w:shd w:val="clear" w:color="auto" w:fill="622423" w:themeFill="accent2" w:themeFillShade="7F"/>
       </w:tcPr>
     </w:tblStylePr>
     <w:tblStylePr w:type="firstCol">
@@ -11436,7 +11237,6 @@
           <w:insideH w:val="nil"/>
           <w:insideV w:val="nil"/>
         </w:tcBorders>
-        <w:shd w:val="clear" w:color="auto" w:fill="943634" w:themeFill="accent2" w:themeFillShade="BF"/>
       </w:tcPr>
     </w:tblStylePr>
     <w:tblStylePr w:type="lastCol">
@@ -11450,7 +11250,6 @@
           <w:insideH w:val="nil"/>
           <w:insideV w:val="nil"/>
         </w:tcBorders>
-        <w:shd w:val="clear" w:color="auto" w:fill="943634" w:themeFill="accent2" w:themeFillShade="BF"/>
       </w:tcPr>
     </w:tblStylePr>
     <w:tblStylePr w:type="band1Vert">
@@ -11464,7 +11263,6 @@
           <w:insideH w:val="nil"/>
           <w:insideV w:val="nil"/>
         </w:tcBorders>
-        <w:shd w:val="clear" w:color="auto" w:fill="943634" w:themeFill="accent2" w:themeFillShade="BF"/>
       </w:tcPr>
     </w:tblStylePr>
     <w:tblStylePr w:type="band1Horz">
@@ -11478,7 +11276,6 @@
           <w:insideH w:val="nil"/>
           <w:insideV w:val="nil"/>
         </w:tcBorders>
-        <w:shd w:val="clear" w:color="auto" w:fill="943634" w:themeFill="accent2" w:themeFillShade="BF"/>
       </w:tcPr>
     </w:tblStylePr>
   </w:style>
@@ -11491,7 +11288,7 @@
       <w:spacing w:after="0" w:line="240" w:lineRule="auto"/>
     </w:pPr>
     <w:rPr>
-      <w:color w:val="FFFFFF" w:themeColor="background1"/>
+      <w:color w:val="000000"/>
     </w:rPr>
     <w:tblPr>
       <w:tblStyleRowBandSize w:val="1"/>
@@ -11504,9 +11301,7 @@
         <w:right w:w="108" w:type="dxa"/>
       </w:tblCellMar>
     </w:tblPr>
-    <w:tcPr>
-      <w:shd w:val="clear" w:color="auto" w:fill="9BBB59" w:themeFill="accent3"/>
-    </w:tcPr>
+    <w:tcPr/>
     <w:tblStylePr w:type="firstRow">
       <w:rPr>
         <w:b/>
@@ -11522,7 +11317,6 @@
           <w:insideH w:val="nil"/>
           <w:insideV w:val="nil"/>
         </w:tcBorders>
-        <w:shd w:val="clear" w:color="auto" w:fill="000000" w:themeFill="text1"/>
       </w:tcPr>
     </w:tblStylePr>
     <w:tblStylePr w:type="lastRow">
@@ -11536,7 +11330,6 @@
           <w:insideH w:val="nil"/>
           <w:insideV w:val="nil"/>
         </w:tcBorders>
-        <w:shd w:val="clear" w:color="auto" w:fill="4E6128" w:themeFill="accent3" w:themeFillShade="7F"/>
       </w:tcPr>
     </w:tblStylePr>
     <w:tblStylePr w:type="firstCol">
@@ -11550,7 +11343,6 @@
           <w:insideH w:val="nil"/>
           <w:insideV w:val="nil"/>
         </w:tcBorders>
-        <w:shd w:val="clear" w:color="auto" w:fill="76923C" w:themeFill="accent3" w:themeFillShade="BF"/>
       </w:tcPr>
     </w:tblStylePr>
     <w:tblStylePr w:type="lastCol">
@@ -11564,7 +11356,6 @@
           <w:insideH w:val="nil"/>
           <w:insideV w:val="nil"/>
         </w:tcBorders>
-        <w:shd w:val="clear" w:color="auto" w:fill="76923C" w:themeFill="accent3" w:themeFillShade="BF"/>
       </w:tcPr>
     </w:tblStylePr>
     <w:tblStylePr w:type="band1Vert">
@@ -11578,7 +11369,6 @@
           <w:insideH w:val="nil"/>
           <w:insideV w:val="nil"/>
         </w:tcBorders>
-        <w:shd w:val="clear" w:color="auto" w:fill="76923C" w:themeFill="accent3" w:themeFillShade="BF"/>
       </w:tcPr>
     </w:tblStylePr>
     <w:tblStylePr w:type="band1Horz">
@@ -11592,7 +11382,6 @@
           <w:insideH w:val="nil"/>
           <w:insideV w:val="nil"/>
         </w:tcBorders>
-        <w:shd w:val="clear" w:color="auto" w:fill="76923C" w:themeFill="accent3" w:themeFillShade="BF"/>
       </w:tcPr>
     </w:tblStylePr>
   </w:style>
@@ -11605,7 +11394,7 @@
       <w:spacing w:after="0" w:line="240" w:lineRule="auto"/>
     </w:pPr>
     <w:rPr>
-      <w:color w:val="FFFFFF" w:themeColor="background1"/>
+      <w:color w:val="000000"/>
     </w:rPr>
     <w:tblPr>
       <w:tblStyleRowBandSize w:val="1"/>
@@ -11618,9 +11407,7 @@
         <w:right w:w="108" w:type="dxa"/>
       </w:tblCellMar>
     </w:tblPr>
-    <w:tcPr>
-      <w:shd w:val="clear" w:color="auto" w:fill="8064A2" w:themeFill="accent4"/>
-    </w:tcPr>
+    <w:tcPr/>
     <w:tblStylePr w:type="firstRow">
       <w:rPr>
         <w:b/>
@@ -11636,7 +11423,6 @@
           <w:insideH w:val="nil"/>
           <w:insideV w:val="nil"/>
         </w:tcBorders>
-        <w:shd w:val="clear" w:color="auto" w:fill="000000" w:themeFill="text1"/>
       </w:tcPr>
     </w:tblStylePr>
     <w:tblStylePr w:type="lastRow">
@@ -11650,7 +11436,6 @@
           <w:insideH w:val="nil"/>
           <w:insideV w:val="nil"/>
         </w:tcBorders>
-        <w:shd w:val="clear" w:color="auto" w:fill="3F3151" w:themeFill="accent4" w:themeFillShade="7F"/>
       </w:tcPr>
     </w:tblStylePr>
     <w:tblStylePr w:type="firstCol">
@@ -11664,7 +11449,6 @@
           <w:insideH w:val="nil"/>
           <w:insideV w:val="nil"/>
         </w:tcBorders>
-        <w:shd w:val="clear" w:color="auto" w:fill="5F497A" w:themeFill="accent4" w:themeFillShade="BF"/>
       </w:tcPr>
     </w:tblStylePr>
     <w:tblStylePr w:type="lastCol">
@@ -11678,7 +11462,6 @@
           <w:insideH w:val="nil"/>
           <w:insideV w:val="nil"/>
         </w:tcBorders>
-        <w:shd w:val="clear" w:color="auto" w:fill="5F497A" w:themeFill="accent4" w:themeFillShade="BF"/>
       </w:tcPr>
     </w:tblStylePr>
     <w:tblStylePr w:type="band1Vert">
@@ -11692,7 +11475,6 @@
           <w:insideH w:val="nil"/>
           <w:insideV w:val="nil"/>
         </w:tcBorders>
-        <w:shd w:val="clear" w:color="auto" w:fill="5F497A" w:themeFill="accent4" w:themeFillShade="BF"/>
       </w:tcPr>
     </w:tblStylePr>
     <w:tblStylePr w:type="band1Horz">
@@ -11706,7 +11488,6 @@
           <w:insideH w:val="nil"/>
           <w:insideV w:val="nil"/>
         </w:tcBorders>
-        <w:shd w:val="clear" w:color="auto" w:fill="5F497A" w:themeFill="accent4" w:themeFillShade="BF"/>
       </w:tcPr>
     </w:tblStylePr>
   </w:style>
@@ -11719,7 +11500,7 @@
       <w:spacing w:after="0" w:line="240" w:lineRule="auto"/>
     </w:pPr>
     <w:rPr>
-      <w:color w:val="FFFFFF" w:themeColor="background1"/>
+      <w:color w:val="000000"/>
     </w:rPr>
     <w:tblPr>
       <w:tblStyleRowBandSize w:val="1"/>
@@ -11732,9 +11513,7 @@
         <w:right w:w="108" w:type="dxa"/>
       </w:tblCellMar>
     </w:tblPr>
-    <w:tcPr>
-      <w:shd w:val="clear" w:color="auto" w:fill="4BACC6" w:themeFill="accent5"/>
-    </w:tcPr>
+    <w:tcPr/>
     <w:tblStylePr w:type="firstRow">
       <w:rPr>
         <w:b/>
@@ -11750,7 +11529,6 @@
           <w:insideH w:val="nil"/>
           <w:insideV w:val="nil"/>
         </w:tcBorders>
-        <w:shd w:val="clear" w:color="auto" w:fill="000000" w:themeFill="text1"/>
       </w:tcPr>
     </w:tblStylePr>
     <w:tblStylePr w:type="lastRow">
@@ -11764,7 +11542,6 @@
           <w:insideH w:val="nil"/>
           <w:insideV w:val="nil"/>
         </w:tcBorders>
-        <w:shd w:val="clear" w:color="auto" w:fill="205867" w:themeFill="accent5" w:themeFillShade="7F"/>
       </w:tcPr>
     </w:tblStylePr>
     <w:tblStylePr w:type="firstCol">
@@ -11778,7 +11555,6 @@
           <w:insideH w:val="nil"/>
           <w:insideV w:val="nil"/>
         </w:tcBorders>
-        <w:shd w:val="clear" w:color="auto" w:fill="31849B" w:themeFill="accent5" w:themeFillShade="BF"/>
       </w:tcPr>
     </w:tblStylePr>
     <w:tblStylePr w:type="lastCol">
@@ -11792,7 +11568,6 @@
           <w:insideH w:val="nil"/>
           <w:insideV w:val="nil"/>
         </w:tcBorders>
-        <w:shd w:val="clear" w:color="auto" w:fill="31849B" w:themeFill="accent5" w:themeFillShade="BF"/>
       </w:tcPr>
     </w:tblStylePr>
     <w:tblStylePr w:type="band1Vert">
@@ -11806,7 +11581,6 @@
           <w:insideH w:val="nil"/>
           <w:insideV w:val="nil"/>
         </w:tcBorders>
-        <w:shd w:val="clear" w:color="auto" w:fill="31849B" w:themeFill="accent5" w:themeFillShade="BF"/>
       </w:tcPr>
     </w:tblStylePr>
     <w:tblStylePr w:type="band1Horz">
@@ -11820,7 +11594,6 @@
           <w:insideH w:val="nil"/>
           <w:insideV w:val="nil"/>
         </w:tcBorders>
-        <w:shd w:val="clear" w:color="auto" w:fill="31849B" w:themeFill="accent5" w:themeFillShade="BF"/>
       </w:tcPr>
     </w:tblStylePr>
   </w:style>
@@ -11833,7 +11606,7 @@
       <w:spacing w:after="0" w:line="240" w:lineRule="auto"/>
     </w:pPr>
     <w:rPr>
-      <w:color w:val="FFFFFF" w:themeColor="background1"/>
+      <w:color w:val="000000"/>
     </w:rPr>
     <w:tblPr>
       <w:tblStyleRowBandSize w:val="1"/>
@@ -11846,9 +11619,7 @@
         <w:right w:w="108" w:type="dxa"/>
       </w:tblCellMar>
     </w:tblPr>
-    <w:tcPr>
-      <w:shd w:val="clear" w:color="auto" w:fill="F79646" w:themeFill="accent6"/>
-    </w:tcPr>
+    <w:tcPr/>
     <w:tblStylePr w:type="firstRow">
       <w:rPr>
         <w:b/>
@@ -11864,7 +11635,6 @@
           <w:insideH w:val="nil"/>
           <w:insideV w:val="nil"/>
         </w:tcBorders>
-        <w:shd w:val="clear" w:color="auto" w:fill="000000" w:themeFill="text1"/>
       </w:tcPr>
     </w:tblStylePr>
     <w:tblStylePr w:type="lastRow">
@@ -11878,7 +11648,6 @@
           <w:insideH w:val="nil"/>
           <w:insideV w:val="nil"/>
         </w:tcBorders>
-        <w:shd w:val="clear" w:color="auto" w:fill="974706" w:themeFill="accent6" w:themeFillShade="7F"/>
       </w:tcPr>
     </w:tblStylePr>
     <w:tblStylePr w:type="firstCol">
@@ -11892,7 +11661,6 @@
           <w:insideH w:val="nil"/>
           <w:insideV w:val="nil"/>
         </w:tcBorders>
-        <w:shd w:val="clear" w:color="auto" w:fill="E36C0A" w:themeFill="accent6" w:themeFillShade="BF"/>
       </w:tcPr>
     </w:tblStylePr>
     <w:tblStylePr w:type="lastCol">
@@ -11906,7 +11674,6 @@
           <w:insideH w:val="nil"/>
           <w:insideV w:val="nil"/>
         </w:tcBorders>
-        <w:shd w:val="clear" w:color="auto" w:fill="E36C0A" w:themeFill="accent6" w:themeFillShade="BF"/>
       </w:tcPr>
     </w:tblStylePr>
     <w:tblStylePr w:type="band1Vert">
@@ -11920,7 +11687,6 @@
           <w:insideH w:val="nil"/>
           <w:insideV w:val="nil"/>
         </w:tcBorders>
-        <w:shd w:val="clear" w:color="auto" w:fill="E36C0A" w:themeFill="accent6" w:themeFillShade="BF"/>
       </w:tcPr>
     </w:tblStylePr>
     <w:tblStylePr w:type="band1Horz">
@@ -11934,7 +11700,6 @@
           <w:insideH w:val="nil"/>
           <w:insideV w:val="nil"/>
         </w:tcBorders>
-        <w:shd w:val="clear" w:color="auto" w:fill="E36C0A" w:themeFill="accent6" w:themeFillShade="BF"/>
       </w:tcPr>
     </w:tblStylePr>
   </w:style>
@@ -11947,7 +11712,7 @@
       <w:spacing w:after="0" w:line="240" w:lineRule="auto"/>
     </w:pPr>
     <w:rPr>
-      <w:color w:val="000000" w:themeColor="text1"/>
+      <w:color w:val="000000"/>
     </w:rPr>
     <w:tblPr>
       <w:tblStyleRowBandSize w:val="1"/>
@@ -11968,9 +11733,7 @@
         <w:right w:w="108" w:type="dxa"/>
       </w:tblCellMar>
     </w:tblPr>
-    <w:tcPr>
-      <w:shd w:val="clear" w:color="auto" w:fill="E6E6E6" w:themeFill="text1" w:themeFillTint="19"/>
-    </w:tcPr>
+    <w:tcPr/>
     <w:tblStylePr w:type="firstRow">
       <w:rPr>
         <w:b/>
@@ -11986,26 +11749,24 @@
           <w:insideH w:val="nil"/>
           <w:insideV w:val="nil"/>
         </w:tcBorders>
-        <w:shd w:val="clear" w:color="auto" w:fill="FFFFFF" w:themeFill="background1"/>
       </w:tcPr>
     </w:tblStylePr>
     <w:tblStylePr w:type="lastRow">
       <w:rPr>
         <w:b/>
         <w:bCs/>
-        <w:color w:val="FFFFFF" w:themeColor="background1"/>
+        <w:color w:val="000000"/>
       </w:rPr>
       <w:tblPr/>
       <w:tcPr>
         <w:tcBorders>
           <w:top w:val="single" w:sz="6" w:space="0" w:color="FFFFFF" w:themeColor="background1"/>
         </w:tcBorders>
-        <w:shd w:val="clear" w:color="auto" w:fill="000000" w:themeFill="text1" w:themeFillShade="99"/>
       </w:tcPr>
     </w:tblStylePr>
     <w:tblStylePr w:type="firstCol">
       <w:rPr>
-        <w:color w:val="FFFFFF" w:themeColor="background1"/>
+        <w:color w:val="000000"/>
       </w:rPr>
       <w:tblPr/>
       <w:tcPr>
@@ -12017,12 +11778,11 @@
           <w:insideH w:val="single" w:sz="4" w:space="0" w:color="000000" w:themeColor="text1" w:themeShade="99"/>
           <w:insideV w:val="nil"/>
         </w:tcBorders>
-        <w:shd w:val="clear" w:color="auto" w:fill="000000" w:themeFill="text1" w:themeFillShade="99"/>
       </w:tcPr>
     </w:tblStylePr>
     <w:tblStylePr w:type="lastCol">
       <w:rPr>
-        <w:color w:val="FFFFFF" w:themeColor="background1"/>
+        <w:color w:val="000000"/>
       </w:rPr>
       <w:tblPr/>
       <w:tcPr>
@@ -12034,29 +11794,24 @@
           <w:insideH w:val="nil"/>
           <w:insideV w:val="nil"/>
         </w:tcBorders>
-        <w:shd w:val="clear" w:color="auto" w:fill="000000" w:themeFill="text1" w:themeFillShade="BF"/>
       </w:tcPr>
     </w:tblStylePr>
     <w:tblStylePr w:type="band1Vert">
       <w:tblPr/>
-      <w:tcPr>
-        <w:shd w:val="clear" w:color="auto" w:fill="999999" w:themeFill="text1" w:themeFillTint="66"/>
-      </w:tcPr>
+      <w:tcPr/>
     </w:tblStylePr>
     <w:tblStylePr w:type="band1Horz">
       <w:tblPr/>
-      <w:tcPr>
-        <w:shd w:val="clear" w:color="auto" w:fill="808080" w:themeFill="text1" w:themeFillTint="7F"/>
-      </w:tcPr>
+      <w:tcPr/>
     </w:tblStylePr>
     <w:tblStylePr w:type="neCell">
       <w:rPr>
-        <w:color w:val="000000" w:themeColor="text1"/>
+        <w:color w:val="000000"/>
       </w:rPr>
     </w:tblStylePr>
     <w:tblStylePr w:type="nwCell">
       <w:rPr>
-        <w:color w:val="000000" w:themeColor="text1"/>
+        <w:color w:val="000000"/>
       </w:rPr>
     </w:tblStylePr>
   </w:style>
@@ -12069,7 +11824,7 @@
       <w:spacing w:after="0" w:line="240" w:lineRule="auto"/>
     </w:pPr>
     <w:rPr>
-      <w:color w:val="000000" w:themeColor="text1"/>
+      <w:color w:val="000000"/>
     </w:rPr>
     <w:tblPr>
       <w:tblStyleRowBandSize w:val="1"/>
@@ -12090,9 +11845,7 @@
         <w:right w:w="108" w:type="dxa"/>
       </w:tblCellMar>
     </w:tblPr>
-    <w:tcPr>
-      <w:shd w:val="clear" w:color="auto" w:fill="EDF2F8" w:themeFill="accent1" w:themeFillTint="19"/>
-    </w:tcPr>
+    <w:tcPr/>
     <w:tblStylePr w:type="firstRow">
       <w:rPr>
         <w:b/>
@@ -12108,26 +11861,24 @@
           <w:insideH w:val="nil"/>
           <w:insideV w:val="nil"/>
         </w:tcBorders>
-        <w:shd w:val="clear" w:color="auto" w:fill="FFFFFF" w:themeFill="background1"/>
       </w:tcPr>
     </w:tblStylePr>
     <w:tblStylePr w:type="lastRow">
       <w:rPr>
         <w:b/>
         <w:bCs/>
-        <w:color w:val="FFFFFF" w:themeColor="background1"/>
+        <w:color w:val="000000"/>
       </w:rPr>
       <w:tblPr/>
       <w:tcPr>
         <w:tcBorders>
           <w:top w:val="single" w:sz="6" w:space="0" w:color="FFFFFF" w:themeColor="background1"/>
         </w:tcBorders>
-        <w:shd w:val="clear" w:color="auto" w:fill="2C4C74" w:themeFill="accent1" w:themeFillShade="99"/>
       </w:tcPr>
     </w:tblStylePr>
     <w:tblStylePr w:type="firstCol">
       <w:rPr>
-        <w:color w:val="FFFFFF" w:themeColor="background1"/>
+        <w:color w:val="000000"/>
       </w:rPr>
       <w:tblPr/>
       <w:tcPr>
@@ -12139,12 +11890,11 @@
           <w:insideH w:val="single" w:sz="4" w:space="0" w:color="2C4C74" w:themeColor="accent1" w:themeShade="99"/>
           <w:insideV w:val="nil"/>
         </w:tcBorders>
-        <w:shd w:val="clear" w:color="auto" w:fill="2C4C74" w:themeFill="accent1" w:themeFillShade="99"/>
       </w:tcPr>
     </w:tblStylePr>
     <w:tblStylePr w:type="lastCol">
       <w:rPr>
-        <w:color w:val="FFFFFF" w:themeColor="background1"/>
+        <w:color w:val="000000"/>
       </w:rPr>
       <w:tblPr/>
       <w:tcPr>
@@ -12156,29 +11906,24 @@
           <w:insideH w:val="nil"/>
           <w:insideV w:val="nil"/>
         </w:tcBorders>
-        <w:shd w:val="clear" w:color="auto" w:fill="2C4C74" w:themeFill="accent1" w:themeFillShade="99"/>
       </w:tcPr>
     </w:tblStylePr>
     <w:tblStylePr w:type="band1Vert">
       <w:tblPr/>
-      <w:tcPr>
-        <w:shd w:val="clear" w:color="auto" w:fill="B8CCE4" w:themeFill="accent1" w:themeFillTint="66"/>
-      </w:tcPr>
+      <w:tcPr/>
     </w:tblStylePr>
     <w:tblStylePr w:type="band1Horz">
       <w:tblPr/>
-      <w:tcPr>
-        <w:shd w:val="clear" w:color="auto" w:fill="A7BFDE" w:themeFill="accent1" w:themeFillTint="7F"/>
-      </w:tcPr>
+      <w:tcPr/>
     </w:tblStylePr>
     <w:tblStylePr w:type="neCell">
       <w:rPr>
-        <w:color w:val="000000" w:themeColor="text1"/>
+        <w:color w:val="000000"/>
       </w:rPr>
     </w:tblStylePr>
     <w:tblStylePr w:type="nwCell">
       <w:rPr>
-        <w:color w:val="000000" w:themeColor="text1"/>
+        <w:color w:val="000000"/>
       </w:rPr>
     </w:tblStylePr>
   </w:style>
@@ -12191,7 +11936,7 @@
       <w:spacing w:after="0" w:line="240" w:lineRule="auto"/>
     </w:pPr>
     <w:rPr>
-      <w:color w:val="000000" w:themeColor="text1"/>
+      <w:color w:val="000000"/>
     </w:rPr>
     <w:tblPr>
       <w:tblStyleRowBandSize w:val="1"/>
@@ -12212,9 +11957,7 @@
         <w:right w:w="108" w:type="dxa"/>
       </w:tblCellMar>
     </w:tblPr>
-    <w:tcPr>
-      <w:shd w:val="clear" w:color="auto" w:fill="F8EDED" w:themeFill="accent2" w:themeFillTint="19"/>
-    </w:tcPr>
+    <w:tcPr/>
     <w:tblStylePr w:type="firstRow">
       <w:rPr>
         <w:b/>
@@ -12230,26 +11973,24 @@
           <w:insideH w:val="nil"/>
           <w:insideV w:val="nil"/>
         </w:tcBorders>
-        <w:shd w:val="clear" w:color="auto" w:fill="FFFFFF" w:themeFill="background1"/>
       </w:tcPr>
     </w:tblStylePr>
     <w:tblStylePr w:type="lastRow">
       <w:rPr>
         <w:b/>
         <w:bCs/>
-        <w:color w:val="FFFFFF" w:themeColor="background1"/>
+        <w:color w:val="000000"/>
       </w:rPr>
       <w:tblPr/>
       <w:tcPr>
         <w:tcBorders>
           <w:top w:val="single" w:sz="6" w:space="0" w:color="FFFFFF" w:themeColor="background1"/>
         </w:tcBorders>
-        <w:shd w:val="clear" w:color="auto" w:fill="772C2A" w:themeFill="accent2" w:themeFillShade="99"/>
       </w:tcPr>
     </w:tblStylePr>
     <w:tblStylePr w:type="firstCol">
       <w:rPr>
-        <w:color w:val="FFFFFF" w:themeColor="background1"/>
+        <w:color w:val="000000"/>
       </w:rPr>
       <w:tblPr/>
       <w:tcPr>
@@ -12261,12 +12002,11 @@
           <w:insideH w:val="single" w:sz="4" w:space="0" w:color="772C2A" w:themeColor="accent2" w:themeShade="99"/>
           <w:insideV w:val="nil"/>
         </w:tcBorders>
-        <w:shd w:val="clear" w:color="auto" w:fill="772C2A" w:themeFill="accent2" w:themeFillShade="99"/>
       </w:tcPr>
     </w:tblStylePr>
     <w:tblStylePr w:type="lastCol">
       <w:rPr>
-        <w:color w:val="FFFFFF" w:themeColor="background1"/>
+        <w:color w:val="000000"/>
       </w:rPr>
       <w:tblPr/>
       <w:tcPr>
@@ -12278,29 +12018,24 @@
           <w:insideH w:val="nil"/>
           <w:insideV w:val="nil"/>
         </w:tcBorders>
-        <w:shd w:val="clear" w:color="auto" w:fill="772C2A" w:themeFill="accent2" w:themeFillShade="99"/>
       </w:tcPr>
     </w:tblStylePr>
     <w:tblStylePr w:type="band1Vert">
       <w:tblPr/>
-      <w:tcPr>
-        <w:shd w:val="clear" w:color="auto" w:fill="E5B8B7" w:themeFill="accent2" w:themeFillTint="66"/>
-      </w:tcPr>
+      <w:tcPr/>
     </w:tblStylePr>
     <w:tblStylePr w:type="band1Horz">
       <w:tblPr/>
-      <w:tcPr>
-        <w:shd w:val="clear" w:color="auto" w:fill="DFA7A6" w:themeFill="accent2" w:themeFillTint="7F"/>
-      </w:tcPr>
+      <w:tcPr/>
     </w:tblStylePr>
     <w:tblStylePr w:type="neCell">
       <w:rPr>
-        <w:color w:val="000000" w:themeColor="text1"/>
+        <w:color w:val="000000"/>
       </w:rPr>
     </w:tblStylePr>
     <w:tblStylePr w:type="nwCell">
       <w:rPr>
-        <w:color w:val="000000" w:themeColor="text1"/>
+        <w:color w:val="000000"/>
       </w:rPr>
     </w:tblStylePr>
   </w:style>
@@ -12313,7 +12048,7 @@
       <w:spacing w:after="0" w:line="240" w:lineRule="auto"/>
     </w:pPr>
     <w:rPr>
-      <w:color w:val="000000" w:themeColor="text1"/>
+      <w:color w:val="000000"/>
     </w:rPr>
     <w:tblPr>
       <w:tblStyleRowBandSize w:val="1"/>
@@ -12334,9 +12069,7 @@
         <w:right w:w="108" w:type="dxa"/>
       </w:tblCellMar>
     </w:tblPr>
-    <w:tcPr>
-      <w:shd w:val="clear" w:color="auto" w:fill="F5F8EE" w:themeFill="accent3" w:themeFillTint="19"/>
-    </w:tcPr>
+    <w:tcPr/>
     <w:tblStylePr w:type="firstRow">
       <w:rPr>
         <w:b/>
@@ -12352,26 +12085,24 @@
           <w:insideH w:val="nil"/>
           <w:insideV w:val="nil"/>
         </w:tcBorders>
-        <w:shd w:val="clear" w:color="auto" w:fill="FFFFFF" w:themeFill="background1"/>
       </w:tcPr>
     </w:tblStylePr>
     <w:tblStylePr w:type="lastRow">
       <w:rPr>
         <w:b/>
         <w:bCs/>
-        <w:color w:val="FFFFFF" w:themeColor="background1"/>
+        <w:color w:val="000000"/>
       </w:rPr>
       <w:tblPr/>
       <w:tcPr>
         <w:tcBorders>
           <w:top w:val="single" w:sz="6" w:space="0" w:color="FFFFFF" w:themeColor="background1"/>
         </w:tcBorders>
-        <w:shd w:val="clear" w:color="auto" w:fill="5E7530" w:themeFill="accent3" w:themeFillShade="99"/>
       </w:tcPr>
     </w:tblStylePr>
     <w:tblStylePr w:type="firstCol">
       <w:rPr>
-        <w:color w:val="FFFFFF" w:themeColor="background1"/>
+        <w:color w:val="000000"/>
       </w:rPr>
       <w:tblPr/>
       <w:tcPr>
@@ -12383,12 +12114,11 @@
           <w:insideH w:val="single" w:sz="4" w:space="0" w:color="5E7530" w:themeColor="accent3" w:themeShade="99"/>
           <w:insideV w:val="nil"/>
         </w:tcBorders>
-        <w:shd w:val="clear" w:color="auto" w:fill="5E7530" w:themeFill="accent3" w:themeFillShade="99"/>
       </w:tcPr>
     </w:tblStylePr>
     <w:tblStylePr w:type="lastCol">
       <w:rPr>
-        <w:color w:val="FFFFFF" w:themeColor="background1"/>
+        <w:color w:val="000000"/>
       </w:rPr>
       <w:tblPr/>
       <w:tcPr>
@@ -12400,20 +12130,15 @@
           <w:insideH w:val="nil"/>
           <w:insideV w:val="nil"/>
         </w:tcBorders>
-        <w:shd w:val="clear" w:color="auto" w:fill="5E7530" w:themeFill="accent3" w:themeFillShade="99"/>
       </w:tcPr>
     </w:tblStylePr>
     <w:tblStylePr w:type="band1Vert">
       <w:tblPr/>
-      <w:tcPr>
-        <w:shd w:val="clear" w:color="auto" w:fill="D6E3BC" w:themeFill="accent3" w:themeFillTint="66"/>
-      </w:tcPr>
+      <w:tcPr/>
     </w:tblStylePr>
     <w:tblStylePr w:type="band1Horz">
       <w:tblPr/>
-      <w:tcPr>
-        <w:shd w:val="clear" w:color="auto" w:fill="CDDDAC" w:themeFill="accent3" w:themeFillTint="7F"/>
-      </w:tcPr>
+      <w:tcPr/>
     </w:tblStylePr>
   </w:style>
   <w:style w:type="table" w:styleId="ColorfulShading-Accent4">
@@ -12425,7 +12150,7 @@
       <w:spacing w:after="0" w:line="240" w:lineRule="auto"/>
     </w:pPr>
     <w:rPr>
-      <w:color w:val="000000" w:themeColor="text1"/>
+      <w:color w:val="000000"/>
     </w:rPr>
     <w:tblPr>
       <w:tblStyleRowBandSize w:val="1"/>
@@ -12446,9 +12171,7 @@
         <w:right w:w="108" w:type="dxa"/>
       </w:tblCellMar>
     </w:tblPr>
-    <w:tcPr>
-      <w:shd w:val="clear" w:color="auto" w:fill="F2EFF6" w:themeFill="accent4" w:themeFillTint="19"/>
-    </w:tcPr>
+    <w:tcPr/>
     <w:tblStylePr w:type="firstRow">
       <w:rPr>
         <w:b/>
@@ -12464,26 +12187,24 @@
           <w:insideH w:val="nil"/>
           <w:insideV w:val="nil"/>
         </w:tcBorders>
-        <w:shd w:val="clear" w:color="auto" w:fill="FFFFFF" w:themeFill="background1"/>
       </w:tcPr>
     </w:tblStylePr>
     <w:tblStylePr w:type="lastRow">
       <w:rPr>
         <w:b/>
         <w:bCs/>
-        <w:color w:val="FFFFFF" w:themeColor="background1"/>
+        <w:color w:val="000000"/>
       </w:rPr>
       <w:tblPr/>
       <w:tcPr>
         <w:tcBorders>
           <w:top w:val="single" w:sz="6" w:space="0" w:color="FFFFFF" w:themeColor="background1"/>
         </w:tcBorders>
-        <w:shd w:val="clear" w:color="auto" w:fill="4C3B62" w:themeFill="accent4" w:themeFillShade="99"/>
       </w:tcPr>
     </w:tblStylePr>
     <w:tblStylePr w:type="firstCol">
       <w:rPr>
-        <w:color w:val="FFFFFF" w:themeColor="background1"/>
+        <w:color w:val="000000"/>
       </w:rPr>
       <w:tblPr/>
       <w:tcPr>
@@ -12495,12 +12216,11 @@
           <w:insideH w:val="single" w:sz="4" w:space="0" w:color="4C3B62" w:themeColor="accent4" w:themeShade="99"/>
           <w:insideV w:val="nil"/>
         </w:tcBorders>
-        <w:shd w:val="clear" w:color="auto" w:fill="4C3B62" w:themeFill="accent4" w:themeFillShade="99"/>
       </w:tcPr>
     </w:tblStylePr>
     <w:tblStylePr w:type="lastCol">
       <w:rPr>
-        <w:color w:val="FFFFFF" w:themeColor="background1"/>
+        <w:color w:val="000000"/>
       </w:rPr>
       <w:tblPr/>
       <w:tcPr>
@@ -12512,29 +12232,24 @@
           <w:insideH w:val="nil"/>
           <w:insideV w:val="nil"/>
         </w:tcBorders>
-        <w:shd w:val="clear" w:color="auto" w:fill="4C3B62" w:themeFill="accent4" w:themeFillShade="99"/>
       </w:tcPr>
     </w:tblStylePr>
     <w:tblStylePr w:type="band1Vert">
       <w:tblPr/>
-      <w:tcPr>
-        <w:shd w:val="clear" w:color="auto" w:fill="CCC0D9" w:themeFill="accent4" w:themeFillTint="66"/>
-      </w:tcPr>
+      <w:tcPr/>
     </w:tblStylePr>
     <w:tblStylePr w:type="band1Horz">
       <w:tblPr/>
-      <w:tcPr>
-        <w:shd w:val="clear" w:color="auto" w:fill="BFB1D0" w:themeFill="accent4" w:themeFillTint="7F"/>
-      </w:tcPr>
+      <w:tcPr/>
     </w:tblStylePr>
     <w:tblStylePr w:type="neCell">
       <w:rPr>
-        <w:color w:val="000000" w:themeColor="text1"/>
+        <w:color w:val="000000"/>
       </w:rPr>
     </w:tblStylePr>
     <w:tblStylePr w:type="nwCell">
       <w:rPr>
-        <w:color w:val="000000" w:themeColor="text1"/>
+        <w:color w:val="000000"/>
       </w:rPr>
     </w:tblStylePr>
   </w:style>
@@ -12547,7 +12262,7 @@
       <w:spacing w:after="0" w:line="240" w:lineRule="auto"/>
     </w:pPr>
     <w:rPr>
-      <w:color w:val="000000" w:themeColor="text1"/>
+      <w:color w:val="000000"/>
     </w:rPr>
     <w:tblPr>
       <w:tblStyleRowBandSize w:val="1"/>
@@ -12568,9 +12283,7 @@
         <w:right w:w="108" w:type="dxa"/>
       </w:tblCellMar>
     </w:tblPr>
-    <w:tcPr>
-      <w:shd w:val="clear" w:color="auto" w:fill="EDF6F9" w:themeFill="accent5" w:themeFillTint="19"/>
-    </w:tcPr>
+    <w:tcPr/>
     <w:tblStylePr w:type="firstRow">
       <w:rPr>
         <w:b/>
@@ -12586,26 +12299,24 @@
           <w:insideH w:val="nil"/>
           <w:insideV w:val="nil"/>
         </w:tcBorders>
-        <w:shd w:val="clear" w:color="auto" w:fill="FFFFFF" w:themeFill="background1"/>
       </w:tcPr>
     </w:tblStylePr>
     <w:tblStylePr w:type="lastRow">
       <w:rPr>
         <w:b/>
         <w:bCs/>
-        <w:color w:val="FFFFFF" w:themeColor="background1"/>
+        <w:color w:val="000000"/>
       </w:rPr>
       <w:tblPr/>
       <w:tcPr>
         <w:tcBorders>
           <w:top w:val="single" w:sz="6" w:space="0" w:color="FFFFFF" w:themeColor="background1"/>
         </w:tcBorders>
-        <w:shd w:val="clear" w:color="auto" w:fill="276A7C" w:themeFill="accent5" w:themeFillShade="99"/>
       </w:tcPr>
     </w:tblStylePr>
     <w:tblStylePr w:type="firstCol">
       <w:rPr>
-        <w:color w:val="FFFFFF" w:themeColor="background1"/>
+        <w:color w:val="000000"/>
       </w:rPr>
       <w:tblPr/>
       <w:tcPr>
@@ -12617,12 +12328,11 @@
           <w:insideH w:val="single" w:sz="4" w:space="0" w:color="276A7C" w:themeColor="accent5" w:themeShade="99"/>
           <w:insideV w:val="nil"/>
         </w:tcBorders>
-        <w:shd w:val="clear" w:color="auto" w:fill="276A7C" w:themeFill="accent5" w:themeFillShade="99"/>
       </w:tcPr>
     </w:tblStylePr>
     <w:tblStylePr w:type="lastCol">
       <w:rPr>
-        <w:color w:val="FFFFFF" w:themeColor="background1"/>
+        <w:color w:val="000000"/>
       </w:rPr>
       <w:tblPr/>
       <w:tcPr>
@@ -12634,29 +12344,24 @@
           <w:insideH w:val="nil"/>
           <w:insideV w:val="nil"/>
         </w:tcBorders>
-        <w:shd w:val="clear" w:color="auto" w:fill="276A7C" w:themeFill="accent5" w:themeFillShade="99"/>
       </w:tcPr>
     </w:tblStylePr>
     <w:tblStylePr w:type="band1Vert">
       <w:tblPr/>
-      <w:tcPr>
-        <w:shd w:val="clear" w:color="auto" w:fill="B6DDE8" w:themeFill="accent5" w:themeFillTint="66"/>
-      </w:tcPr>
+      <w:tcPr/>
     </w:tblStylePr>
     <w:tblStylePr w:type="band1Horz">
       <w:tblPr/>
-      <w:tcPr>
-        <w:shd w:val="clear" w:color="auto" w:fill="A5D5E2" w:themeFill="accent5" w:themeFillTint="7F"/>
-      </w:tcPr>
+      <w:tcPr/>
     </w:tblStylePr>
     <w:tblStylePr w:type="neCell">
       <w:rPr>
-        <w:color w:val="000000" w:themeColor="text1"/>
+        <w:color w:val="000000"/>
       </w:rPr>
     </w:tblStylePr>
     <w:tblStylePr w:type="nwCell">
       <w:rPr>
-        <w:color w:val="000000" w:themeColor="text1"/>
+        <w:color w:val="000000"/>
       </w:rPr>
     </w:tblStylePr>
   </w:style>
@@ -12669,7 +12374,7 @@
       <w:spacing w:after="0" w:line="240" w:lineRule="auto"/>
     </w:pPr>
     <w:rPr>
-      <w:color w:val="000000" w:themeColor="text1"/>
+      <w:color w:val="000000"/>
     </w:rPr>
     <w:tblPr>
       <w:tblStyleRowBandSize w:val="1"/>
@@ -12690,9 +12395,7 @@
         <w:right w:w="108" w:type="dxa"/>
       </w:tblCellMar>
     </w:tblPr>
-    <w:tcPr>
-      <w:shd w:val="clear" w:color="auto" w:fill="FEF4EC" w:themeFill="accent6" w:themeFillTint="19"/>
-    </w:tcPr>
+    <w:tcPr/>
     <w:tblStylePr w:type="firstRow">
       <w:rPr>
         <w:b/>
@@ -12708,26 +12411,24 @@
           <w:insideH w:val="nil"/>
           <w:insideV w:val="nil"/>
         </w:tcBorders>
-        <w:shd w:val="clear" w:color="auto" w:fill="FFFFFF" w:themeFill="background1"/>
       </w:tcPr>
     </w:tblStylePr>
     <w:tblStylePr w:type="lastRow">
       <w:rPr>
         <w:b/>
         <w:bCs/>
-        <w:color w:val="FFFFFF" w:themeColor="background1"/>
+        <w:color w:val="000000"/>
       </w:rPr>
       <w:tblPr/>
       <w:tcPr>
         <w:tcBorders>
           <w:top w:val="single" w:sz="6" w:space="0" w:color="FFFFFF" w:themeColor="background1"/>
         </w:tcBorders>
-        <w:shd w:val="clear" w:color="auto" w:fill="B65608" w:themeFill="accent6" w:themeFillShade="99"/>
       </w:tcPr>
     </w:tblStylePr>
     <w:tblStylePr w:type="firstCol">
       <w:rPr>
-        <w:color w:val="FFFFFF" w:themeColor="background1"/>
+        <w:color w:val="000000"/>
       </w:rPr>
       <w:tblPr/>
       <w:tcPr>
@@ -12739,12 +12440,11 @@
           <w:insideH w:val="single" w:sz="4" w:space="0" w:color="B65608" w:themeColor="accent6" w:themeShade="99"/>
           <w:insideV w:val="nil"/>
         </w:tcBorders>
-        <w:shd w:val="clear" w:color="auto" w:fill="B65608" w:themeFill="accent6" w:themeFillShade="99"/>
       </w:tcPr>
     </w:tblStylePr>
     <w:tblStylePr w:type="lastCol">
       <w:rPr>
-        <w:color w:val="FFFFFF" w:themeColor="background1"/>
+        <w:color w:val="000000"/>
       </w:rPr>
       <w:tblPr/>
       <w:tcPr>
@@ -12756,29 +12456,24 @@
           <w:insideH w:val="nil"/>
           <w:insideV w:val="nil"/>
         </w:tcBorders>
-        <w:shd w:val="clear" w:color="auto" w:fill="B65608" w:themeFill="accent6" w:themeFillShade="99"/>
       </w:tcPr>
     </w:tblStylePr>
     <w:tblStylePr w:type="band1Vert">
       <w:tblPr/>
-      <w:tcPr>
-        <w:shd w:val="clear" w:color="auto" w:fill="FBD4B4" w:themeFill="accent6" w:themeFillTint="66"/>
-      </w:tcPr>
+      <w:tcPr/>
     </w:tblStylePr>
     <w:tblStylePr w:type="band1Horz">
       <w:tblPr/>
-      <w:tcPr>
-        <w:shd w:val="clear" w:color="auto" w:fill="FBCAA2" w:themeFill="accent6" w:themeFillTint="7F"/>
-      </w:tcPr>
+      <w:tcPr/>
     </w:tblStylePr>
     <w:tblStylePr w:type="neCell">
       <w:rPr>
-        <w:color w:val="000000" w:themeColor="text1"/>
+        <w:color w:val="000000"/>
       </w:rPr>
     </w:tblStylePr>
     <w:tblStylePr w:type="nwCell">
       <w:rPr>
-        <w:color w:val="000000" w:themeColor="text1"/>
+        <w:color w:val="000000"/>
       </w:rPr>
     </w:tblStylePr>
   </w:style>
@@ -12791,7 +12486,7 @@
       <w:spacing w:after="0" w:line="240" w:lineRule="auto"/>
     </w:pPr>
     <w:rPr>
-      <w:color w:val="000000" w:themeColor="text1"/>
+      <w:color w:val="000000"/>
     </w:rPr>
     <w:tblPr>
       <w:tblStyleRowBandSize w:val="1"/>
@@ -12804,35 +12499,31 @@
         <w:right w:w="108" w:type="dxa"/>
       </w:tblCellMar>
     </w:tblPr>
-    <w:tcPr>
-      <w:shd w:val="clear" w:color="auto" w:fill="E6E6E6" w:themeFill="text1" w:themeFillTint="19"/>
-    </w:tcPr>
+    <w:tcPr/>
     <w:tblStylePr w:type="firstRow">
       <w:rPr>
         <w:b/>
         <w:bCs/>
-        <w:color w:val="FFFFFF" w:themeColor="background1"/>
+        <w:color w:val="000000"/>
       </w:rPr>
       <w:tblPr/>
       <w:tcPr>
         <w:tcBorders>
           <w:bottom w:val="single" w:sz="12" w:space="0" w:color="FFFFFF" w:themeColor="background1"/>
         </w:tcBorders>
-        <w:shd w:val="clear" w:color="auto" w:fill="9E3A38" w:themeFill="accent2" w:themeFillShade="CC"/>
       </w:tcPr>
     </w:tblStylePr>
     <w:tblStylePr w:type="lastRow">
       <w:rPr>
         <w:b/>
         <w:bCs/>
-        <w:color w:val="9E3A38" w:themeColor="accent2" w:themeShade="CC"/>
+        <w:color w:val="000000" w:themeShade="CC"/>
       </w:rPr>
       <w:tblPr/>
       <w:tcPr>
         <w:tcBorders>
           <w:top w:val="single" w:sz="12" w:space="0" w:color="000000" w:themeColor="text1"/>
         </w:tcBorders>
-        <w:shd w:val="clear" w:color="auto" w:fill="FFFFFF" w:themeFill="background1"/>
       </w:tcPr>
     </w:tblStylePr>
     <w:tblStylePr w:type="firstCol">
@@ -12858,14 +12549,11 @@
           <w:insideH w:val="nil"/>
           <w:insideV w:val="nil"/>
         </w:tcBorders>
-        <w:shd w:val="clear" w:color="auto" w:fill="C0C0C0" w:themeFill="text1" w:themeFillTint="3F"/>
       </w:tcPr>
     </w:tblStylePr>
     <w:tblStylePr w:type="band1Horz">
       <w:tblPr/>
-      <w:tcPr>
-        <w:shd w:val="clear" w:color="auto" w:fill="CCCCCC" w:themeFill="text1" w:themeFillTint="33"/>
-      </w:tcPr>
+      <w:tcPr/>
     </w:tblStylePr>
   </w:style>
   <w:style w:type="table" w:styleId="ColorfulList-Accent1">
@@ -12877,7 +12565,7 @@
       <w:spacing w:after="0" w:line="240" w:lineRule="auto"/>
     </w:pPr>
     <w:rPr>
-      <w:color w:val="000000" w:themeColor="text1"/>
+      <w:color w:val="000000"/>
     </w:rPr>
     <w:tblPr>
       <w:tblStyleRowBandSize w:val="1"/>
@@ -12890,35 +12578,31 @@
         <w:right w:w="108" w:type="dxa"/>
       </w:tblCellMar>
     </w:tblPr>
-    <w:tcPr>
-      <w:shd w:val="clear" w:color="auto" w:fill="EDF2F8" w:themeFill="accent1" w:themeFillTint="19"/>
-    </w:tcPr>
+    <w:tcPr/>
     <w:tblStylePr w:type="firstRow">
       <w:rPr>
         <w:b/>
         <w:bCs/>
-        <w:color w:val="FFFFFF" w:themeColor="background1"/>
+        <w:color w:val="000000"/>
       </w:rPr>
       <w:tblPr/>
       <w:tcPr>
         <w:tcBorders>
           <w:bottom w:val="single" w:sz="12" w:space="0" w:color="FFFFFF" w:themeColor="background1"/>
         </w:tcBorders>
-        <w:shd w:val="clear" w:color="auto" w:fill="9E3A38" w:themeFill="accent2" w:themeFillShade="CC"/>
       </w:tcPr>
     </w:tblStylePr>
     <w:tblStylePr w:type="lastRow">
       <w:rPr>
         <w:b/>
         <w:bCs/>
-        <w:color w:val="9E3A38" w:themeColor="accent2" w:themeShade="CC"/>
+        <w:color w:val="000000" w:themeShade="CC"/>
       </w:rPr>
       <w:tblPr/>
       <w:tcPr>
         <w:tcBorders>
           <w:top w:val="single" w:sz="12" w:space="0" w:color="000000" w:themeColor="text1"/>
         </w:tcBorders>
-        <w:shd w:val="clear" w:color="auto" w:fill="FFFFFF" w:themeFill="background1"/>
       </w:tcPr>
     </w:tblStylePr>
     <w:tblStylePr w:type="firstCol">
@@ -12944,14 +12628,11 @@
           <w:insideH w:val="nil"/>
           <w:insideV w:val="nil"/>
         </w:tcBorders>
-        <w:shd w:val="clear" w:color="auto" w:fill="D3DFEE" w:themeFill="accent1" w:themeFillTint="3F"/>
       </w:tcPr>
     </w:tblStylePr>
     <w:tblStylePr w:type="band1Horz">
       <w:tblPr/>
-      <w:tcPr>
-        <w:shd w:val="clear" w:color="auto" w:fill="DBE5F1" w:themeFill="accent1" w:themeFillTint="33"/>
-      </w:tcPr>
+      <w:tcPr/>
     </w:tblStylePr>
   </w:style>
   <w:style w:type="table" w:styleId="ColorfulList-Accent2">
@@ -12963,7 +12644,7 @@
       <w:spacing w:after="0" w:line="240" w:lineRule="auto"/>
     </w:pPr>
     <w:rPr>
-      <w:color w:val="000000" w:themeColor="text1"/>
+      <w:color w:val="000000"/>
     </w:rPr>
     <w:tblPr>
       <w:tblStyleRowBandSize w:val="1"/>
@@ -12976,35 +12657,31 @@
         <w:right w:w="108" w:type="dxa"/>
       </w:tblCellMar>
     </w:tblPr>
-    <w:tcPr>
-      <w:shd w:val="clear" w:color="auto" w:fill="F8EDED" w:themeFill="accent2" w:themeFillTint="19"/>
-    </w:tcPr>
+    <w:tcPr/>
     <w:tblStylePr w:type="firstRow">
       <w:rPr>
         <w:b/>
         <w:bCs/>
-        <w:color w:val="FFFFFF" w:themeColor="background1"/>
+        <w:color w:val="000000"/>
       </w:rPr>
       <w:tblPr/>
       <w:tcPr>
         <w:tcBorders>
           <w:bottom w:val="single" w:sz="12" w:space="0" w:color="FFFFFF" w:themeColor="background1"/>
         </w:tcBorders>
-        <w:shd w:val="clear" w:color="auto" w:fill="9E3A38" w:themeFill="accent2" w:themeFillShade="CC"/>
       </w:tcPr>
     </w:tblStylePr>
     <w:tblStylePr w:type="lastRow">
       <w:rPr>
         <w:b/>
         <w:bCs/>
-        <w:color w:val="9E3A38" w:themeColor="accent2" w:themeShade="CC"/>
+        <w:color w:val="000000" w:themeShade="CC"/>
       </w:rPr>
       <w:tblPr/>
       <w:tcPr>
         <w:tcBorders>
           <w:top w:val="single" w:sz="12" w:space="0" w:color="000000" w:themeColor="text1"/>
         </w:tcBorders>
-        <w:shd w:val="clear" w:color="auto" w:fill="FFFFFF" w:themeFill="background1"/>
       </w:tcPr>
     </w:tblStylePr>
     <w:tblStylePr w:type="firstCol">
@@ -13030,14 +12707,11 @@
           <w:insideH w:val="nil"/>
           <w:insideV w:val="nil"/>
         </w:tcBorders>
-        <w:shd w:val="clear" w:color="auto" w:fill="EFD3D2" w:themeFill="accent2" w:themeFillTint="3F"/>
       </w:tcPr>
     </w:tblStylePr>
     <w:tblStylePr w:type="band1Horz">
       <w:tblPr/>
-      <w:tcPr>
-        <w:shd w:val="clear" w:color="auto" w:fill="F2DBDB" w:themeFill="accent2" w:themeFillTint="33"/>
-      </w:tcPr>
+      <w:tcPr/>
     </w:tblStylePr>
   </w:style>
   <w:style w:type="table" w:styleId="ColorfulList-Accent3">
@@ -13049,7 +12723,7 @@
       <w:spacing w:after="0" w:line="240" w:lineRule="auto"/>
     </w:pPr>
     <w:rPr>
-      <w:color w:val="000000" w:themeColor="text1"/>
+      <w:color w:val="000000"/>
     </w:rPr>
     <w:tblPr>
       <w:tblStyleRowBandSize w:val="1"/>
@@ -13062,35 +12736,31 @@
         <w:right w:w="108" w:type="dxa"/>
       </w:tblCellMar>
     </w:tblPr>
-    <w:tcPr>
-      <w:shd w:val="clear" w:color="auto" w:fill="F5F8EE" w:themeFill="accent3" w:themeFillTint="19"/>
-    </w:tcPr>
+    <w:tcPr/>
     <w:tblStylePr w:type="firstRow">
       <w:rPr>
         <w:b/>
         <w:bCs/>
-        <w:color w:val="FFFFFF" w:themeColor="background1"/>
+        <w:color w:val="000000"/>
       </w:rPr>
       <w:tblPr/>
       <w:tcPr>
         <w:tcBorders>
           <w:bottom w:val="single" w:sz="12" w:space="0" w:color="FFFFFF" w:themeColor="background1"/>
         </w:tcBorders>
-        <w:shd w:val="clear" w:color="auto" w:fill="664E82" w:themeFill="accent4" w:themeFillShade="CC"/>
       </w:tcPr>
     </w:tblStylePr>
     <w:tblStylePr w:type="lastRow">
       <w:rPr>
         <w:b/>
         <w:bCs/>
-        <w:color w:val="664E82" w:themeColor="accent4" w:themeShade="CC"/>
+        <w:color w:val="000000" w:themeShade="CC"/>
       </w:rPr>
       <w:tblPr/>
       <w:tcPr>
         <w:tcBorders>
           <w:top w:val="single" w:sz="12" w:space="0" w:color="000000" w:themeColor="text1"/>
         </w:tcBorders>
-        <w:shd w:val="clear" w:color="auto" w:fill="FFFFFF" w:themeFill="background1"/>
       </w:tcPr>
     </w:tblStylePr>
     <w:tblStylePr w:type="firstCol">
@@ -13116,14 +12786,11 @@
           <w:insideH w:val="nil"/>
           <w:insideV w:val="nil"/>
         </w:tcBorders>
-        <w:shd w:val="clear" w:color="auto" w:fill="E6EED5" w:themeFill="accent3" w:themeFillTint="3F"/>
       </w:tcPr>
     </w:tblStylePr>
     <w:tblStylePr w:type="band1Horz">
       <w:tblPr/>
-      <w:tcPr>
-        <w:shd w:val="clear" w:color="auto" w:fill="EAF1DD" w:themeFill="accent3" w:themeFillTint="33"/>
-      </w:tcPr>
+      <w:tcPr/>
     </w:tblStylePr>
   </w:style>
   <w:style w:type="table" w:styleId="ColorfulList-Accent4">
@@ -13135,7 +12802,7 @@
       <w:spacing w:after="0" w:line="240" w:lineRule="auto"/>
     </w:pPr>
     <w:rPr>
-      <w:color w:val="000000" w:themeColor="text1"/>
+      <w:color w:val="000000"/>
     </w:rPr>
     <w:tblPr>
       <w:tblStyleRowBandSize w:val="1"/>
@@ -13148,35 +12815,31 @@
         <w:right w:w="108" w:type="dxa"/>
       </w:tblCellMar>
     </w:tblPr>
-    <w:tcPr>
-      <w:shd w:val="clear" w:color="auto" w:fill="F2EFF6" w:themeFill="accent4" w:themeFillTint="19"/>
-    </w:tcPr>
+    <w:tcPr/>
     <w:tblStylePr w:type="firstRow">
       <w:rPr>
         <w:b/>
         <w:bCs/>
-        <w:color w:val="FFFFFF" w:themeColor="background1"/>
+        <w:color w:val="000000"/>
       </w:rPr>
       <w:tblPr/>
       <w:tcPr>
         <w:tcBorders>
           <w:bottom w:val="single" w:sz="12" w:space="0" w:color="FFFFFF" w:themeColor="background1"/>
         </w:tcBorders>
-        <w:shd w:val="clear" w:color="auto" w:fill="7E9C40" w:themeFill="accent3" w:themeFillShade="CC"/>
       </w:tcPr>
     </w:tblStylePr>
     <w:tblStylePr w:type="lastRow">
       <w:rPr>
         <w:b/>
         <w:bCs/>
-        <w:color w:val="7E9C40" w:themeColor="accent3" w:themeShade="CC"/>
+        <w:color w:val="000000" w:themeShade="CC"/>
       </w:rPr>
       <w:tblPr/>
       <w:tcPr>
         <w:tcBorders>
           <w:top w:val="single" w:sz="12" w:space="0" w:color="000000" w:themeColor="text1"/>
         </w:tcBorders>
-        <w:shd w:val="clear" w:color="auto" w:fill="FFFFFF" w:themeFill="background1"/>
       </w:tcPr>
     </w:tblStylePr>
     <w:tblStylePr w:type="firstCol">
@@ -13202,14 +12865,11 @@
           <w:insideH w:val="nil"/>
           <w:insideV w:val="nil"/>
         </w:tcBorders>
-        <w:shd w:val="clear" w:color="auto" w:fill="DFD8E8" w:themeFill="accent4" w:themeFillTint="3F"/>
       </w:tcPr>
     </w:tblStylePr>
     <w:tblStylePr w:type="band1Horz">
       <w:tblPr/>
-      <w:tcPr>
-        <w:shd w:val="clear" w:color="auto" w:fill="E5DFEC" w:themeFill="accent4" w:themeFillTint="33"/>
-      </w:tcPr>
+      <w:tcPr/>
     </w:tblStylePr>
   </w:style>
   <w:style w:type="table" w:styleId="ColorfulList-Accent5">
@@ -13221,7 +12881,7 @@
       <w:spacing w:after="0" w:line="240" w:lineRule="auto"/>
     </w:pPr>
     <w:rPr>
-      <w:color w:val="000000" w:themeColor="text1"/>
+      <w:color w:val="000000"/>
     </w:rPr>
     <w:tblPr>
       <w:tblStyleRowBandSize w:val="1"/>
@@ -13234,35 +12894,31 @@
         <w:right w:w="108" w:type="dxa"/>
       </w:tblCellMar>
     </w:tblPr>
-    <w:tcPr>
-      <w:shd w:val="clear" w:color="auto" w:fill="EDF6F9" w:themeFill="accent5" w:themeFillTint="19"/>
-    </w:tcPr>
+    <w:tcPr/>
     <w:tblStylePr w:type="firstRow">
       <w:rPr>
         <w:b/>
         <w:bCs/>
-        <w:color w:val="FFFFFF" w:themeColor="background1"/>
+        <w:color w:val="000000"/>
       </w:rPr>
       <w:tblPr/>
       <w:tcPr>
         <w:tcBorders>
           <w:bottom w:val="single" w:sz="12" w:space="0" w:color="FFFFFF" w:themeColor="background1"/>
         </w:tcBorders>
-        <w:shd w:val="clear" w:color="auto" w:fill="F2730A" w:themeFill="accent6" w:themeFillShade="CC"/>
       </w:tcPr>
     </w:tblStylePr>
     <w:tblStylePr w:type="lastRow">
       <w:rPr>
         <w:b/>
         <w:bCs/>
-        <w:color w:val="F2730A" w:themeColor="accent6" w:themeShade="CC"/>
+        <w:color w:val="000000" w:themeShade="CC"/>
       </w:rPr>
       <w:tblPr/>
       <w:tcPr>
         <w:tcBorders>
           <w:top w:val="single" w:sz="12" w:space="0" w:color="000000" w:themeColor="text1"/>
         </w:tcBorders>
-        <w:shd w:val="clear" w:color="auto" w:fill="FFFFFF" w:themeFill="background1"/>
       </w:tcPr>
     </w:tblStylePr>
     <w:tblStylePr w:type="firstCol">
@@ -13288,14 +12944,11 @@
           <w:insideH w:val="nil"/>
           <w:insideV w:val="nil"/>
         </w:tcBorders>
-        <w:shd w:val="clear" w:color="auto" w:fill="D2EAF1" w:themeFill="accent5" w:themeFillTint="3F"/>
       </w:tcPr>
     </w:tblStylePr>
     <w:tblStylePr w:type="band1Horz">
       <w:tblPr/>
-      <w:tcPr>
-        <w:shd w:val="clear" w:color="auto" w:fill="DAEEF3" w:themeFill="accent5" w:themeFillTint="33"/>
-      </w:tcPr>
+      <w:tcPr/>
     </w:tblStylePr>
   </w:style>
   <w:style w:type="table" w:styleId="ColorfulList-Accent6">
@@ -13307,7 +12960,7 @@
       <w:spacing w:after="0" w:line="240" w:lineRule="auto"/>
     </w:pPr>
     <w:rPr>
-      <w:color w:val="000000" w:themeColor="text1"/>
+      <w:color w:val="000000"/>
     </w:rPr>
     <w:tblPr>
       <w:tblStyleRowBandSize w:val="1"/>
@@ -13320,35 +12973,31 @@
         <w:right w:w="108" w:type="dxa"/>
       </w:tblCellMar>
     </w:tblPr>
-    <w:tcPr>
-      <w:shd w:val="clear" w:color="auto" w:fill="FEF4EC" w:themeFill="accent6" w:themeFillTint="19"/>
-    </w:tcPr>
+    <w:tcPr/>
     <w:tblStylePr w:type="firstRow">
       <w:rPr>
         <w:b/>
         <w:bCs/>
-        <w:color w:val="FFFFFF" w:themeColor="background1"/>
+        <w:color w:val="000000"/>
       </w:rPr>
       <w:tblPr/>
       <w:tcPr>
         <w:tcBorders>
           <w:bottom w:val="single" w:sz="12" w:space="0" w:color="FFFFFF" w:themeColor="background1"/>
         </w:tcBorders>
-        <w:shd w:val="clear" w:color="auto" w:fill="348DA5" w:themeFill="accent5" w:themeFillShade="CC"/>
       </w:tcPr>
     </w:tblStylePr>
     <w:tblStylePr w:type="lastRow">
       <w:rPr>
         <w:b/>
         <w:bCs/>
-        <w:color w:val="348DA5" w:themeColor="accent5" w:themeShade="CC"/>
+        <w:color w:val="000000" w:themeShade="CC"/>
       </w:rPr>
       <w:tblPr/>
       <w:tcPr>
         <w:tcBorders>
           <w:top w:val="single" w:sz="12" w:space="0" w:color="000000" w:themeColor="text1"/>
         </w:tcBorders>
-        <w:shd w:val="clear" w:color="auto" w:fill="FFFFFF" w:themeFill="background1"/>
       </w:tcPr>
     </w:tblStylePr>
     <w:tblStylePr w:type="firstCol">
@@ -13374,14 +13023,11 @@
           <w:insideH w:val="nil"/>
           <w:insideV w:val="nil"/>
         </w:tcBorders>
-        <w:shd w:val="clear" w:color="auto" w:fill="FDE4D0" w:themeFill="accent6" w:themeFillTint="3F"/>
       </w:tcPr>
     </w:tblStylePr>
     <w:tblStylePr w:type="band1Horz">
       <w:tblPr/>
-      <w:tcPr>
-        <w:shd w:val="clear" w:color="auto" w:fill="FDE9D9" w:themeFill="accent6" w:themeFillTint="33"/>
-      </w:tcPr>
+      <w:tcPr/>
     </w:tblStylePr>
   </w:style>
   <w:style w:type="table" w:styleId="ColorfulGrid">
@@ -13393,7 +13039,7 @@
       <w:spacing w:after="0" w:line="240" w:lineRule="auto"/>
     </w:pPr>
     <w:rPr>
-      <w:color w:val="000000" w:themeColor="text1"/>
+      <w:color w:val="000000"/>
     </w:rPr>
     <w:tblPr>
       <w:tblStyleRowBandSize w:val="1"/>
@@ -13409,59 +13055,45 @@
         <w:right w:w="108" w:type="dxa"/>
       </w:tblCellMar>
     </w:tblPr>
-    <w:tcPr>
-      <w:shd w:val="clear" w:color="auto" w:fill="CCCCCC" w:themeFill="text1" w:themeFillTint="33"/>
-    </w:tcPr>
+    <w:tcPr/>
     <w:tblStylePr w:type="firstRow">
       <w:rPr>
         <w:b/>
         <w:bCs/>
       </w:rPr>
       <w:tblPr/>
-      <w:tcPr>
-        <w:shd w:val="clear" w:color="auto" w:fill="999999" w:themeFill="text1" w:themeFillTint="66"/>
-      </w:tcPr>
+      <w:tcPr/>
     </w:tblStylePr>
     <w:tblStylePr w:type="lastRow">
       <w:rPr>
         <w:b/>
         <w:bCs/>
-        <w:color w:val="000000" w:themeColor="text1"/>
-      </w:rPr>
-      <w:tblPr/>
-      <w:tcPr>
-        <w:shd w:val="clear" w:color="auto" w:fill="999999" w:themeFill="text1" w:themeFillTint="66"/>
-      </w:tcPr>
+        <w:color w:val="000000"/>
+      </w:rPr>
+      <w:tblPr/>
+      <w:tcPr/>
     </w:tblStylePr>
     <w:tblStylePr w:type="firstCol">
       <w:rPr>
-        <w:color w:val="FFFFFF" w:themeColor="background1"/>
-      </w:rPr>
-      <w:tblPr/>
-      <w:tcPr>
-        <w:shd w:val="clear" w:color="auto" w:fill="000000" w:themeFill="text1" w:themeFillShade="BF"/>
-      </w:tcPr>
+        <w:color w:val="000000"/>
+      </w:rPr>
+      <w:tblPr/>
+      <w:tcPr/>
     </w:tblStylePr>
     <w:tblStylePr w:type="lastCol">
       <w:rPr>
-        <w:color w:val="FFFFFF" w:themeColor="background1"/>
-      </w:rPr>
-      <w:tblPr/>
-      <w:tcPr>
-        <w:shd w:val="clear" w:color="auto" w:fill="000000" w:themeFill="text1" w:themeFillShade="BF"/>
-      </w:tcPr>
+        <w:color w:val="000000"/>
+      </w:rPr>
+      <w:tblPr/>
+      <w:tcPr/>
     </w:tblStylePr>
     <w:tblStylePr w:type="band1Vert">
       <w:tblPr/>
-      <w:tcPr>
-        <w:shd w:val="clear" w:color="auto" w:fill="808080" w:themeFill="text1" w:themeFillTint="7F"/>
-      </w:tcPr>
+      <w:tcPr/>
     </w:tblStylePr>
     <w:tblStylePr w:type="band1Horz">
       <w:tblPr/>
-      <w:tcPr>
-        <w:shd w:val="clear" w:color="auto" w:fill="808080" w:themeFill="text1" w:themeFillTint="7F"/>
-      </w:tcPr>
+      <w:tcPr/>
     </w:tblStylePr>
   </w:style>
   <w:style w:type="table" w:styleId="ColorfulGrid-Accent1">
@@ -13473,7 +13105,7 @@
       <w:spacing w:after="0" w:line="240" w:lineRule="auto"/>
     </w:pPr>
     <w:rPr>
-      <w:color w:val="000000" w:themeColor="text1"/>
+      <w:color w:val="000000"/>
     </w:rPr>
     <w:tblPr>
       <w:tblStyleRowBandSize w:val="1"/>
@@ -13489,59 +13121,45 @@
         <w:right w:w="108" w:type="dxa"/>
       </w:tblCellMar>
     </w:tblPr>
-    <w:tcPr>
-      <w:shd w:val="clear" w:color="auto" w:fill="DBE5F1" w:themeFill="accent1" w:themeFillTint="33"/>
-    </w:tcPr>
+    <w:tcPr/>
     <w:tblStylePr w:type="firstRow">
       <w:rPr>
         <w:b/>
         <w:bCs/>
       </w:rPr>
       <w:tblPr/>
-      <w:tcPr>
-        <w:shd w:val="clear" w:color="auto" w:fill="B8CCE4" w:themeFill="accent1" w:themeFillTint="66"/>
-      </w:tcPr>
+      <w:tcPr/>
     </w:tblStylePr>
     <w:tblStylePr w:type="lastRow">
       <w:rPr>
         <w:b/>
         <w:bCs/>
-        <w:color w:val="000000" w:themeColor="text1"/>
-      </w:rPr>
-      <w:tblPr/>
-      <w:tcPr>
-        <w:shd w:val="clear" w:color="auto" w:fill="B8CCE4" w:themeFill="accent1" w:themeFillTint="66"/>
-      </w:tcPr>
+        <w:color w:val="000000"/>
+      </w:rPr>
+      <w:tblPr/>
+      <w:tcPr/>
     </w:tblStylePr>
     <w:tblStylePr w:type="firstCol">
       <w:rPr>
-        <w:color w:val="FFFFFF" w:themeColor="background1"/>
-      </w:rPr>
-      <w:tblPr/>
-      <w:tcPr>
-        <w:shd w:val="clear" w:color="auto" w:fill="365F91" w:themeFill="accent1" w:themeFillShade="BF"/>
-      </w:tcPr>
+        <w:color w:val="000000"/>
+      </w:rPr>
+      <w:tblPr/>
+      <w:tcPr/>
     </w:tblStylePr>
     <w:tblStylePr w:type="lastCol">
       <w:rPr>
-        <w:color w:val="FFFFFF" w:themeColor="background1"/>
-      </w:rPr>
-      <w:tblPr/>
-      <w:tcPr>
-        <w:shd w:val="clear" w:color="auto" w:fill="365F91" w:themeFill="accent1" w:themeFillShade="BF"/>
-      </w:tcPr>
+        <w:color w:val="000000"/>
+      </w:rPr>
+      <w:tblPr/>
+      <w:tcPr/>
     </w:tblStylePr>
     <w:tblStylePr w:type="band1Vert">
       <w:tblPr/>
-      <w:tcPr>
-        <w:shd w:val="clear" w:color="auto" w:fill="A7BFDE" w:themeFill="accent1" w:themeFillTint="7F"/>
-      </w:tcPr>
+      <w:tcPr/>
     </w:tblStylePr>
     <w:tblStylePr w:type="band1Horz">
       <w:tblPr/>
-      <w:tcPr>
-        <w:shd w:val="clear" w:color="auto" w:fill="A7BFDE" w:themeFill="accent1" w:themeFillTint="7F"/>
-      </w:tcPr>
+      <w:tcPr/>
     </w:tblStylePr>
   </w:style>
   <w:style w:type="table" w:styleId="ColorfulGrid-Accent2">
@@ -13553,7 +13171,7 @@
       <w:spacing w:after="0" w:line="240" w:lineRule="auto"/>
     </w:pPr>
     <w:rPr>
-      <w:color w:val="000000" w:themeColor="text1"/>
+      <w:color w:val="000000"/>
     </w:rPr>
     <w:tblPr>
       <w:tblStyleRowBandSize w:val="1"/>
@@ -13569,59 +13187,45 @@
         <w:right w:w="108" w:type="dxa"/>
       </w:tblCellMar>
     </w:tblPr>
-    <w:tcPr>
-      <w:shd w:val="clear" w:color="auto" w:fill="F2DBDB" w:themeFill="accent2" w:themeFillTint="33"/>
-    </w:tcPr>
+    <w:tcPr/>
     <w:tblStylePr w:type="firstRow">
       <w:rPr>
         <w:b/>
         <w:bCs/>
       </w:rPr>
       <w:tblPr/>
-      <w:tcPr>
-        <w:shd w:val="clear" w:color="auto" w:fill="E5B8B7" w:themeFill="accent2" w:themeFillTint="66"/>
-      </w:tcPr>
+      <w:tcPr/>
     </w:tblStylePr>
     <w:tblStylePr w:type="lastRow">
       <w:rPr>
         <w:b/>
         <w:bCs/>
-        <w:color w:val="000000" w:themeColor="text1"/>
-      </w:rPr>
-      <w:tblPr/>
-      <w:tcPr>
-        <w:shd w:val="clear" w:color="auto" w:fill="E5B8B7" w:themeFill="accent2" w:themeFillTint="66"/>
-      </w:tcPr>
+        <w:color w:val="000000"/>
+      </w:rPr>
+      <w:tblPr/>
+      <w:tcPr/>
     </w:tblStylePr>
     <w:tblStylePr w:type="firstCol">
       <w:rPr>
-        <w:color w:val="FFFFFF" w:themeColor="background1"/>
-      </w:rPr>
-      <w:tblPr/>
-      <w:tcPr>
-        <w:shd w:val="clear" w:color="auto" w:fill="943634" w:themeFill="accent2" w:themeFillShade="BF"/>
-      </w:tcPr>
+        <w:color w:val="000000"/>
+      </w:rPr>
+      <w:tblPr/>
+      <w:tcPr/>
     </w:tblStylePr>
     <w:tblStylePr w:type="lastCol">
       <w:rPr>
-        <w:color w:val="FFFFFF" w:themeColor="background1"/>
-      </w:rPr>
-      <w:tblPr/>
-      <w:tcPr>
-        <w:shd w:val="clear" w:color="auto" w:fill="943634" w:themeFill="accent2" w:themeFillShade="BF"/>
-      </w:tcPr>
+        <w:color w:val="000000"/>
+      </w:rPr>
+      <w:tblPr/>
+      <w:tcPr/>
     </w:tblStylePr>
     <w:tblStylePr w:type="band1Vert">
       <w:tblPr/>
-      <w:tcPr>
-        <w:shd w:val="clear" w:color="auto" w:fill="DFA7A6" w:themeFill="accent2" w:themeFillTint="7F"/>
-      </w:tcPr>
+      <w:tcPr/>
     </w:tblStylePr>
     <w:tblStylePr w:type="band1Horz">
       <w:tblPr/>
-      <w:tcPr>
-        <w:shd w:val="clear" w:color="auto" w:fill="DFA7A6" w:themeFill="accent2" w:themeFillTint="7F"/>
-      </w:tcPr>
+      <w:tcPr/>
     </w:tblStylePr>
   </w:style>
   <w:style w:type="table" w:styleId="ColorfulGrid-Accent3">
@@ -13633,7 +13237,7 @@
       <w:spacing w:after="0" w:line="240" w:lineRule="auto"/>
     </w:pPr>
     <w:rPr>
-      <w:color w:val="000000" w:themeColor="text1"/>
+      <w:color w:val="000000"/>
     </w:rPr>
     <w:tblPr>
       <w:tblStyleRowBandSize w:val="1"/>
@@ -13649,59 +13253,45 @@
         <w:right w:w="108" w:type="dxa"/>
       </w:tblCellMar>
     </w:tblPr>
-    <w:tcPr>
-      <w:shd w:val="clear" w:color="auto" w:fill="EAF1DD" w:themeFill="accent3" w:themeFillTint="33"/>
-    </w:tcPr>
+    <w:tcPr/>
     <w:tblStylePr w:type="firstRow">
       <w:rPr>
         <w:b/>
         <w:bCs/>
       </w:rPr>
       <w:tblPr/>
-      <w:tcPr>
-        <w:shd w:val="clear" w:color="auto" w:fill="D6E3BC" w:themeFill="accent3" w:themeFillTint="66"/>
-      </w:tcPr>
+      <w:tcPr/>
     </w:tblStylePr>
     <w:tblStylePr w:type="lastRow">
       <w:rPr>
         <w:b/>
         <w:bCs/>
-        <w:color w:val="000000" w:themeColor="text1"/>
-      </w:rPr>
-      <w:tblPr/>
-      <w:tcPr>
-        <w:shd w:val="clear" w:color="auto" w:fill="D6E3BC" w:themeFill="accent3" w:themeFillTint="66"/>
-      </w:tcPr>
+        <w:color w:val="000000"/>
+      </w:rPr>
+      <w:tblPr/>
+      <w:tcPr/>
     </w:tblStylePr>
     <w:tblStylePr w:type="firstCol">
       <w:rPr>
-        <w:color w:val="FFFFFF" w:themeColor="background1"/>
-      </w:rPr>
-      <w:tblPr/>
-      <w:tcPr>
-        <w:shd w:val="clear" w:color="auto" w:fill="76923C" w:themeFill="accent3" w:themeFillShade="BF"/>
-      </w:tcPr>
+        <w:color w:val="000000"/>
+      </w:rPr>
+      <w:tblPr/>
+      <w:tcPr/>
     </w:tblStylePr>
     <w:tblStylePr w:type="lastCol">
       <w:rPr>
-        <w:color w:val="FFFFFF" w:themeColor="background1"/>
-      </w:rPr>
-      <w:tblPr/>
-      <w:tcPr>
-        <w:shd w:val="clear" w:color="auto" w:fill="76923C" w:themeFill="accent3" w:themeFillShade="BF"/>
-      </w:tcPr>
+        <w:color w:val="000000"/>
+      </w:rPr>
+      <w:tblPr/>
+      <w:tcPr/>
     </w:tblStylePr>
     <w:tblStylePr w:type="band1Vert">
       <w:tblPr/>
-      <w:tcPr>
-        <w:shd w:val="clear" w:color="auto" w:fill="CDDDAC" w:themeFill="accent3" w:themeFillTint="7F"/>
-      </w:tcPr>
+      <w:tcPr/>
     </w:tblStylePr>
     <w:tblStylePr w:type="band1Horz">
       <w:tblPr/>
-      <w:tcPr>
-        <w:shd w:val="clear" w:color="auto" w:fill="CDDDAC" w:themeFill="accent3" w:themeFillTint="7F"/>
-      </w:tcPr>
+      <w:tcPr/>
     </w:tblStylePr>
   </w:style>
   <w:style w:type="table" w:styleId="ColorfulGrid-Accent4">
@@ -13713,7 +13303,7 @@
       <w:spacing w:after="0" w:line="240" w:lineRule="auto"/>
     </w:pPr>
     <w:rPr>
-      <w:color w:val="000000" w:themeColor="text1"/>
+      <w:color w:val="000000"/>
     </w:rPr>
     <w:tblPr>
       <w:tblStyleRowBandSize w:val="1"/>
@@ -13729,59 +13319,45 @@
         <w:right w:w="108" w:type="dxa"/>
       </w:tblCellMar>
     </w:tblPr>
-    <w:tcPr>
-      <w:shd w:val="clear" w:color="auto" w:fill="E5DFEC" w:themeFill="accent4" w:themeFillTint="33"/>
-    </w:tcPr>
+    <w:tcPr/>
     <w:tblStylePr w:type="firstRow">
       <w:rPr>
         <w:b/>
         <w:bCs/>
       </w:rPr>
       <w:tblPr/>
-      <w:tcPr>
-        <w:shd w:val="clear" w:color="auto" w:fill="CCC0D9" w:themeFill="accent4" w:themeFillTint="66"/>
-      </w:tcPr>
+      <w:tcPr/>
     </w:tblStylePr>
     <w:tblStylePr w:type="lastRow">
       <w:rPr>
         <w:b/>
         <w:bCs/>
-        <w:color w:val="000000" w:themeColor="text1"/>
-      </w:rPr>
-      <w:tblPr/>
-      <w:tcPr>
-        <w:shd w:val="clear" w:color="auto" w:fill="CCC0D9" w:themeFill="accent4" w:themeFillTint="66"/>
-      </w:tcPr>
+        <w:color w:val="000000"/>
+      </w:rPr>
+      <w:tblPr/>
+      <w:tcPr/>
     </w:tblStylePr>
     <w:tblStylePr w:type="firstCol">
       <w:rPr>
-        <w:color w:val="FFFFFF" w:themeColor="background1"/>
-      </w:rPr>
-      <w:tblPr/>
-      <w:tcPr>
-        <w:shd w:val="clear" w:color="auto" w:fill="5F497A" w:themeFill="accent4" w:themeFillShade="BF"/>
-      </w:tcPr>
+        <w:color w:val="000000"/>
+      </w:rPr>
+      <w:tblPr/>
+      <w:tcPr/>
     </w:tblStylePr>
     <w:tblStylePr w:type="lastCol">
       <w:rPr>
-        <w:color w:val="FFFFFF" w:themeColor="background1"/>
-      </w:rPr>
-      <w:tblPr/>
-      <w:tcPr>
-        <w:shd w:val="clear" w:color="auto" w:fill="5F497A" w:themeFill="accent4" w:themeFillShade="BF"/>
-      </w:tcPr>
+        <w:color w:val="000000"/>
+      </w:rPr>
+      <w:tblPr/>
+      <w:tcPr/>
     </w:tblStylePr>
     <w:tblStylePr w:type="band1Vert">
       <w:tblPr/>
-      <w:tcPr>
-        <w:shd w:val="clear" w:color="auto" w:fill="BFB1D0" w:themeFill="accent4" w:themeFillTint="7F"/>
-      </w:tcPr>
+      <w:tcPr/>
     </w:tblStylePr>
     <w:tblStylePr w:type="band1Horz">
       <w:tblPr/>
-      <w:tcPr>
-        <w:shd w:val="clear" w:color="auto" w:fill="BFB1D0" w:themeFill="accent4" w:themeFillTint="7F"/>
-      </w:tcPr>
+      <w:tcPr/>
     </w:tblStylePr>
   </w:style>
   <w:style w:type="table" w:styleId="ColorfulGrid-Accent5">
@@ -13793,7 +13369,7 @@
       <w:spacing w:after="0" w:line="240" w:lineRule="auto"/>
     </w:pPr>
     <w:rPr>
-      <w:color w:val="000000" w:themeColor="text1"/>
+      <w:color w:val="000000"/>
     </w:rPr>
     <w:tblPr>
       <w:tblStyleRowBandSize w:val="1"/>
@@ -13809,59 +13385,45 @@
         <w:right w:w="108" w:type="dxa"/>
       </w:tblCellMar>
     </w:tblPr>
-    <w:tcPr>
-      <w:shd w:val="clear" w:color="auto" w:fill="DAEEF3" w:themeFill="accent5" w:themeFillTint="33"/>
-    </w:tcPr>
+    <w:tcPr/>
     <w:tblStylePr w:type="firstRow">
       <w:rPr>
         <w:b/>
         <w:bCs/>
       </w:rPr>
       <w:tblPr/>
-      <w:tcPr>
-        <w:shd w:val="clear" w:color="auto" w:fill="B6DDE8" w:themeFill="accent5" w:themeFillTint="66"/>
-      </w:tcPr>
+      <w:tcPr/>
     </w:tblStylePr>
     <w:tblStylePr w:type="lastRow">
       <w:rPr>
         <w:b/>
         <w:bCs/>
-        <w:color w:val="000000" w:themeColor="text1"/>
-      </w:rPr>
-      <w:tblPr/>
-      <w:tcPr>
-        <w:shd w:val="clear" w:color="auto" w:fill="B6DDE8" w:themeFill="accent5" w:themeFillTint="66"/>
-      </w:tcPr>
+        <w:color w:val="000000"/>
+      </w:rPr>
+      <w:tblPr/>
+      <w:tcPr/>
     </w:tblStylePr>
     <w:tblStylePr w:type="firstCol">
       <w:rPr>
-        <w:color w:val="FFFFFF" w:themeColor="background1"/>
-      </w:rPr>
-      <w:tblPr/>
-      <w:tcPr>
-        <w:shd w:val="clear" w:color="auto" w:fill="31849B" w:themeFill="accent5" w:themeFillShade="BF"/>
-      </w:tcPr>
+        <w:color w:val="000000"/>
+      </w:rPr>
+      <w:tblPr/>
+      <w:tcPr/>
     </w:tblStylePr>
     <w:tblStylePr w:type="lastCol">
       <w:rPr>
-        <w:color w:val="FFFFFF" w:themeColor="background1"/>
-      </w:rPr>
-      <w:tblPr/>
-      <w:tcPr>
-        <w:shd w:val="clear" w:color="auto" w:fill="31849B" w:themeFill="accent5" w:themeFillShade="BF"/>
-      </w:tcPr>
+        <w:color w:val="000000"/>
+      </w:rPr>
+      <w:tblPr/>
+      <w:tcPr/>
     </w:tblStylePr>
     <w:tblStylePr w:type="band1Vert">
       <w:tblPr/>
-      <w:tcPr>
-        <w:shd w:val="clear" w:color="auto" w:fill="A5D5E2" w:themeFill="accent5" w:themeFillTint="7F"/>
-      </w:tcPr>
+      <w:tcPr/>
     </w:tblStylePr>
     <w:tblStylePr w:type="band1Horz">
       <w:tblPr/>
-      <w:tcPr>
-        <w:shd w:val="clear" w:color="auto" w:fill="A5D5E2" w:themeFill="accent5" w:themeFillTint="7F"/>
-      </w:tcPr>
+      <w:tcPr/>
     </w:tblStylePr>
   </w:style>
   <w:style w:type="table" w:styleId="ColorfulGrid-Accent6">
@@ -13873,7 +13435,7 @@
       <w:spacing w:after="0" w:line="240" w:lineRule="auto"/>
     </w:pPr>
     <w:rPr>
-      <w:color w:val="000000" w:themeColor="text1"/>
+      <w:color w:val="000000"/>
     </w:rPr>
     <w:tblPr>
       <w:tblStyleRowBandSize w:val="1"/>
@@ -13889,59 +13451,45 @@
         <w:right w:w="108" w:type="dxa"/>
       </w:tblCellMar>
     </w:tblPr>
-    <w:tcPr>
-      <w:shd w:val="clear" w:color="auto" w:fill="FDE9D9" w:themeFill="accent6" w:themeFillTint="33"/>
-    </w:tcPr>
+    <w:tcPr/>
     <w:tblStylePr w:type="firstRow">
       <w:rPr>
         <w:b/>
         <w:bCs/>
       </w:rPr>
       <w:tblPr/>
-      <w:tcPr>
-        <w:shd w:val="clear" w:color="auto" w:fill="FBD4B4" w:themeFill="accent6" w:themeFillTint="66"/>
-      </w:tcPr>
+      <w:tcPr/>
     </w:tblStylePr>
     <w:tblStylePr w:type="lastRow">
       <w:rPr>
         <w:b/>
         <w:bCs/>
-        <w:color w:val="000000" w:themeColor="text1"/>
-      </w:rPr>
-      <w:tblPr/>
-      <w:tcPr>
-        <w:shd w:val="clear" w:color="auto" w:fill="FBD4B4" w:themeFill="accent6" w:themeFillTint="66"/>
-      </w:tcPr>
+        <w:color w:val="000000"/>
+      </w:rPr>
+      <w:tblPr/>
+      <w:tcPr/>
     </w:tblStylePr>
     <w:tblStylePr w:type="firstCol">
       <w:rPr>
-        <w:color w:val="FFFFFF" w:themeColor="background1"/>
-      </w:rPr>
-      <w:tblPr/>
-      <w:tcPr>
-        <w:shd w:val="clear" w:color="auto" w:fill="E36C0A" w:themeFill="accent6" w:themeFillShade="BF"/>
-      </w:tcPr>
+        <w:color w:val="000000"/>
+      </w:rPr>
+      <w:tblPr/>
+      <w:tcPr/>
     </w:tblStylePr>
     <w:tblStylePr w:type="lastCol">
       <w:rPr>
-        <w:color w:val="FFFFFF" w:themeColor="background1"/>
-      </w:rPr>
-      <w:tblPr/>
-      <w:tcPr>
-        <w:shd w:val="clear" w:color="auto" w:fill="E36C0A" w:themeFill="accent6" w:themeFillShade="BF"/>
-      </w:tcPr>
+        <w:color w:val="000000"/>
+      </w:rPr>
+      <w:tblPr/>
+      <w:tcPr/>
     </w:tblStylePr>
     <w:tblStylePr w:type="band1Vert">
       <w:tblPr/>
-      <w:tcPr>
-        <w:shd w:val="clear" w:color="auto" w:fill="FBCAA2" w:themeFill="accent6" w:themeFillTint="7F"/>
-      </w:tcPr>
+      <w:tcPr/>
     </w:tblStylePr>
     <w:tblStylePr w:type="band1Horz">
       <w:tblPr/>
-      <w:tcPr>
-        <w:shd w:val="clear" w:color="auto" w:fill="FBCAA2" w:themeFill="accent6" w:themeFillTint="7F"/>
-      </w:tcPr>
+      <w:tcPr/>
     </w:tblStylePr>
   </w:style>
 </w:styles>
